--- a/docs/Путеводитель_по_коду.docx
+++ b/docs/Путеводитель_по_коду.docx
@@ -2,7 +2,7 @@
 <file path=word/document.xml><?xml version="1.0" encoding="utf-8"?>
 <w:document xmlns:w="http://schemas.openxmlformats.org/wordprocessingml/2006/main" xmlns:m="http://schemas.openxmlformats.org/officeDocument/2006/math" xmlns:r="http://schemas.openxmlformats.org/officeDocument/2006/relationships" xmlns:o="urn:schemas-microsoft-com:office:office" xmlns:v="urn:schemas-microsoft-com:vml" xmlns:w10="urn:schemas-microsoft-com:office:word" xmlns:a="http://schemas.openxmlformats.org/drawingml/2006/main" xmlns:pic="http://schemas.openxmlformats.org/drawingml/2006/picture" xmlns:wp="http://schemas.openxmlformats.org/drawingml/2006/wordprocessingDrawing">
   <w:body>
-    <w:bookmarkStart w:id="36" w:name="путеводитель-по-коду-приложения-маршрут"/>
+    <w:bookmarkStart w:id="37" w:name="путеводитель-по-коду-приложения-маршрут"/>
     <w:p>
       <w:pPr>
         <w:pStyle w:val="Heading1"/>
@@ -46,7 +46,7 @@
         <w:t xml:space="preserve"> </w:t>
       </w:r>
       <w:r>
-        <w:t xml:space="preserve">— точка входа: открывает базу данных и настройки и запускает приложение.</w:t>
+        <w:t xml:space="preserve">— точка входа: открывает настройки и запускает приложение. Своей базы у приложения нет.</w:t>
       </w:r>
     </w:p>
     <w:p>
@@ -131,6 +131,48 @@
       </w:r>
       <w:r>
         <w:t xml:space="preserve">— экраны, по одной папке на раздел приложения.</w:t>
+      </w:r>
+    </w:p>
+    <w:p>
+      <w:pPr>
+        <w:numPr>
+          <w:ilvl w:val="0"/>
+          <w:numId w:val="1001"/>
+        </w:numPr>
+        <w:pStyle w:val="Compact"/>
+      </w:pPr>
+      <w:r>
+        <w:rPr>
+          <w:rStyle w:val="VerbatimChar"/>
+        </w:rPr>
+        <w:t xml:space="preserve">lib/data/api/api_client.dart</w:t>
+      </w:r>
+      <w:r>
+        <w:t xml:space="preserve"> </w:t>
+      </w:r>
+      <w:r>
+        <w:t xml:space="preserve">— как приложение отправляет запросы серверу и обрабатывает ответы и ошибки.</w:t>
+      </w:r>
+    </w:p>
+    <w:p>
+      <w:pPr>
+        <w:numPr>
+          <w:ilvl w:val="0"/>
+          <w:numId w:val="1001"/>
+        </w:numPr>
+        <w:pStyle w:val="Compact"/>
+      </w:pPr>
+      <w:r>
+        <w:rPr>
+          <w:rStyle w:val="VerbatimChar"/>
+        </w:rPr>
+        <w:t xml:space="preserve">lib/server/api_server.dart</w:t>
+      </w:r>
+      <w:r>
+        <w:t xml:space="preserve"> </w:t>
+      </w:r>
+      <w:r>
+        <w:t xml:space="preserve">— сервер API: все адреса, проверка токена и данных, коды ответов.</w:t>
       </w:r>
     </w:p>
     <w:bookmarkEnd w:id="20"/>
@@ -268,7 +310,7 @@
                 <w:color w:val="000000"/>
                 <w:sz w:val="24"/>
               </w:rPr>
-              <w:t xml:space="preserve">Весь код приложения на Dart (подробно в разделе 4)</w:t>
+              <w:t xml:space="preserve">Весь код на Dart: приложение и сервер API (подробно в разделе 4)</w:t>
             </w:r>
           </w:p>
         </w:tc>
@@ -295,6 +337,121 @@
                 <w:color w:val="000000"/>
                 <w:sz w:val="20"/>
               </w:rPr>
+              <w:t>bin/marshrut_​server.​dart</w:t>
+            </w:r>
+          </w:p>
+        </w:tc>
+        <w:tc>
+          <w:tcPr>
+            <w:tcW w:type="dxa" w:w="6803"/>
+          </w:tcPr>
+          <w:p>
+            <w:pPr>
+              <w:pStyle w:val="Compact"/>
+              <w:spacing w:line="240" w:lineRule="auto" w:before="0" w:after="0"/>
+              <w:ind w:firstLine="0" w:left="0"/>
+              <w:jc w:val="left"/>
+            </w:pPr>
+            <w:r>
+              <w:rPr>
+                <w:rFonts w:ascii="Times New Roman" w:hAnsi="Times New Roman" w:eastAsia="Times New Roman" w:cs="Times New Roman"/>
+                <w:color w:val="000000"/>
+                <w:sz w:val="24"/>
+              </w:rPr>
+              <w:t>Программа-сервер API: разбирает параметры (</w:t>
+            </w:r>
+            <w:r>
+              <w:rPr>
+                <w:rStyle w:val="VerbatimChar"/>
+                <w:rFonts w:ascii="Courier New" w:hAnsi="Courier New" w:eastAsia="Courier New" w:cs="Courier New"/>
+                <w:color w:val="000000"/>
+                <w:sz w:val="20"/>
+              </w:rPr>
+              <w:t xml:space="preserve">--port</w:t>
+            </w:r>
+            <w:r>
+              <w:rPr>
+                <w:rFonts w:ascii="Times New Roman" w:hAnsi="Times New Roman" w:eastAsia="Times New Roman" w:cs="Times New Roman"/>
+                <w:color w:val="000000"/>
+                <w:sz w:val="24"/>
+              </w:rPr>
+              <w:t xml:space="preserve">,</w:t>
+            </w:r>
+            <w:r>
+              <w:rPr>
+                <w:rFonts w:ascii="Times New Roman" w:hAnsi="Times New Roman" w:eastAsia="Times New Roman" w:cs="Times New Roman"/>
+                <w:color w:val="000000"/>
+                <w:sz w:val="24"/>
+              </w:rPr>
+              <w:t xml:space="preserve"> </w:t>
+            </w:r>
+            <w:r>
+              <w:rPr>
+                <w:rStyle w:val="VerbatimChar"/>
+                <w:rFonts w:ascii="Courier New" w:hAnsi="Courier New" w:eastAsia="Courier New" w:cs="Courier New"/>
+                <w:color w:val="000000"/>
+                <w:sz w:val="20"/>
+              </w:rPr>
+              <w:t xml:space="preserve">--db</w:t>
+            </w:r>
+            <w:r>
+              <w:rPr>
+                <w:rFonts w:ascii="Times New Roman" w:hAnsi="Times New Roman" w:eastAsia="Times New Roman" w:cs="Times New Roman"/>
+                <w:color w:val="000000"/>
+                <w:sz w:val="24"/>
+              </w:rPr>
+              <w:t xml:space="preserve">,</w:t>
+            </w:r>
+            <w:r>
+              <w:rPr>
+                <w:rFonts w:ascii="Times New Roman" w:hAnsi="Times New Roman" w:eastAsia="Times New Roman" w:cs="Times New Roman"/>
+                <w:color w:val="000000"/>
+                <w:sz w:val="24"/>
+              </w:rPr>
+              <w:t xml:space="preserve"> </w:t>
+            </w:r>
+            <w:r>
+              <w:rPr>
+                <w:rStyle w:val="VerbatimChar"/>
+                <w:rFonts w:ascii="Courier New" w:hAnsi="Courier New" w:eastAsia="Courier New" w:cs="Courier New"/>
+                <w:color w:val="000000"/>
+                <w:sz w:val="20"/>
+              </w:rPr>
+              <w:t xml:space="preserve">--catalog</w:t>
+            </w:r>
+            <w:r>
+              <w:rPr>
+                <w:rFonts w:ascii="Times New Roman" w:hAnsi="Times New Roman" w:eastAsia="Times New Roman" w:cs="Times New Roman"/>
+                <w:color w:val="000000"/>
+                <w:sz w:val="24"/>
+              </w:rPr>
+              <w:t xml:space="preserve">), открывает базу, читает каталог и запускает сервер; печатает адреса для телефона</w:t>
+            </w:r>
+          </w:p>
+        </w:tc>
+      </w:tr>
+      <w:tr>
+        <w:trPr>
+          <w:cantSplit/>
+        </w:trPr>
+        <w:tc>
+          <w:tcPr>
+            <w:tcW w:type="dxa" w:w="2551"/>
+          </w:tcPr>
+          <w:p>
+            <w:pPr>
+              <w:pStyle w:val="Compact"/>
+              <w:spacing w:line="240" w:lineRule="auto" w:before="0" w:after="0"/>
+              <w:ind w:firstLine="0" w:left="0"/>
+              <w:jc w:val="left"/>
+            </w:pPr>
+            <w:r>
+              <w:rPr>
+                <w:rStyle w:val="VerbatimChar"/>
+                <w:rFonts w:ascii="Courier New" w:hAnsi="Courier New" w:eastAsia="Courier New" w:cs="Courier New"/>
+                <w:color w:val="000000"/>
+                <w:sz w:val="20"/>
+              </w:rPr>
               <w:t>assets/catalog/</w:t>
             </w:r>
           </w:p>
@@ -456,7 +613,7 @@
                 <w:color w:val="000000"/>
                 <w:sz w:val="24"/>
               </w:rPr>
-              <w:t xml:space="preserve">Модульные и виджет-тесты (раздел 5)</w:t>
+              <w:t xml:space="preserve">Модульные и виджет-тесты, в том числе сервера и клиента API (раздел 5)</w:t>
             </w:r>
           </w:p>
         </w:tc>
@@ -504,7 +661,7 @@
                 <w:color w:val="000000"/>
                 <w:sz w:val="24"/>
               </w:rPr>
-              <w:t xml:space="preserve">Интеграционный тест настоящего приложения</w:t>
+              <w:t xml:space="preserve">Интеграционный тест настоящего приложения с настоящим HTTP-сервером API</w:t>
             </w:r>
           </w:p>
         </w:tc>
@@ -552,7 +709,7 @@
                 <w:color w:val="000000"/>
                 <w:sz w:val="24"/>
               </w:rPr>
-              <w:t>Вспомогательные программы: снимки экранов, иконки, сборка документов курсовой (раздел 6)</w:t>
+              <w:t>Вспомогательные программы: снимки экранов, иконки, сборка документов курсовой, файл запуска сервера (раздел 6)</w:t>
             </w:r>
           </w:p>
         </w:tc>
@@ -652,6 +809,31 @@
                 <w:color w:val="000000"/>
                 <w:sz w:val="20"/>
               </w:rPr>
+              <w:t xml:space="preserve">ios/</w:t>
+            </w:r>
+            <w:r>
+              <w:rPr>
+                <w:rFonts w:ascii="Times New Roman" w:hAnsi="Times New Roman" w:eastAsia="Times New Roman" w:cs="Times New Roman"/>
+                <w:color w:val="000000"/>
+                <w:sz w:val="24"/>
+              </w:rPr>
+              <w:t xml:space="preserve">,</w:t>
+            </w:r>
+            <w:r>
+              <w:rPr>
+                <w:rFonts w:ascii="Times New Roman" w:hAnsi="Times New Roman" w:eastAsia="Times New Roman" w:cs="Times New Roman"/>
+                <w:color w:val="000000"/>
+                <w:sz w:val="24"/>
+              </w:rPr>
+              <w:t xml:space="preserve"> </w:t>
+            </w:r>
+            <w:r>
+              <w:rPr>
+                <w:rStyle w:val="VerbatimChar"/>
+                <w:rFonts w:ascii="Courier New" w:hAnsi="Courier New" w:eastAsia="Courier New" w:cs="Courier New"/>
+                <w:color w:val="000000"/>
+                <w:sz w:val="20"/>
+              </w:rPr>
               <w:t xml:space="preserve">windows/</w:t>
             </w:r>
           </w:p>
@@ -673,7 +855,7 @@
                 <w:color w:val="000000"/>
                 <w:sz w:val="24"/>
               </w:rPr>
-              <w:t xml:space="preserve">Настройки сборки под Android и Windows: название, иконка, разрешения на уведомления</w:t>
+              <w:t xml:space="preserve">Настройки сборки под Android, iPhone и Windows: название, иконка, разрешения на уведомления и на работу с сервером в локальной сети по HTTP</w:t>
             </w:r>
           </w:p>
         </w:tc>
@@ -700,7 +882,7 @@
                 <w:color w:val="000000"/>
                 <w:sz w:val="20"/>
               </w:rPr>
-              <w:t xml:space="preserve">ios/</w:t>
+              <w:t xml:space="preserve">linux/</w:t>
             </w:r>
             <w:r>
               <w:rPr>
@@ -725,15 +907,124 @@
                 <w:color w:val="000000"/>
                 <w:sz w:val="20"/>
               </w:rPr>
-              <w:t xml:space="preserve">linux/</w:t>
-            </w:r>
-            <w:r>
-              <w:rPr>
-                <w:rFonts w:ascii="Times New Roman" w:hAnsi="Times New Roman" w:eastAsia="Times New Roman" w:cs="Times New Roman"/>
-                <w:color w:val="000000"/>
-                <w:sz w:val="24"/>
-              </w:rPr>
-              <w:t xml:space="preserve">,</w:t>
+              <w:t xml:space="preserve">web/</w:t>
+            </w:r>
+          </w:p>
+        </w:tc>
+        <w:tc>
+          <w:tcPr>
+            <w:tcW w:type="dxa" w:w="6803"/>
+          </w:tcPr>
+          <w:p>
+            <w:pPr>
+              <w:pStyle w:val="Compact"/>
+              <w:spacing w:line="240" w:lineRule="auto" w:before="0" w:after="0"/>
+              <w:ind w:firstLine="0" w:left="0"/>
+              <w:jc w:val="left"/>
+            </w:pPr>
+            <w:r>
+              <w:rPr>
+                <w:rFonts w:ascii="Times New Roman" w:hAnsi="Times New Roman" w:eastAsia="Times New Roman" w:cs="Times New Roman"/>
+                <w:color w:val="000000"/>
+                <w:sz w:val="24"/>
+              </w:rPr>
+              <w:t>Заготовки Flutter для других платформ; Linux нужен для интеграционного теста в CI</w:t>
+            </w:r>
+          </w:p>
+        </w:tc>
+      </w:tr>
+      <w:tr>
+        <w:trPr>
+          <w:cantSplit/>
+        </w:trPr>
+        <w:tc>
+          <w:tcPr>
+            <w:tcW w:type="dxa" w:w="2551"/>
+          </w:tcPr>
+          <w:p>
+            <w:pPr>
+              <w:pStyle w:val="Compact"/>
+              <w:spacing w:line="240" w:lineRule="auto" w:before="0" w:after="0"/>
+              <w:ind w:firstLine="0" w:left="0"/>
+              <w:jc w:val="left"/>
+            </w:pPr>
+            <w:r>
+              <w:rPr>
+                <w:rStyle w:val="VerbatimChar"/>
+                <w:rFonts w:ascii="Courier New" w:hAnsi="Courier New" w:eastAsia="Courier New" w:cs="Courier New"/>
+                <w:color w:val="000000"/>
+                <w:sz w:val="20"/>
+              </w:rPr>
+              <w:t>.​github/workflows/build.​yml</w:t>
+            </w:r>
+          </w:p>
+        </w:tc>
+        <w:tc>
+          <w:tcPr>
+            <w:tcW w:type="dxa" w:w="6803"/>
+          </w:tcPr>
+          <w:p>
+            <w:pPr>
+              <w:pStyle w:val="Compact"/>
+              <w:spacing w:line="240" w:lineRule="auto" w:before="0" w:after="0"/>
+              <w:ind w:firstLine="0" w:left="0"/>
+              <w:jc w:val="left"/>
+            </w:pPr>
+            <w:r>
+              <w:rPr>
+                <w:rFonts w:ascii="Times New Roman" w:hAnsi="Times New Roman" w:eastAsia="Times New Roman" w:cs="Times New Roman"/>
+                <w:color w:val="000000"/>
+                <w:sz w:val="24"/>
+              </w:rPr>
+              <w:t>GitHub Actions: проверка форматирования, анализ, тесты, сборка APK для Android, IPA для iPhone, версии для Windows и программы-сервера; файлы для релиза</w:t>
+            </w:r>
+          </w:p>
+        </w:tc>
+      </w:tr>
+      <w:tr>
+        <w:trPr>
+          <w:cantSplit/>
+        </w:trPr>
+        <w:tc>
+          <w:tcPr>
+            <w:tcW w:type="dxa" w:w="2551"/>
+          </w:tcPr>
+          <w:p>
+            <w:pPr>
+              <w:pStyle w:val="Compact"/>
+              <w:spacing w:line="240" w:lineRule="auto" w:before="0" w:after="0"/>
+              <w:ind w:firstLine="0" w:left="0"/>
+              <w:jc w:val="left"/>
+            </w:pPr>
+            <w:r>
+              <w:rPr>
+                <w:rStyle w:val="VerbatimChar"/>
+                <w:rFonts w:ascii="Courier New" w:hAnsi="Courier New" w:eastAsia="Courier New" w:cs="Courier New"/>
+                <w:color w:val="000000"/>
+                <w:sz w:val="20"/>
+              </w:rPr>
+              <w:t xml:space="preserve">.gitattributes</w:t>
+            </w:r>
+          </w:p>
+        </w:tc>
+        <w:tc>
+          <w:tcPr>
+            <w:tcW w:type="dxa" w:w="6803"/>
+          </w:tcPr>
+          <w:p>
+            <w:pPr>
+              <w:pStyle w:val="Compact"/>
+              <w:spacing w:line="240" w:lineRule="auto" w:before="0" w:after="0"/>
+              <w:ind w:firstLine="0" w:left="0"/>
+              <w:jc w:val="left"/>
+            </w:pPr>
+            <w:r>
+              <w:rPr>
+                <w:rFonts w:ascii="Times New Roman" w:hAnsi="Times New Roman" w:eastAsia="Times New Roman" w:cs="Times New Roman"/>
+                <w:color w:val="000000"/>
+                <w:sz w:val="24"/>
+              </w:rPr>
+              <w:t xml:space="preserve">Файлы</w:t>
             </w:r>
             <w:r>
               <w:rPr>
@@ -750,7 +1041,50 @@
                 <w:color w:val="000000"/>
                 <w:sz w:val="20"/>
               </w:rPr>
-              <w:t xml:space="preserve">web/</w:t>
+              <w:t xml:space="preserve">.bat</w:t>
+            </w:r>
+            <w:r>
+              <w:rPr>
+                <w:rFonts w:ascii="Times New Roman" w:hAnsi="Times New Roman" w:eastAsia="Times New Roman" w:cs="Times New Roman"/>
+                <w:color w:val="000000"/>
+                <w:sz w:val="24"/>
+              </w:rPr>
+              <w:t xml:space="preserve"> </w:t>
+            </w:r>
+            <w:r>
+              <w:rPr>
+                <w:rFonts w:ascii="Times New Roman" w:hAnsi="Times New Roman" w:eastAsia="Times New Roman" w:cs="Times New Roman"/>
+                <w:color w:val="000000"/>
+                <w:sz w:val="24"/>
+              </w:rPr>
+              <w:t xml:space="preserve">хранятся с окончаниями строк Windows, иначе «Запустить сервер.bat» не запустится</w:t>
+            </w:r>
+          </w:p>
+        </w:tc>
+      </w:tr>
+      <w:tr>
+        <w:trPr>
+          <w:cantSplit/>
+        </w:trPr>
+        <w:tc>
+          <w:tcPr>
+            <w:tcW w:type="dxa" w:w="2551"/>
+          </w:tcPr>
+          <w:p>
+            <w:pPr>
+              <w:pStyle w:val="Compact"/>
+              <w:spacing w:line="240" w:lineRule="auto" w:before="0" w:after="0"/>
+              <w:ind w:firstLine="0" w:left="0"/>
+              <w:jc w:val="left"/>
+            </w:pPr>
+            <w:r>
+              <w:rPr>
+                <w:rStyle w:val="VerbatimChar"/>
+                <w:rFonts w:ascii="Courier New" w:hAnsi="Courier New" w:eastAsia="Courier New" w:cs="Courier New"/>
+                <w:color w:val="000000"/>
+                <w:sz w:val="20"/>
+              </w:rPr>
+              <w:t xml:space="preserve">pubspec.yaml</w:t>
             </w:r>
           </w:p>
         </w:tc>
@@ -771,103 +1105,7 @@
                 <w:color w:val="000000"/>
                 <w:sz w:val="24"/>
               </w:rPr>
-              <w:t>Заготовки Flutter для других платформ; Linux нужен для интеграционного теста в CI</w:t>
-            </w:r>
-          </w:p>
-        </w:tc>
-      </w:tr>
-      <w:tr>
-        <w:trPr>
-          <w:cantSplit/>
-        </w:trPr>
-        <w:tc>
-          <w:tcPr>
-            <w:tcW w:type="dxa" w:w="2551"/>
-          </w:tcPr>
-          <w:p>
-            <w:pPr>
-              <w:pStyle w:val="Compact"/>
-              <w:spacing w:line="240" w:lineRule="auto" w:before="0" w:after="0"/>
-              <w:ind w:firstLine="0" w:left="0"/>
-              <w:jc w:val="left"/>
-            </w:pPr>
-            <w:r>
-              <w:rPr>
-                <w:rStyle w:val="VerbatimChar"/>
-                <w:rFonts w:ascii="Courier New" w:hAnsi="Courier New" w:eastAsia="Courier New" w:cs="Courier New"/>
-                <w:color w:val="000000"/>
-                <w:sz w:val="20"/>
-              </w:rPr>
-              <w:t>.​github/workflows/build.​yml</w:t>
-            </w:r>
-          </w:p>
-        </w:tc>
-        <w:tc>
-          <w:tcPr>
-            <w:tcW w:type="dxa" w:w="6803"/>
-          </w:tcPr>
-          <w:p>
-            <w:pPr>
-              <w:pStyle w:val="Compact"/>
-              <w:spacing w:line="240" w:lineRule="auto" w:before="0" w:after="0"/>
-              <w:ind w:firstLine="0" w:left="0"/>
-              <w:jc w:val="left"/>
-            </w:pPr>
-            <w:r>
-              <w:rPr>
-                <w:rFonts w:ascii="Times New Roman" w:hAnsi="Times New Roman" w:eastAsia="Times New Roman" w:cs="Times New Roman"/>
-                <w:color w:val="000000"/>
-                <w:sz w:val="24"/>
-              </w:rPr>
-              <w:t>GitHub Actions: проверка форматирования, анализ, тесты, сборка APK и версии для Windows</w:t>
-            </w:r>
-          </w:p>
-        </w:tc>
-      </w:tr>
-      <w:tr>
-        <w:trPr>
-          <w:cantSplit/>
-        </w:trPr>
-        <w:tc>
-          <w:tcPr>
-            <w:tcW w:type="dxa" w:w="2551"/>
-          </w:tcPr>
-          <w:p>
-            <w:pPr>
-              <w:pStyle w:val="Compact"/>
-              <w:spacing w:line="240" w:lineRule="auto" w:before="0" w:after="0"/>
-              <w:ind w:firstLine="0" w:left="0"/>
-              <w:jc w:val="left"/>
-            </w:pPr>
-            <w:r>
-              <w:rPr>
-                <w:rStyle w:val="VerbatimChar"/>
-                <w:rFonts w:ascii="Courier New" w:hAnsi="Courier New" w:eastAsia="Courier New" w:cs="Courier New"/>
-                <w:color w:val="000000"/>
-                <w:sz w:val="20"/>
-              </w:rPr>
-              <w:t xml:space="preserve">pubspec.yaml</w:t>
-            </w:r>
-          </w:p>
-        </w:tc>
-        <w:tc>
-          <w:tcPr>
-            <w:tcW w:type="dxa" w:w="6803"/>
-          </w:tcPr>
-          <w:p>
-            <w:pPr>
-              <w:pStyle w:val="Compact"/>
-              <w:spacing w:line="240" w:lineRule="auto" w:before="0" w:after="0"/>
-              <w:ind w:firstLine="0" w:left="0"/>
-              <w:jc w:val="left"/>
-            </w:pPr>
-            <w:r>
-              <w:rPr>
-                <w:rFonts w:ascii="Times New Roman" w:hAnsi="Times New Roman" w:eastAsia="Times New Roman" w:cs="Times New Roman"/>
-                <w:color w:val="000000"/>
-                <w:sz w:val="24"/>
-              </w:rPr>
-              <w:t>Название, версия и зависимости приложения (Riverpod, go_router, drift, fl_chart, flutter_​local_​notifications и др.)</w:t>
+              <w:t>Название, версия и зависимости приложения и сервера (Riverpod, go_router, http, shelf, shelf_router, drift, fl_chart, flutter_​local_​notifications и др.)</w:t>
             </w:r>
           </w:p>
         </w:tc>
@@ -1001,7 +1239,7 @@
         <w:pStyle w:val="FirstParagraph"/>
       </w:pPr>
       <w:r>
-        <w:t xml:space="preserve">Код разделён на три слоя.</w:t>
+        <w:t xml:space="preserve">Система — это две программы: приложение и сервер API. Код приложения разделён на три слоя.</w:t>
       </w:r>
       <w:r>
         <w:t xml:space="preserve"> </w:t>
@@ -1046,10 +1284,34 @@
         <w:t xml:space="preserve">data</w:t>
       </w:r>
       <w:r>
-        <w:t xml:space="preserve"> </w:t>
-      </w:r>
-      <w:r>
-        <w:t xml:space="preserve">(база SQLite, настройки, уведомления). Провайдеры Riverpod в</w:t>
+        <w:t xml:space="preserve">. В приложении эти интерфейсы реализуют репозитории API (</w:t>
+      </w:r>
+      <w:r>
+        <w:rPr>
+          <w:rStyle w:val="VerbatimChar"/>
+        </w:rPr>
+        <w:t xml:space="preserve">lib/data/api/</w:t>
+      </w:r>
+      <w:r>
+        <w:t xml:space="preserve">): каждый метод отправляет запрос серверу. Сервер (</w:t>
+      </w:r>
+      <w:r>
+        <w:rPr>
+          <w:rStyle w:val="VerbatimChar"/>
+        </w:rPr>
+        <w:t xml:space="preserve">lib/server/api_server.dart</w:t>
+      </w:r>
+      <w:r>
+        <w:t xml:space="preserve">) проверяет запрос и работает с базой SQLite через те же интерфейсы, но реализованные репозиториями drift (</w:t>
+      </w:r>
+      <w:r>
+        <w:rPr>
+          <w:rStyle w:val="VerbatimChar"/>
+        </w:rPr>
+        <w:t xml:space="preserve">lib/data/repositories/</w:t>
+      </w:r>
+      <w:r>
+        <w:t xml:space="preserve">). Провайдеры Riverpod в</w:t>
       </w:r>
       <w:r>
         <w:t xml:space="preserve"> </w:t>
@@ -1064,7 +1326,7 @@
         <w:t xml:space="preserve"> </w:t>
       </w:r>
       <w:r>
-        <w:t xml:space="preserve">создают все объекты и передают их экранам.</w:t>
+        <w:t xml:space="preserve">создают все объекты приложения и передают их экранам.</w:t>
       </w:r>
     </w:p>
     <w:p>
@@ -1270,7 +1532,7 @@
         <w:t xml:space="preserve">PlanRepository</w:t>
       </w:r>
       <w:r>
-        <w:t xml:space="preserve">; его реализация</w:t>
+        <w:t xml:space="preserve">. В приложении это</w:t>
       </w:r>
       <w:r>
         <w:t xml:space="preserve"> </w:t>
@@ -1279,25 +1541,61 @@
         <w:rPr>
           <w:rStyle w:val="VerbatimChar"/>
         </w:rPr>
-        <w:t xml:space="preserve">lib/data/repositories/plan_repository_impl.dart</w:t>
+        <w:t xml:space="preserve">ApiPlanRepository</w:t>
       </w:r>
       <w:r>
         <w:t xml:space="preserve"> </w:t>
       </w:r>
       <w:r>
-        <w:t xml:space="preserve">записывает план, темы и занятия в базу</w:t>
-      </w:r>
-      <w:r>
-        <w:t xml:space="preserve"> </w:t>
+        <w:t xml:space="preserve">(</w:t>
       </w:r>
       <w:r>
         <w:rPr>
           <w:rStyle w:val="VerbatimChar"/>
         </w:rPr>
-        <w:t xml:space="preserve">lib/data/db/app_database.dart</w:t>
-      </w:r>
-      <w:r>
-        <w:t xml:space="preserve">.</w:t>
+        <w:t xml:space="preserve">lib/data/api/api_plan_repository.dart</w:t>
+      </w:r>
+      <w:r>
+        <w:t xml:space="preserve">): он переводит план в JSON (</w:t>
+      </w:r>
+      <w:r>
+        <w:rPr>
+          <w:rStyle w:val="VerbatimChar"/>
+        </w:rPr>
+        <w:t xml:space="preserve">api_json.dart</w:t>
+      </w:r>
+      <w:r>
+        <w:t xml:space="preserve">) и через</w:t>
+      </w:r>
+      <w:r>
+        <w:t xml:space="preserve"> </w:t>
+      </w:r>
+      <w:r>
+        <w:rPr>
+          <w:rStyle w:val="VerbatimChar"/>
+        </w:rPr>
+        <w:t xml:space="preserve">ApiClient</w:t>
+      </w:r>
+      <w:r>
+        <w:t xml:space="preserve"> </w:t>
+      </w:r>
+      <w:r>
+        <w:t xml:space="preserve">отправляет запрос</w:t>
+      </w:r>
+      <w:r>
+        <w:t xml:space="preserve"> </w:t>
+      </w:r>
+      <w:r>
+        <w:rPr>
+          <w:rStyle w:val="VerbatimChar"/>
+        </w:rPr>
+        <w:t xml:space="preserve">POST /api/plans</w:t>
+      </w:r>
+      <w:r>
+        <w:t xml:space="preserve"> </w:t>
+      </w:r>
+      <w:r>
+        <w:t xml:space="preserve">с токеном входа.</w:t>
       </w:r>
     </w:p>
     <w:p>
@@ -1309,7 +1607,85 @@
         <w:pStyle w:val="Compact"/>
       </w:pPr>
       <w:r>
-        <w:t xml:space="preserve">Главный экран (</w:t>
+        <w:t xml:space="preserve">Сервер (</w:t>
+      </w:r>
+      <w:r>
+        <w:rPr>
+          <w:rStyle w:val="VerbatimChar"/>
+        </w:rPr>
+        <w:t xml:space="preserve">lib/server/api_server.dart</w:t>
+      </w:r>
+      <w:r>
+        <w:t xml:space="preserve">, обработчик</w:t>
+      </w:r>
+      <w:r>
+        <w:t xml:space="preserve"> </w:t>
+      </w:r>
+      <w:r>
+        <w:rPr>
+          <w:rStyle w:val="VerbatimChar"/>
+        </w:rPr>
+        <w:t xml:space="preserve">_createPlan</w:t>
+      </w:r>
+      <w:r>
+        <w:t xml:space="preserve">) проверяет токен и данные и вызывает</w:t>
+      </w:r>
+      <w:r>
+        <w:t xml:space="preserve"> </w:t>
+      </w:r>
+      <w:r>
+        <w:rPr>
+          <w:rStyle w:val="VerbatimChar"/>
+        </w:rPr>
+        <w:t xml:space="preserve">PlanRepositoryImpl.createPlan()</w:t>
+      </w:r>
+      <w:r>
+        <w:t xml:space="preserve"> </w:t>
+      </w:r>
+      <w:r>
+        <w:t xml:space="preserve">(</w:t>
+      </w:r>
+      <w:r>
+        <w:rPr>
+          <w:rStyle w:val="VerbatimChar"/>
+        </w:rPr>
+        <w:t xml:space="preserve">lib/data/repositories/plan_repository_impl.dart</w:t>
+      </w:r>
+      <w:r>
+        <w:t xml:space="preserve">), который записывает план, темы и занятия в базу</w:t>
+      </w:r>
+      <w:r>
+        <w:t xml:space="preserve"> </w:t>
+      </w:r>
+      <w:r>
+        <w:rPr>
+          <w:rStyle w:val="VerbatimChar"/>
+        </w:rPr>
+        <w:t xml:space="preserve">lib/data/db/app_database.dart</w:t>
+      </w:r>
+      <w:r>
+        <w:t xml:space="preserve">. В ответ приходит код 201 и номер плана, а в окне сервера появляется строка журнала.</w:t>
+      </w:r>
+    </w:p>
+    <w:p>
+      <w:pPr>
+        <w:numPr>
+          <w:ilvl w:val="0"/>
+          <w:numId w:val="1002"/>
+        </w:numPr>
+        <w:pStyle w:val="Compact"/>
+      </w:pPr>
+      <w:r>
+        <w:rPr>
+          <w:rStyle w:val="VerbatimChar"/>
+        </w:rPr>
+        <w:t xml:space="preserve">ApiClient</w:t>
+      </w:r>
+      <w:r>
+        <w:t xml:space="preserve"> </w:t>
+      </w:r>
+      <w:r>
+        <w:t xml:space="preserve">сообщает, что данные изменились, и главный экран (</w:t>
       </w:r>
       <w:r>
         <w:rPr>
@@ -1318,7 +1694,7 @@
         <w:t xml:space="preserve">screens/home/home_screen.dart</w:t>
       </w:r>
       <w:r>
-        <w:t xml:space="preserve">) подписан на поток активного плана (</w:t>
+        <w:t xml:space="preserve">), подписанный на активный план (</w:t>
       </w:r>
       <w:r>
         <w:rPr>
@@ -1327,7 +1703,16 @@
         <w:t xml:space="preserve">activePlanProvider</w:t>
       </w:r>
       <w:r>
-        <w:t xml:space="preserve">) и сразу показывает занятия на сегодня.</w:t>
+        <w:t xml:space="preserve">), загружает его заново (</w:t>
+      </w:r>
+      <w:r>
+        <w:rPr>
+          <w:rStyle w:val="VerbatimChar"/>
+        </w:rPr>
+        <w:t xml:space="preserve">GET /api/plans/active</w:t>
+      </w:r>
+      <w:r>
+        <w:t xml:space="preserve">) и показывает занятия на сегодня.</w:t>
       </w:r>
     </w:p>
     <w:p>
@@ -1335,6 +1720,44 @@
         <w:pStyle w:val="FirstParagraph"/>
       </w:pPr>
       <w:r>
+        <w:t xml:space="preserve">Если сервер не ответил,</w:t>
+      </w:r>
+      <w:r>
+        <w:t xml:space="preserve"> </w:t>
+      </w:r>
+      <w:r>
+        <w:rPr>
+          <w:rStyle w:val="VerbatimChar"/>
+        </w:rPr>
+        <w:t xml:space="preserve">ApiClient</w:t>
+      </w:r>
+      <w:r>
+        <w:t xml:space="preserve"> </w:t>
+      </w:r>
+      <w:r>
+        <w:t xml:space="preserve">выбрасывает</w:t>
+      </w:r>
+      <w:r>
+        <w:t xml:space="preserve"> </w:t>
+      </w:r>
+      <w:r>
+        <w:rPr>
+          <w:rStyle w:val="VerbatimChar"/>
+        </w:rPr>
+        <w:t xml:space="preserve">ConnectionException</w:t>
+      </w:r>
+      <w:r>
+        <w:t xml:space="preserve"> </w:t>
+      </w:r>
+      <w:r>
+        <w:t xml:space="preserve">с понятным текстом, и экран показывает его пользователю; данные при этом не меняются.</w:t>
+      </w:r>
+    </w:p>
+    <w:p>
+      <w:pPr>
+        <w:pStyle w:val="BodyText"/>
+      </w:pPr>
+      <w:r>
         <w:t xml:space="preserve">Так же устроены остальные действия: отметка занятия —</w:t>
       </w:r>
       <w:r>
@@ -1386,10 +1809,22 @@
         <w:t xml:space="preserve">AuthController</w:t>
       </w:r>
       <w:r>
+        <w:t xml:space="preserve">,</w:t>
+      </w:r>
+      <w:r>
         <w:t xml:space="preserve"> </w:t>
       </w:r>
       <w:r>
-        <w:t xml:space="preserve">и</w:t>
+        <w:rPr>
+          <w:rStyle w:val="VerbatimChar"/>
+        </w:rPr>
+        <w:t xml:space="preserve">ApiAuthRepository</w:t>
+      </w:r>
+      <w:r>
+        <w:t xml:space="preserve"> </w:t>
+      </w:r>
+      <w:r>
+        <w:t xml:space="preserve">и на сервере</w:t>
       </w:r>
       <w:r>
         <w:t xml:space="preserve"> </w:t>
@@ -1405,7 +1840,7 @@
       </w:r>
     </w:p>
     <w:bookmarkEnd w:id="22"/>
-    <w:bookmarkStart w:id="32" w:name="папка-lib-код-приложения"/>
+    <w:bookmarkStart w:id="33" w:name="папка-lib-код-приложения"/>
     <w:p>
       <w:pPr>
         <w:pStyle w:val="Heading2"/>
@@ -1584,7 +2019,24 @@
                 <w:color w:val="000000"/>
                 <w:sz w:val="24"/>
               </w:rPr>
-              <w:t>Точка входа: инициализирует Flutter и русские даты, открывает SharedPreferences и локальную базу SQLite (Drift), подставляет их в провайдеры и запускает приложение. Главное: main(), ProviderScope с overrides (databaseProvider, sharedPreferencesProvider).</w:t>
+              <w:t>Точка входа: инициализирует Flutter и русские даты, открывает SharedPreferences, подставляет их в провайдеры и запускает приложение. Своей базы у приложения нет: данные оно получает через сервер API. Автоматический повтор упавших запросов Riverpod отключён (</w:t>
+            </w:r>
+            <w:r>
+              <w:rPr>
+                <w:rStyle w:val="VerbatimChar"/>
+                <w:rFonts w:ascii="Courier New" w:hAnsi="Courier New" w:eastAsia="Courier New" w:cs="Courier New"/>
+                <w:color w:val="000000"/>
+                <w:sz w:val="20"/>
+              </w:rPr>
+              <w:t xml:space="preserve">noAutoRetry</w:t>
+            </w:r>
+            <w:r>
+              <w:rPr>
+                <w:rFonts w:ascii="Times New Roman" w:hAnsi="Times New Roman" w:eastAsia="Times New Roman" w:cs="Times New Roman"/>
+                <w:color w:val="000000"/>
+                <w:sz w:val="24"/>
+              </w:rPr>
+              <w:t>), чтобы при выключенном сервере ошибка показывалась сразу. Главное: main(), ProviderScope (retry: noAutoRetry, overrides: sharedPreferencesProvider).</w:t>
             </w:r>
           </w:p>
         </w:tc>
@@ -2938,19 +3390,25 @@
         <w:pStyle w:val="FirstParagraph"/>
       </w:pPr>
       <w:r>
-        <w:t xml:space="preserve">Интерфейс говорит, что умеет хранилище (например, «создать план»), но не как. Реализации лежат в</w:t>
-      </w:r>
-      <w:r>
-        <w:t xml:space="preserve"> </w:t>
+        <w:t xml:space="preserve">Интерфейс говорит, что умеет хранилище (например, «создать план»), но не как. У каждого интерфейса данных две реализации: в приложении — через API (</w:t>
       </w:r>
       <w:r>
         <w:rPr>
           <w:rStyle w:val="VerbatimChar"/>
         </w:rPr>
-        <w:t xml:space="preserve">lib/data/</w:t>
-      </w:r>
-      <w:r>
-        <w:t xml:space="preserve">, поэтому алгоритм и сценарии не зависят от SQLite и легко проверяются тестами.</w:t>
+        <w:t xml:space="preserve">lib/data/api/</w:t>
+      </w:r>
+      <w:r>
+        <w:t xml:space="preserve">), на сервере — через базу (</w:t>
+      </w:r>
+      <w:r>
+        <w:rPr>
+          <w:rStyle w:val="VerbatimChar"/>
+        </w:rPr>
+        <w:t xml:space="preserve">lib/data/repositories/</w:t>
+      </w:r>
+      <w:r>
+        <w:t xml:space="preserve">). Поэтому алгоритм и сценарии не зависят от того, где лежат данные, и легко проверяются тестами.</w:t>
       </w:r>
     </w:p>
     <w:p>
@@ -3130,14 +3588,14 @@
                 <w:color w:val="000000"/>
                 <w:sz w:val="24"/>
               </w:rPr>
-              <w:t>Интерфейсы хранилищ слоя domain («что нужно приложению») и общая ошибка для пользователя; реализации лежат в lib/data. Главное: AppException, CatalogRepository, AuthRepository, PlanRepository, TopicRepository, NoteRepository, PomodoroRepository, SessionStorage, ReminderService.</w:t>
+              <w:t>Интерфейсы хранилищ слоя domain («что нужно приложению») и общая ошибка для пользователя; реализации лежат в lib/data. Главное: AppException (и ConnectionException — нет связи с сервером), CatalogRepository, AuthRepository, PlanRepository, TopicRepository, NoteRepository, PomodoroRepository, SessionStorage, ReminderService.</w:t>
             </w:r>
           </w:p>
         </w:tc>
       </w:tr>
     </w:tbl>
     <w:bookmarkEnd w:id="27"/>
-    <w:bookmarkStart w:id="28" w:name="libdata-хранение-данных-и-уведомления"/>
+    <w:bookmarkStart w:id="28" w:name="Xdc002f9ccb1fccc3418946f0f1f19c4fbd3a02d"/>
     <w:p>
       <w:pPr>
         <w:pStyle w:val="Heading3"/>
@@ -3158,7 +3616,7 @@
         <w:t xml:space="preserve"> </w:t>
       </w:r>
       <w:r>
-        <w:t xml:space="preserve">— хранение данных и уведомления</w:t>
+        <w:t xml:space="preserve">— данные: клиент API, база сервера, уведомления</w:t>
       </w:r>
     </w:p>
     <w:p>
@@ -3166,7 +3624,73 @@
         <w:pStyle w:val="FirstParagraph"/>
       </w:pPr>
       <w:r>
-        <w:t xml:space="preserve">Файл</w:t>
+        <w:t xml:space="preserve">Приложение использует папку</w:t>
+      </w:r>
+      <w:r>
+        <w:t xml:space="preserve"> </w:t>
+      </w:r>
+      <w:r>
+        <w:rPr>
+          <w:rStyle w:val="VerbatimChar"/>
+        </w:rPr>
+        <w:t xml:space="preserve">api/</w:t>
+      </w:r>
+      <w:r>
+        <w:t xml:space="preserve">: клиент API и репозитории, которые обращаются к серверу. Папки</w:t>
+      </w:r>
+      <w:r>
+        <w:t xml:space="preserve"> </w:t>
+      </w:r>
+      <w:r>
+        <w:rPr>
+          <w:rStyle w:val="VerbatimChar"/>
+        </w:rPr>
+        <w:t xml:space="preserve">db/</w:t>
+      </w:r>
+      <w:r>
+        <w:t xml:space="preserve">,</w:t>
+      </w:r>
+      <w:r>
+        <w:t xml:space="preserve"> </w:t>
+      </w:r>
+      <w:r>
+        <w:rPr>
+          <w:rStyle w:val="VerbatimChar"/>
+        </w:rPr>
+        <w:t xml:space="preserve">repositories/</w:t>
+      </w:r>
+      <w:r>
+        <w:t xml:space="preserve"> </w:t>
+      </w:r>
+      <w:r>
+        <w:t xml:space="preserve">(кроме</w:t>
+      </w:r>
+      <w:r>
+        <w:t xml:space="preserve"> </w:t>
+      </w:r>
+      <w:r>
+        <w:rPr>
+          <w:rStyle w:val="VerbatimChar"/>
+        </w:rPr>
+        <w:t xml:space="preserve">session_storage_impl.dart</w:t>
+      </w:r>
+      <w:r>
+        <w:t xml:space="preserve">) и</w:t>
+      </w:r>
+      <w:r>
+        <w:t xml:space="preserve"> </w:t>
+      </w:r>
+      <w:r>
+        <w:rPr>
+          <w:rStyle w:val="VerbatimChar"/>
+        </w:rPr>
+        <w:t xml:space="preserve">datasources/</w:t>
+      </w:r>
+      <w:r>
+        <w:t xml:space="preserve"> </w:t>
+      </w:r>
+      <w:r>
+        <w:t xml:space="preserve">использует сервер. Файл</w:t>
       </w:r>
       <w:r>
         <w:t xml:space="preserve"> </w:t>
@@ -3249,7 +3773,6 @@
           <w:p>
             <w:pPr>
               <w:pStyle w:val="Compact"/>
-              <w:keepNext/>
               <w:spacing w:line="240" w:lineRule="auto" w:before="0" w:after="0"/>
               <w:ind w:firstLine="0" w:left="0"/>
               <w:jc w:val="left"/>
@@ -3272,7 +3795,6 @@
           <w:p>
             <w:pPr>
               <w:pStyle w:val="Compact"/>
-              <w:keepNext/>
               <w:spacing w:line="240" w:lineRule="auto" w:before="0" w:after="0"/>
               <w:ind w:firstLine="0" w:left="0"/>
               <w:jc w:val="left"/>
@@ -3300,7 +3822,617 @@
           <w:p>
             <w:pPr>
               <w:pStyle w:val="Compact"/>
-              <w:keepNext/>
+              <w:spacing w:line="240" w:lineRule="auto" w:before="0" w:after="0"/>
+              <w:ind w:firstLine="0" w:left="0"/>
+              <w:jc w:val="left"/>
+            </w:pPr>
+            <w:r>
+              <w:rPr>
+                <w:rStyle w:val="VerbatimChar"/>
+                <w:rFonts w:ascii="Courier New" w:hAnsi="Courier New" w:eastAsia="Courier New" w:cs="Courier New"/>
+                <w:color w:val="000000"/>
+                <w:sz w:val="20"/>
+              </w:rPr>
+              <w:t>api/api_​client.​dart</w:t>
+            </w:r>
+          </w:p>
+        </w:tc>
+        <w:tc>
+          <w:tcPr>
+            <w:tcW w:type="dxa" w:w="6803"/>
+          </w:tcPr>
+          <w:p>
+            <w:pPr>
+              <w:pStyle w:val="Compact"/>
+              <w:spacing w:line="240" w:lineRule="auto" w:before="0" w:after="0"/>
+              <w:ind w:firstLine="0" w:left="0"/>
+              <w:jc w:val="left"/>
+            </w:pPr>
+            <w:r>
+              <w:rPr>
+                <w:rFonts w:ascii="Times New Roman" w:hAnsi="Times New Roman" w:eastAsia="Times New Roman" w:cs="Times New Roman"/>
+                <w:color w:val="000000"/>
+                <w:sz w:val="24"/>
+              </w:rPr>
+              <w:t xml:space="preserve">Клиент HTTP: через него проходят все запросы приложения к данным. Приводит адрес сервера к виду</w:t>
+            </w:r>
+            <w:r>
+              <w:rPr>
+                <w:rFonts w:ascii="Times New Roman" w:hAnsi="Times New Roman" w:eastAsia="Times New Roman" w:cs="Times New Roman"/>
+                <w:color w:val="000000"/>
+                <w:sz w:val="24"/>
+              </w:rPr>
+              <w:t xml:space="preserve"> </w:t>
+            </w:r>
+            <w:r>
+              <w:rPr>
+                <w:rStyle w:val="VerbatimChar"/>
+                <w:rFonts w:ascii="Courier New" w:hAnsi="Courier New" w:eastAsia="Courier New" w:cs="Courier New"/>
+                <w:color w:val="000000"/>
+                <w:sz w:val="20"/>
+              </w:rPr>
+              <w:t>http://хост:порт</w:t>
+            </w:r>
+            <w:r>
+              <w:rPr>
+                <w:rFonts w:ascii="Times New Roman" w:hAnsi="Times New Roman" w:eastAsia="Times New Roman" w:cs="Times New Roman"/>
+                <w:color w:val="000000"/>
+                <w:sz w:val="24"/>
+              </w:rPr>
+              <w:t xml:space="preserve">, добавляет токен в заголовок</w:t>
+            </w:r>
+            <w:r>
+              <w:rPr>
+                <w:rFonts w:ascii="Times New Roman" w:hAnsi="Times New Roman" w:eastAsia="Times New Roman" w:cs="Times New Roman"/>
+                <w:color w:val="000000"/>
+                <w:sz w:val="24"/>
+              </w:rPr>
+              <w:t xml:space="preserve"> </w:t>
+            </w:r>
+            <w:r>
+              <w:rPr>
+                <w:rStyle w:val="VerbatimChar"/>
+                <w:rFonts w:ascii="Courier New" w:hAnsi="Courier New" w:eastAsia="Courier New" w:cs="Courier New"/>
+                <w:color w:val="000000"/>
+                <w:sz w:val="20"/>
+              </w:rPr>
+              <w:t xml:space="preserve">Authorization: Bearer</w:t>
+            </w:r>
+            <w:r>
+              <w:rPr>
+                <w:rFonts w:ascii="Times New Roman" w:hAnsi="Times New Roman" w:eastAsia="Times New Roman" w:cs="Times New Roman"/>
+                <w:color w:val="000000"/>
+                <w:sz w:val="24"/>
+              </w:rPr>
+              <w:t>, переводит тело в JSON, ждёт ответ не дольше 10 секунд и превращает любую неудачу в понятное сообщение: нет связи, сервер не отвечает, ошибка 4xx/5xx с текстом от сервера, ответ не JSON. При ответе 401 вызывает onUnauthorized. Метод watch делает «самообновляющийся» поток: загружает данные заново после каждого изменения и повторяет запрос через 5 секунд после ошибки. Главное: ApiClient (get(), post(), put(), patch(), delete(), _send(), checkHealth(), watch(), normalizeUrl(), changes), ApiException.</w:t>
+            </w:r>
+          </w:p>
+        </w:tc>
+      </w:tr>
+      <w:tr>
+        <w:trPr>
+          <w:cantSplit/>
+        </w:trPr>
+        <w:tc>
+          <w:tcPr>
+            <w:tcW w:type="dxa" w:w="2551"/>
+          </w:tcPr>
+          <w:p>
+            <w:pPr>
+              <w:pStyle w:val="Compact"/>
+              <w:spacing w:line="240" w:lineRule="auto" w:before="0" w:after="0"/>
+              <w:ind w:firstLine="0" w:left="0"/>
+              <w:jc w:val="left"/>
+            </w:pPr>
+            <w:r>
+              <w:rPr>
+                <w:rStyle w:val="VerbatimChar"/>
+                <w:rFonts w:ascii="Courier New" w:hAnsi="Courier New" w:eastAsia="Courier New" w:cs="Courier New"/>
+                <w:color w:val="000000"/>
+                <w:sz w:val="20"/>
+              </w:rPr>
+              <w:t>api/api_​json.​dart</w:t>
+            </w:r>
+          </w:p>
+        </w:tc>
+        <w:tc>
+          <w:tcPr>
+            <w:tcW w:type="dxa" w:w="6803"/>
+          </w:tcPr>
+          <w:p>
+            <w:pPr>
+              <w:pStyle w:val="Compact"/>
+              <w:spacing w:line="240" w:lineRule="auto" w:before="0" w:after="0"/>
+              <w:ind w:firstLine="0" w:left="0"/>
+              <w:jc w:val="left"/>
+            </w:pPr>
+            <w:r>
+              <w:rPr>
+                <w:rFonts w:ascii="Times New Roman" w:hAnsi="Times New Roman" w:eastAsia="Times New Roman" w:cs="Times New Roman"/>
+                <w:color w:val="000000"/>
+                <w:sz w:val="24"/>
+              </w:rPr>
+              <w:t>Перевод сущностей (пользователь, план, тема, занятие, заметка) в JSON и обратно. Им пользуются и сервер, и приложение, поэтому формат данных описан в одном месте. Главное: Json, userToJson()/userFromJson(), planToJson()/planFromJson(), studySessionToJson()/studySessionFromJson(), plannedSessionToJson(), noteToJson()/noteFromJson(), dateToJson().</w:t>
+            </w:r>
+          </w:p>
+        </w:tc>
+      </w:tr>
+      <w:tr>
+        <w:trPr>
+          <w:cantSplit/>
+        </w:trPr>
+        <w:tc>
+          <w:tcPr>
+            <w:tcW w:type="dxa" w:w="2551"/>
+          </w:tcPr>
+          <w:p>
+            <w:pPr>
+              <w:pStyle w:val="Compact"/>
+              <w:spacing w:line="240" w:lineRule="auto" w:before="0" w:after="0"/>
+              <w:ind w:firstLine="0" w:left="0"/>
+              <w:jc w:val="left"/>
+            </w:pPr>
+            <w:r>
+              <w:rPr>
+                <w:rStyle w:val="VerbatimChar"/>
+                <w:rFonts w:ascii="Courier New" w:hAnsi="Courier New" w:eastAsia="Courier New" w:cs="Courier New"/>
+                <w:color w:val="000000"/>
+                <w:sz w:val="20"/>
+              </w:rPr>
+              <w:t>api/api_​auth_​repository.​dart</w:t>
+            </w:r>
+          </w:p>
+        </w:tc>
+        <w:tc>
+          <w:tcPr>
+            <w:tcW w:type="dxa" w:w="6803"/>
+          </w:tcPr>
+          <w:p>
+            <w:pPr>
+              <w:pStyle w:val="Compact"/>
+              <w:spacing w:line="240" w:lineRule="auto" w:before="0" w:after="0"/>
+              <w:ind w:firstLine="0" w:left="0"/>
+              <w:jc w:val="left"/>
+            </w:pPr>
+            <w:r>
+              <w:rPr>
+                <w:rFonts w:ascii="Times New Roman" w:hAnsi="Times New Roman" w:eastAsia="Times New Roman" w:cs="Times New Roman"/>
+                <w:color w:val="000000"/>
+                <w:sz w:val="24"/>
+              </w:rPr>
+              <w:t xml:space="preserve">Регистрация, вход, профиль, смена пароля, напоминание и удаление аккаунта запросами</w:t>
+            </w:r>
+            <w:r>
+              <w:rPr>
+                <w:rFonts w:ascii="Times New Roman" w:hAnsi="Times New Roman" w:eastAsia="Times New Roman" w:cs="Times New Roman"/>
+                <w:color w:val="000000"/>
+                <w:sz w:val="24"/>
+              </w:rPr>
+              <w:t xml:space="preserve"> </w:t>
+            </w:r>
+            <w:r>
+              <w:rPr>
+                <w:rStyle w:val="VerbatimChar"/>
+                <w:rFonts w:ascii="Courier New" w:hAnsi="Courier New" w:eastAsia="Courier New" w:cs="Courier New"/>
+                <w:color w:val="000000"/>
+                <w:sz w:val="20"/>
+              </w:rPr>
+              <w:t xml:space="preserve">/api/auth/...</w:t>
+            </w:r>
+            <w:r>
+              <w:rPr>
+                <w:rFonts w:ascii="Times New Roman" w:hAnsi="Times New Roman" w:eastAsia="Times New Roman" w:cs="Times New Roman"/>
+                <w:color w:val="000000"/>
+                <w:sz w:val="24"/>
+              </w:rPr>
+              <w:t xml:space="preserve"> </w:t>
+            </w:r>
+            <w:r>
+              <w:rPr>
+                <w:rFonts w:ascii="Times New Roman" w:hAnsi="Times New Roman" w:eastAsia="Times New Roman" w:cs="Times New Roman"/>
+                <w:color w:val="000000"/>
+                <w:sz w:val="24"/>
+              </w:rPr>
+              <w:t xml:space="preserve">и</w:t>
+            </w:r>
+            <w:r>
+              <w:rPr>
+                <w:rFonts w:ascii="Times New Roman" w:hAnsi="Times New Roman" w:eastAsia="Times New Roman" w:cs="Times New Roman"/>
+                <w:color w:val="000000"/>
+                <w:sz w:val="24"/>
+              </w:rPr>
+              <w:t xml:space="preserve"> </w:t>
+            </w:r>
+            <w:r>
+              <w:rPr>
+                <w:rStyle w:val="VerbatimChar"/>
+                <w:rFonts w:ascii="Courier New" w:hAnsi="Courier New" w:eastAsia="Courier New" w:cs="Courier New"/>
+                <w:color w:val="000000"/>
+                <w:sz w:val="20"/>
+              </w:rPr>
+              <w:t xml:space="preserve">/api/me</w:t>
+            </w:r>
+            <w:r>
+              <w:rPr>
+                <w:rFonts w:ascii="Times New Roman" w:hAnsi="Times New Roman" w:eastAsia="Times New Roman" w:cs="Times New Roman"/>
+                <w:color w:val="000000"/>
+                <w:sz w:val="24"/>
+              </w:rPr>
+              <w:t>. После входа запоминает токен в клиенте API. Пароли приложение не хэширует и не хранит: их проверяет сервер. Главное: ApiAuthRepository (register(), login(), logout(), userById(), updateProfile(), changePassword(), deleteAccount()).</w:t>
+            </w:r>
+          </w:p>
+        </w:tc>
+      </w:tr>
+      <w:tr>
+        <w:trPr>
+          <w:cantSplit/>
+        </w:trPr>
+        <w:tc>
+          <w:tcPr>
+            <w:tcW w:type="dxa" w:w="2551"/>
+          </w:tcPr>
+          <w:p>
+            <w:pPr>
+              <w:pStyle w:val="Compact"/>
+              <w:spacing w:line="240" w:lineRule="auto" w:before="0" w:after="0"/>
+              <w:ind w:firstLine="0" w:left="0"/>
+              <w:jc w:val="left"/>
+            </w:pPr>
+            <w:r>
+              <w:rPr>
+                <w:rStyle w:val="VerbatimChar"/>
+                <w:rFonts w:ascii="Courier New" w:hAnsi="Courier New" w:eastAsia="Courier New" w:cs="Courier New"/>
+                <w:color w:val="000000"/>
+                <w:sz w:val="20"/>
+              </w:rPr>
+              <w:t>api/api_​catalog_​repository.​dart</w:t>
+            </w:r>
+          </w:p>
+        </w:tc>
+        <w:tc>
+          <w:tcPr>
+            <w:tcW w:type="dxa" w:w="6803"/>
+          </w:tcPr>
+          <w:p>
+            <w:pPr>
+              <w:pStyle w:val="Compact"/>
+              <w:spacing w:line="240" w:lineRule="auto" w:before="0" w:after="0"/>
+              <w:ind w:firstLine="0" w:left="0"/>
+              <w:jc w:val="left"/>
+            </w:pPr>
+            <w:r>
+              <w:rPr>
+                <w:rFonts w:ascii="Times New Roman" w:hAnsi="Times New Roman" w:eastAsia="Times New Roman" w:cs="Times New Roman"/>
+                <w:color w:val="000000"/>
+                <w:sz w:val="24"/>
+              </w:rPr>
+              <w:t xml:space="preserve">Каталог направлений с сервера (</w:t>
+            </w:r>
+            <w:r>
+              <w:rPr>
+                <w:rStyle w:val="VerbatimChar"/>
+                <w:rFonts w:ascii="Courier New" w:hAnsi="Courier New" w:eastAsia="Courier New" w:cs="Courier New"/>
+                <w:color w:val="000000"/>
+                <w:sz w:val="20"/>
+              </w:rPr>
+              <w:t>GET /api/directions</w:t>
+            </w:r>
+            <w:r>
+              <w:rPr>
+                <w:rFonts w:ascii="Times New Roman" w:hAnsi="Times New Roman" w:eastAsia="Times New Roman" w:cs="Times New Roman"/>
+                <w:color w:val="000000"/>
+                <w:sz w:val="24"/>
+              </w:rPr>
+              <w:t>): загружается один раз и дальше берётся из памяти. Главное: ApiCatalogRepository, loadDirections().</w:t>
+            </w:r>
+          </w:p>
+        </w:tc>
+      </w:tr>
+      <w:tr>
+        <w:trPr>
+          <w:cantSplit/>
+        </w:trPr>
+        <w:tc>
+          <w:tcPr>
+            <w:tcW w:type="dxa" w:w="2551"/>
+          </w:tcPr>
+          <w:p>
+            <w:pPr>
+              <w:pStyle w:val="Compact"/>
+              <w:spacing w:line="240" w:lineRule="auto" w:before="0" w:after="0"/>
+              <w:ind w:firstLine="0" w:left="0"/>
+              <w:jc w:val="left"/>
+            </w:pPr>
+            <w:r>
+              <w:rPr>
+                <w:rStyle w:val="VerbatimChar"/>
+                <w:rFonts w:ascii="Courier New" w:hAnsi="Courier New" w:eastAsia="Courier New" w:cs="Courier New"/>
+                <w:color w:val="000000"/>
+                <w:sz w:val="20"/>
+              </w:rPr>
+              <w:t>api/api_​plan_​repository.​dart</w:t>
+            </w:r>
+          </w:p>
+        </w:tc>
+        <w:tc>
+          <w:tcPr>
+            <w:tcW w:type="dxa" w:w="6803"/>
+          </w:tcPr>
+          <w:p>
+            <w:pPr>
+              <w:pStyle w:val="Compact"/>
+              <w:spacing w:line="240" w:lineRule="auto" w:before="0" w:after="0"/>
+              <w:ind w:firstLine="0" w:left="0"/>
+              <w:jc w:val="left"/>
+            </w:pPr>
+            <w:r>
+              <w:rPr>
+                <w:rFonts w:ascii="Times New Roman" w:hAnsi="Times New Roman" w:eastAsia="Times New Roman" w:cs="Times New Roman"/>
+                <w:color w:val="000000"/>
+                <w:sz w:val="24"/>
+              </w:rPr>
+              <w:t xml:space="preserve">Планы, темы планов и занятия через</w:t>
+            </w:r>
+            <w:r>
+              <w:rPr>
+                <w:rFonts w:ascii="Times New Roman" w:hAnsi="Times New Roman" w:eastAsia="Times New Roman" w:cs="Times New Roman"/>
+                <w:color w:val="000000"/>
+                <w:sz w:val="24"/>
+              </w:rPr>
+              <w:t xml:space="preserve"> </w:t>
+            </w:r>
+            <w:r>
+              <w:rPr>
+                <w:rStyle w:val="VerbatimChar"/>
+                <w:rFonts w:ascii="Courier New" w:hAnsi="Courier New" w:eastAsia="Courier New" w:cs="Courier New"/>
+                <w:color w:val="000000"/>
+                <w:sz w:val="20"/>
+              </w:rPr>
+              <w:t xml:space="preserve">/api/plans/...</w:t>
+            </w:r>
+            <w:r>
+              <w:rPr>
+                <w:rFonts w:ascii="Times New Roman" w:hAnsi="Times New Roman" w:eastAsia="Times New Roman" w:cs="Times New Roman"/>
+                <w:color w:val="000000"/>
+                <w:sz w:val="24"/>
+              </w:rPr>
+              <w:t xml:space="preserve"> </w:t>
+            </w:r>
+            <w:r>
+              <w:rPr>
+                <w:rFonts w:ascii="Times New Roman" w:hAnsi="Times New Roman" w:eastAsia="Times New Roman" w:cs="Times New Roman"/>
+                <w:color w:val="000000"/>
+                <w:sz w:val="24"/>
+              </w:rPr>
+              <w:t xml:space="preserve">и</w:t>
+            </w:r>
+            <w:r>
+              <w:rPr>
+                <w:rFonts w:ascii="Times New Roman" w:hAnsi="Times New Roman" w:eastAsia="Times New Roman" w:cs="Times New Roman"/>
+                <w:color w:val="000000"/>
+                <w:sz w:val="24"/>
+              </w:rPr>
+              <w:t xml:space="preserve"> </w:t>
+            </w:r>
+            <w:r>
+              <w:rPr>
+                <w:rStyle w:val="VerbatimChar"/>
+                <w:rFonts w:ascii="Courier New" w:hAnsi="Courier New" w:eastAsia="Courier New" w:cs="Courier New"/>
+                <w:color w:val="000000"/>
+                <w:sz w:val="20"/>
+              </w:rPr>
+              <w:t>/api/sessions/...</w:t>
+            </w:r>
+            <w:r>
+              <w:rPr>
+                <w:rFonts w:ascii="Times New Roman" w:hAnsi="Times New Roman" w:eastAsia="Times New Roman" w:cs="Times New Roman"/>
+                <w:color w:val="000000"/>
+                <w:sz w:val="24"/>
+              </w:rPr>
+              <w:t>. План составляет алгоритм в приложении, а сервер его сохраняет и отдаёт. Главное: ApiPlanRepository (createPlan(), watchPlans(), watchActivePlan(), setActive(), renamePlan(), deletePlan(), setSessionDone(), replaceOpenSessions()).</w:t>
+            </w:r>
+          </w:p>
+        </w:tc>
+      </w:tr>
+      <w:tr>
+        <w:trPr>
+          <w:cantSplit/>
+        </w:trPr>
+        <w:tc>
+          <w:tcPr>
+            <w:tcW w:type="dxa" w:w="2551"/>
+          </w:tcPr>
+          <w:p>
+            <w:pPr>
+              <w:pStyle w:val="Compact"/>
+              <w:spacing w:line="240" w:lineRule="auto" w:before="0" w:after="0"/>
+              <w:ind w:firstLine="0" w:left="0"/>
+              <w:jc w:val="left"/>
+            </w:pPr>
+            <w:r>
+              <w:rPr>
+                <w:rStyle w:val="VerbatimChar"/>
+                <w:rFonts w:ascii="Courier New" w:hAnsi="Courier New" w:eastAsia="Courier New" w:cs="Courier New"/>
+                <w:color w:val="000000"/>
+                <w:sz w:val="20"/>
+              </w:rPr>
+              <w:t>api/api_​topic_​repository.​dart</w:t>
+            </w:r>
+          </w:p>
+        </w:tc>
+        <w:tc>
+          <w:tcPr>
+            <w:tcW w:type="dxa" w:w="6803"/>
+          </w:tcPr>
+          <w:p>
+            <w:pPr>
+              <w:pStyle w:val="Compact"/>
+              <w:spacing w:line="240" w:lineRule="auto" w:before="0" w:after="0"/>
+              <w:ind w:firstLine="0" w:left="0"/>
+              <w:jc w:val="left"/>
+            </w:pPr>
+            <w:r>
+              <w:rPr>
+                <w:rFonts w:ascii="Times New Roman" w:hAnsi="Times New Roman" w:eastAsia="Times New Roman" w:cs="Times New Roman"/>
+                <w:color w:val="000000"/>
+                <w:sz w:val="24"/>
+              </w:rPr>
+              <w:t xml:space="preserve">Свои темы (полный CRUD через</w:t>
+            </w:r>
+            <w:r>
+              <w:rPr>
+                <w:rFonts w:ascii="Times New Roman" w:hAnsi="Times New Roman" w:eastAsia="Times New Roman" w:cs="Times New Roman"/>
+                <w:color w:val="000000"/>
+                <w:sz w:val="24"/>
+              </w:rPr>
+              <w:t xml:space="preserve"> </w:t>
+            </w:r>
+            <w:r>
+              <w:rPr>
+                <w:rStyle w:val="VerbatimChar"/>
+                <w:rFonts w:ascii="Courier New" w:hAnsi="Courier New" w:eastAsia="Courier New" w:cs="Courier New"/>
+                <w:color w:val="000000"/>
+                <w:sz w:val="20"/>
+              </w:rPr>
+              <w:t>/api/custom-topics</w:t>
+            </w:r>
+            <w:r>
+              <w:rPr>
+                <w:rFonts w:ascii="Times New Roman" w:hAnsi="Times New Roman" w:eastAsia="Times New Roman" w:cs="Times New Roman"/>
+                <w:color w:val="000000"/>
+                <w:sz w:val="24"/>
+              </w:rPr>
+              <w:t xml:space="preserve">) и избранное (</w:t>
+            </w:r>
+            <w:r>
+              <w:rPr>
+                <w:rStyle w:val="VerbatimChar"/>
+                <w:rFonts w:ascii="Courier New" w:hAnsi="Courier New" w:eastAsia="Courier New" w:cs="Courier New"/>
+                <w:color w:val="000000"/>
+                <w:sz w:val="20"/>
+              </w:rPr>
+              <w:t xml:space="preserve">/api/favorites</w:t>
+            </w:r>
+            <w:r>
+              <w:rPr>
+                <w:rFonts w:ascii="Times New Roman" w:hAnsi="Times New Roman" w:eastAsia="Times New Roman" w:cs="Times New Roman"/>
+                <w:color w:val="000000"/>
+                <w:sz w:val="24"/>
+              </w:rPr>
+              <w:t>). Главное: ApiTopicRepository (watchCustomTopics(), createCustomTopic(), updateCustomTopic(), deleteCustomTopic(), toggleFavorite()).</w:t>
+            </w:r>
+          </w:p>
+        </w:tc>
+      </w:tr>
+      <w:tr>
+        <w:trPr>
+          <w:cantSplit/>
+        </w:trPr>
+        <w:tc>
+          <w:tcPr>
+            <w:tcW w:type="dxa" w:w="2551"/>
+          </w:tcPr>
+          <w:p>
+            <w:pPr>
+              <w:pStyle w:val="Compact"/>
+              <w:spacing w:line="240" w:lineRule="auto" w:before="0" w:after="0"/>
+              <w:ind w:firstLine="0" w:left="0"/>
+              <w:jc w:val="left"/>
+            </w:pPr>
+            <w:r>
+              <w:rPr>
+                <w:rStyle w:val="VerbatimChar"/>
+                <w:rFonts w:ascii="Courier New" w:hAnsi="Courier New" w:eastAsia="Courier New" w:cs="Courier New"/>
+                <w:color w:val="000000"/>
+                <w:sz w:val="20"/>
+              </w:rPr>
+              <w:t>api/api_​note_​repository.​dart</w:t>
+            </w:r>
+          </w:p>
+        </w:tc>
+        <w:tc>
+          <w:tcPr>
+            <w:tcW w:type="dxa" w:w="6803"/>
+          </w:tcPr>
+          <w:p>
+            <w:pPr>
+              <w:pStyle w:val="Compact"/>
+              <w:spacing w:line="240" w:lineRule="auto" w:before="0" w:after="0"/>
+              <w:ind w:firstLine="0" w:left="0"/>
+              <w:jc w:val="left"/>
+            </w:pPr>
+            <w:r>
+              <w:rPr>
+                <w:rFonts w:ascii="Times New Roman" w:hAnsi="Times New Roman" w:eastAsia="Times New Roman" w:cs="Times New Roman"/>
+                <w:color w:val="000000"/>
+                <w:sz w:val="24"/>
+              </w:rPr>
+              <w:t xml:space="preserve">Заметки — главный пример полного CRUD через API: GET, POST, PUT, DELETE по адресам</w:t>
+            </w:r>
+            <w:r>
+              <w:rPr>
+                <w:rFonts w:ascii="Times New Roman" w:hAnsi="Times New Roman" w:eastAsia="Times New Roman" w:cs="Times New Roman"/>
+                <w:color w:val="000000"/>
+                <w:sz w:val="24"/>
+              </w:rPr>
+              <w:t xml:space="preserve"> </w:t>
+            </w:r>
+            <w:r>
+              <w:rPr>
+                <w:rStyle w:val="VerbatimChar"/>
+                <w:rFonts w:ascii="Courier New" w:hAnsi="Courier New" w:eastAsia="Courier New" w:cs="Courier New"/>
+                <w:color w:val="000000"/>
+                <w:sz w:val="20"/>
+              </w:rPr>
+              <w:t xml:space="preserve">/api/notes</w:t>
+            </w:r>
+            <w:r>
+              <w:rPr>
+                <w:rFonts w:ascii="Times New Roman" w:hAnsi="Times New Roman" w:eastAsia="Times New Roman" w:cs="Times New Roman"/>
+                <w:color w:val="000000"/>
+                <w:sz w:val="24"/>
+              </w:rPr>
+              <w:t xml:space="preserve">; журнал Pomodoro —</w:t>
+            </w:r>
+            <w:r>
+              <w:rPr>
+                <w:rFonts w:ascii="Times New Roman" w:hAnsi="Times New Roman" w:eastAsia="Times New Roman" w:cs="Times New Roman"/>
+                <w:color w:val="000000"/>
+                <w:sz w:val="24"/>
+              </w:rPr>
+              <w:t xml:space="preserve"> </w:t>
+            </w:r>
+            <w:r>
+              <w:rPr>
+                <w:rStyle w:val="VerbatimChar"/>
+                <w:rFonts w:ascii="Courier New" w:hAnsi="Courier New" w:eastAsia="Courier New" w:cs="Courier New"/>
+                <w:color w:val="000000"/>
+                <w:sz w:val="20"/>
+              </w:rPr>
+              <w:t xml:space="preserve">/api/pomodoros</w:t>
+            </w:r>
+            <w:r>
+              <w:rPr>
+                <w:rFonts w:ascii="Times New Roman" w:hAnsi="Times New Roman" w:eastAsia="Times New Roman" w:cs="Times New Roman"/>
+                <w:color w:val="000000"/>
+                <w:sz w:val="24"/>
+              </w:rPr>
+              <w:t>. Главное: ApiNoteRepository (watchNotes(), createNote(), updateNote(), deleteNote()), ApiPomodoroRepository (logPomodoro(), watchPomodoros()).</w:t>
+            </w:r>
+          </w:p>
+        </w:tc>
+      </w:tr>
+      <w:tr>
+        <w:trPr>
+          <w:cantSplit/>
+        </w:trPr>
+        <w:tc>
+          <w:tcPr>
+            <w:tcW w:type="dxa" w:w="2551"/>
+          </w:tcPr>
+          <w:p>
+            <w:pPr>
+              <w:pStyle w:val="Compact"/>
               <w:spacing w:line="240" w:lineRule="auto" w:before="0" w:after="0"/>
               <w:ind w:firstLine="0" w:left="0"/>
               <w:jc w:val="left"/>
@@ -3323,18 +4455,17 @@
           <w:p>
             <w:pPr>
               <w:pStyle w:val="Compact"/>
-              <w:keepNext/>
-              <w:spacing w:line="240" w:lineRule="auto" w:before="0" w:after="0"/>
-              <w:ind w:firstLine="0" w:left="0"/>
-              <w:jc w:val="left"/>
-            </w:pPr>
-            <w:r>
-              <w:rPr>
-                <w:rFonts w:ascii="Times New Roman" w:hAnsi="Times New Roman" w:eastAsia="Times New Roman" w:cs="Times New Roman"/>
-                <w:color w:val="000000"/>
-                <w:sz w:val="24"/>
-              </w:rPr>
-              <w:t>Схема базы SQLite на drift: 8 таблиц, внешние ключи с каскадным удалением, включение foreign_keys при открытии базы. Код запросов генерируется в app_​database.​g.​dart. Главное: AppDatabase, Users, Plans, PlanTopics, Sessions, CustomTopics, Notes, Favorites, PomodoroLogs.</w:t>
+              <w:spacing w:line="240" w:lineRule="auto" w:before="0" w:after="0"/>
+              <w:ind w:firstLine="0" w:left="0"/>
+              <w:jc w:val="left"/>
+            </w:pPr>
+            <w:r>
+              <w:rPr>
+                <w:rFonts w:ascii="Times New Roman" w:hAnsi="Times New Roman" w:eastAsia="Times New Roman" w:cs="Times New Roman"/>
+                <w:color w:val="000000"/>
+                <w:sz w:val="24"/>
+              </w:rPr>
+              <w:t>Схема базы SQLite на сервере (drift): 9 таблиц, внешние ключи с каскадным удалением, включение foreign_keys при открытии базы, переход со схемы версии 1 на версию 2 (добавлена таблица токенов). Код запросов генерируется в app_​database.​g.​dart. Главное: AppDatabase, Users, Plans, PlanTopics, Sessions, CustomTopics, Notes, Favorites, PomodoroLogs, ApiTokens, migration.</w:t>
             </w:r>
           </w:p>
         </w:tc>
@@ -3350,7 +4481,6 @@
           <w:p>
             <w:pPr>
               <w:pStyle w:val="Compact"/>
-              <w:keepNext/>
               <w:spacing w:line="240" w:lineRule="auto" w:before="0" w:after="0"/>
               <w:ind w:firstLine="0" w:left="0"/>
               <w:jc w:val="left"/>
@@ -3373,18 +4503,17 @@
           <w:p>
             <w:pPr>
               <w:pStyle w:val="Compact"/>
-              <w:keepNext/>
-              <w:spacing w:line="240" w:lineRule="auto" w:before="0" w:after="0"/>
-              <w:ind w:firstLine="0" w:left="0"/>
-              <w:jc w:val="left"/>
-            </w:pPr>
-            <w:r>
-              <w:rPr>
-                <w:rFonts w:ascii="Times New Roman" w:hAnsi="Times New Roman" w:eastAsia="Times New Roman" w:cs="Times New Roman"/>
-                <w:color w:val="000000"/>
-                <w:sz w:val="24"/>
-              </w:rPr>
-              <w:t>Загружает каталог направлений (Flutter, Python, английский, алгоритмы) из JSON-файлов в assets/catalog и кеширует результат. Если JSON повреждён, выдаёт понятную ошибку. Главное: CatalogRepositoryImpl, loadDirections(), AssetReader.</w:t>
+              <w:spacing w:line="240" w:lineRule="auto" w:before="0" w:after="0"/>
+              <w:ind w:firstLine="0" w:left="0"/>
+              <w:jc w:val="left"/>
+            </w:pPr>
+            <w:r>
+              <w:rPr>
+                <w:rFonts w:ascii="Times New Roman" w:hAnsi="Times New Roman" w:eastAsia="Times New Roman" w:cs="Times New Roman"/>
+                <w:color w:val="000000"/>
+                <w:sz w:val="24"/>
+              </w:rPr>
+              <w:t>Загружает каталог направлений (Flutter, Python, английский, алгоритмы) из JSON-файлов и кеширует результат. Если JSON повреждён, выдаёт понятную ошибку. Список файлов каталога берёт сервер API. Главное: CatalogRepositoryImpl, files, loadDirections(), AssetReader.</w:t>
             </w:r>
           </w:p>
         </w:tc>
@@ -3400,7 +4529,6 @@
           <w:p>
             <w:pPr>
               <w:pStyle w:val="Compact"/>
-              <w:keepNext/>
               <w:spacing w:line="240" w:lineRule="auto" w:before="0" w:after="0"/>
               <w:ind w:firstLine="0" w:left="0"/>
               <w:jc w:val="left"/>
@@ -3423,18 +4551,17 @@
           <w:p>
             <w:pPr>
               <w:pStyle w:val="Compact"/>
-              <w:keepNext/>
-              <w:spacing w:line="240" w:lineRule="auto" w:before="0" w:after="0"/>
-              <w:ind w:firstLine="0" w:left="0"/>
-              <w:jc w:val="left"/>
-            </w:pPr>
-            <w:r>
-              <w:rPr>
-                <w:rFonts w:ascii="Times New Roman" w:hAnsi="Times New Roman" w:eastAsia="Times New Roman" w:cs="Times New Roman"/>
-                <w:color w:val="000000"/>
-                <w:sz w:val="24"/>
-              </w:rPr>
-              <w:t>Локальная регистрация и вход: пользователи лежат в таблице users, пароли хранятся только как хэш с солью, хэши старого формата пересчитываются при входе. Также профиль, смена пароля, удаление аккаунта и настройки напоминания. Главное: AuthRepositoryImpl, register(), login(), updateProfile(), changePassword(), deleteAccount(), updateReminder(), avatarPalette.</w:t>
+              <w:spacing w:line="240" w:lineRule="auto" w:before="0" w:after="0"/>
+              <w:ind w:firstLine="0" w:left="0"/>
+              <w:jc w:val="left"/>
+            </w:pPr>
+            <w:r>
+              <w:rPr>
+                <w:rFonts w:ascii="Times New Roman" w:hAnsi="Times New Roman" w:eastAsia="Times New Roman" w:cs="Times New Roman"/>
+                <w:color w:val="000000"/>
+                <w:sz w:val="24"/>
+              </w:rPr>
+              <w:t>Регистрация и вход на сервере: пользователи лежат в таблице users, пароли хранятся только как хэш с солью, хэши старого формата пересчитываются при входе. Также профиль, смена пароля, удаление аккаунта и настройки напоминания. Главное: AuthRepositoryImpl, register(), login(), updateProfile(), changePassword(), deleteAccount(), updateReminder(), avatarPalette.</w:t>
             </w:r>
           </w:p>
         </w:tc>
@@ -3450,7 +4577,6 @@
           <w:p>
             <w:pPr>
               <w:pStyle w:val="Compact"/>
-              <w:keepNext/>
               <w:spacing w:line="240" w:lineRule="auto" w:before="0" w:after="0"/>
               <w:ind w:firstLine="0" w:left="0"/>
               <w:jc w:val="left"/>
@@ -3473,18 +4599,42 @@
           <w:p>
             <w:pPr>
               <w:pStyle w:val="Compact"/>
-              <w:keepNext/>
-              <w:spacing w:line="240" w:lineRule="auto" w:before="0" w:after="0"/>
-              <w:ind w:firstLine="0" w:left="0"/>
-              <w:jc w:val="left"/>
-            </w:pPr>
-            <w:r>
-              <w:rPr>
-                <w:rFonts w:ascii="Times New Roman" w:hAnsi="Times New Roman" w:eastAsia="Times New Roman" w:cs="Times New Roman"/>
-                <w:color w:val="000000"/>
-                <w:sz w:val="24"/>
-              </w:rPr>
-              <w:t>Хранит в shared_​preferences id вошедшего пользователя («Запомнить меня») и выбранную тему оформления. Реализует интерфейс SessionStorage. Главное: SessionStorageImpl, currentUserId, saveCurrentUserId(), themeMode, saveThemeMode().</w:t>
+              <w:spacing w:line="240" w:lineRule="auto" w:before="0" w:after="0"/>
+              <w:ind w:firstLine="0" w:left="0"/>
+              <w:jc w:val="left"/>
+            </w:pPr>
+            <w:r>
+              <w:rPr>
+                <w:rFonts w:ascii="Times New Roman" w:hAnsi="Times New Roman" w:eastAsia="Times New Roman" w:cs="Times New Roman"/>
+                <w:color w:val="000000"/>
+                <w:sz w:val="24"/>
+              </w:rPr>
+              <w:t>Используется приложением: хранит в shared_​preferences адрес сервера API (по умолчанию</w:t>
+            </w:r>
+            <w:r>
+              <w:rPr>
+                <w:rFonts w:ascii="Times New Roman" w:hAnsi="Times New Roman" w:eastAsia="Times New Roman" w:cs="Times New Roman"/>
+                <w:color w:val="000000"/>
+                <w:sz w:val="24"/>
+              </w:rPr>
+              <w:t xml:space="preserve"> </w:t>
+            </w:r>
+            <w:r>
+              <w:rPr>
+                <w:rStyle w:val="VerbatimChar"/>
+                <w:rFonts w:ascii="Courier New" w:hAnsi="Courier New" w:eastAsia="Courier New" w:cs="Courier New"/>
+                <w:color w:val="000000"/>
+                <w:sz w:val="20"/>
+              </w:rPr>
+              <w:t>http://localhost:8080</w:t>
+            </w:r>
+            <w:r>
+              <w:rPr>
+                <w:rFonts w:ascii="Times New Roman" w:hAnsi="Times New Roman" w:eastAsia="Times New Roman" w:cs="Times New Roman"/>
+                <w:color w:val="000000"/>
+                <w:sz w:val="24"/>
+              </w:rPr>
+              <w:t>), id вошедшего пользователя и его токен («Запомнить меня») и выбранную тему оформления. Реализует интерфейс SessionStorage. Главное: SessionStorageImpl, defaultServerUrl, serverUrl, currentUserId, authToken, saveSession(), themeMode.</w:t>
             </w:r>
           </w:p>
         </w:tc>
@@ -3500,7 +4650,6 @@
           <w:p>
             <w:pPr>
               <w:pStyle w:val="Compact"/>
-              <w:keepNext/>
               <w:spacing w:line="240" w:lineRule="auto" w:before="0" w:after="0"/>
               <w:ind w:firstLine="0" w:left="0"/>
               <w:jc w:val="left"/>
@@ -3523,18 +4672,17 @@
           <w:p>
             <w:pPr>
               <w:pStyle w:val="Compact"/>
-              <w:keepNext/>
-              <w:spacing w:line="240" w:lineRule="auto" w:before="0" w:after="0"/>
-              <w:ind w:firstLine="0" w:left="0"/>
-              <w:jc w:val="left"/>
-            </w:pPr>
-            <w:r>
-              <w:rPr>
-                <w:rFonts w:ascii="Times New Roman" w:hAnsi="Times New Roman" w:eastAsia="Times New Roman" w:cs="Times New Roman"/>
-                <w:color w:val="000000"/>
-                <w:sz w:val="24"/>
-              </w:rPr>
-              <w:t>Хранит учебные планы, их темы и занятия (таблицы plans, plan_topics, sessions). Активным может быть только один план; есть транзакции при создании и удалении плана и при перепланировании. Главное: PlanRepositoryImpl, createPlan(), setActive(), deletePlan(), replacePlanTopics(), replaceOpenSessions(), watchCompletedSessions().</w:t>
+              <w:spacing w:line="240" w:lineRule="auto" w:before="0" w:after="0"/>
+              <w:ind w:firstLine="0" w:left="0"/>
+              <w:jc w:val="left"/>
+            </w:pPr>
+            <w:r>
+              <w:rPr>
+                <w:rFonts w:ascii="Times New Roman" w:hAnsi="Times New Roman" w:eastAsia="Times New Roman" w:cs="Times New Roman"/>
+                <w:color w:val="000000"/>
+                <w:sz w:val="24"/>
+              </w:rPr>
+              <w:t>На сервере хранит учебные планы, их темы и занятия (таблицы plans, plan_topics, sessions). Активным может быть только один план; есть транзакции при создании и удалении плана и при перепланировании. Главное: PlanRepositoryImpl, createPlan(), setActive(), deletePlan(), replacePlanTopics(), replaceOpenSessions(), watchCompletedSessions().</w:t>
             </w:r>
           </w:p>
         </w:tc>
@@ -3550,7 +4698,6 @@
           <w:p>
             <w:pPr>
               <w:pStyle w:val="Compact"/>
-              <w:keepNext/>
               <w:spacing w:line="240" w:lineRule="auto" w:before="0" w:after="0"/>
               <w:ind w:firstLine="0" w:left="0"/>
               <w:jc w:val="left"/>
@@ -3573,18 +4720,17 @@
           <w:p>
             <w:pPr>
               <w:pStyle w:val="Compact"/>
-              <w:keepNext/>
-              <w:spacing w:line="240" w:lineRule="auto" w:before="0" w:after="0"/>
-              <w:ind w:firstLine="0" w:left="0"/>
-              <w:jc w:val="left"/>
-            </w:pPr>
-            <w:r>
-              <w:rPr>
-                <w:rFonts w:ascii="Times New Roman" w:hAnsi="Times New Roman" w:eastAsia="Times New Roman" w:cs="Times New Roman"/>
-                <w:color w:val="000000"/>
-                <w:sz w:val="24"/>
-              </w:rPr>
-              <w:t xml:space="preserve">Свои темы пользователя с id вида</w:t>
+              <w:spacing w:line="240" w:lineRule="auto" w:before="0" w:after="0"/>
+              <w:ind w:firstLine="0" w:left="0"/>
+              <w:jc w:val="left"/>
+            </w:pPr>
+            <w:r>
+              <w:rPr>
+                <w:rFonts w:ascii="Times New Roman" w:hAnsi="Times New Roman" w:eastAsia="Times New Roman" w:cs="Times New Roman"/>
+                <w:color w:val="000000"/>
+                <w:sz w:val="24"/>
+              </w:rPr>
+              <w:t xml:space="preserve">На сервере хранит свои темы пользователя с id вида</w:t>
             </w:r>
             <w:r>
               <w:rPr>
@@ -3633,7 +4779,6 @@
           <w:p>
             <w:pPr>
               <w:pStyle w:val="Compact"/>
-              <w:keepNext/>
               <w:spacing w:line="240" w:lineRule="auto" w:before="0" w:after="0"/>
               <w:ind w:firstLine="0" w:left="0"/>
               <w:jc w:val="left"/>
@@ -3656,18 +4801,17 @@
           <w:p>
             <w:pPr>
               <w:pStyle w:val="Compact"/>
-              <w:keepNext/>
-              <w:spacing w:line="240" w:lineRule="auto" w:before="0" w:after="0"/>
-              <w:ind w:firstLine="0" w:left="0"/>
-              <w:jc w:val="left"/>
-            </w:pPr>
-            <w:r>
-              <w:rPr>
-                <w:rFonts w:ascii="Times New Roman" w:hAnsi="Times New Roman" w:eastAsia="Times New Roman" w:cs="Times New Roman"/>
-                <w:color w:val="000000"/>
-                <w:sz w:val="24"/>
-              </w:rPr>
-              <w:t>Заметки пользователя (таблица notes) и журнал завершённых «помидоров» (таблица pomodoro_logs) в SQLite через drift. Главное: NoteRepositoryImpl (watchNotes(), createNote(), updateNote(), deleteNote()), PomodoroRepositoryImpl (logPomodoro(), watchPomodoros()).</w:t>
+              <w:spacing w:line="240" w:lineRule="auto" w:before="0" w:after="0"/>
+              <w:ind w:firstLine="0" w:left="0"/>
+              <w:jc w:val="left"/>
+            </w:pPr>
+            <w:r>
+              <w:rPr>
+                <w:rFonts w:ascii="Times New Roman" w:hAnsi="Times New Roman" w:eastAsia="Times New Roman" w:cs="Times New Roman"/>
+                <w:color w:val="000000"/>
+                <w:sz w:val="24"/>
+              </w:rPr>
+              <w:t>На сервере хранит заметки пользователя (таблица notes) и журнал завершённых «помидоров» (таблица pomodoro_logs) в SQLite через drift. Главное: NoteRepositoryImpl (watchNotes(), createNote(), updateNote(), deleteNote()), PomodoroRepositoryImpl (logPomodoro(), watchPomodoros()).</w:t>
             </w:r>
           </w:p>
         </w:tc>
@@ -3722,7 +4866,7 @@
       </w:tr>
     </w:tbl>
     <w:bookmarkEnd w:id="28"/>
-    <w:bookmarkStart w:id="29" w:name="X222c6eb81b673cd6f36b365152a6009345ab66c"/>
+    <w:bookmarkStart w:id="29" w:name="libserver-сервер-api"/>
     <w:p>
       <w:pPr>
         <w:pStyle w:val="Heading3"/>
@@ -3737,13 +4881,13 @@
         <w:rPr>
           <w:rStyle w:val="VerbatimChar"/>
         </w:rPr>
-        <w:t xml:space="preserve">lib/presentation/providers/</w:t>
+        <w:t xml:space="preserve">lib/server/</w:t>
       </w:r>
       <w:r>
         <w:t xml:space="preserve"> </w:t>
       </w:r>
       <w:r>
-        <w:t xml:space="preserve">— связь экранов с данными</w:t>
+        <w:t xml:space="preserve">— сервер API</w:t>
       </w:r>
     </w:p>
     <w:p>
@@ -3751,7 +4895,19 @@
         <w:pStyle w:val="FirstParagraph"/>
       </w:pPr>
       <w:r>
-        <w:t xml:space="preserve">Провайдер Riverpod — это «поставщик» объекта или данных: экран просит у него, например, активный план и автоматически перерисовывается, когда план меняется в базе.</w:t>
+        <w:t xml:space="preserve">Сервер — отдельная программа, в приложение на телефоне он не входит. Запускается из</w:t>
+      </w:r>
+      <w:r>
+        <w:t xml:space="preserve"> </w:t>
+      </w:r>
+      <w:r>
+        <w:rPr>
+          <w:rStyle w:val="VerbatimChar"/>
+        </w:rPr>
+        <w:t xml:space="preserve">bin/marshrut_server.dart</w:t>
+      </w:r>
+      <w:r>
+        <w:t xml:space="preserve">, в тестах работает прямо в памяти.</w:t>
       </w:r>
     </w:p>
     <w:p>
@@ -3763,7 +4919,206 @@
         <w:jc w:val="left"/>
       </w:pPr>
       <w:r>
-        <w:t xml:space="preserve">Таблица 8 — Провайдеры и контроллеры состояния (папка lib/presentation/providers/)</w:t>
+        <w:t xml:space="preserve">Таблица 8 — Сервер API (папка lib/server/)</w:t>
+      </w:r>
+    </w:p>
+    <w:tbl>
+      <w:tblPr>
+        <w:tblStyle w:val="Table"/>
+        <w:tblLook w:firstRow="1" w:lastRow="0" w:firstColumn="0" w:lastColumn="0" w:noHBand="0" w:noVBand="0" w:val="0020"/>
+        <w:tblW w:w="9355" w:type="dxa"/>
+        <w:tblLayout w:type="fixed"/>
+        <w:jc w:val="center"/>
+        <w:tblBorders>
+          <w:top w:val="single" w:sz="4" w:color="000000"/>
+          <w:left w:val="single" w:sz="4" w:color="000000"/>
+          <w:bottom w:val="single" w:sz="4" w:color="000000"/>
+          <w:right w:val="single" w:sz="4" w:color="000000"/>
+          <w:insideH w:val="single" w:sz="4" w:color="000000"/>
+          <w:insideV w:val="single" w:sz="4" w:color="000000"/>
+        </w:tblBorders>
+      </w:tblPr>
+      <w:tblGrid>
+        <w:gridCol w:w="1332"/>
+        <w:gridCol w:w="8023"/>
+      </w:tblGrid>
+      <w:tr>
+        <w:trPr>
+          <w:tblHeader w:val="true"/>
+          <w:cantSplit/>
+        </w:trPr>
+        <w:tc>
+          <w:tcPr>
+            <w:tcW w:type="dxa" w:w="1332"/>
+          </w:tcPr>
+          <w:p>
+            <w:pPr>
+              <w:pStyle w:val="Compact"/>
+              <w:keepNext/>
+              <w:spacing w:line="240" w:lineRule="auto" w:before="0" w:after="0"/>
+              <w:ind w:firstLine="0" w:left="0"/>
+              <w:jc w:val="left"/>
+            </w:pPr>
+            <w:r>
+              <w:rPr>
+                <w:rFonts w:ascii="Times New Roman" w:hAnsi="Times New Roman" w:eastAsia="Times New Roman" w:cs="Times New Roman"/>
+                <w:b/>
+                <w:color w:val="000000"/>
+                <w:sz w:val="24"/>
+              </w:rPr>
+              <w:t xml:space="preserve">Файл</w:t>
+            </w:r>
+          </w:p>
+        </w:tc>
+        <w:tc>
+          <w:tcPr>
+            <w:tcW w:type="dxa" w:w="8022"/>
+          </w:tcPr>
+          <w:p>
+            <w:pPr>
+              <w:pStyle w:val="Compact"/>
+              <w:keepNext/>
+              <w:spacing w:line="240" w:lineRule="auto" w:before="0" w:after="0"/>
+              <w:ind w:firstLine="0" w:left="0"/>
+              <w:jc w:val="left"/>
+            </w:pPr>
+            <w:r>
+              <w:rPr>
+                <w:rFonts w:ascii="Times New Roman" w:hAnsi="Times New Roman" w:eastAsia="Times New Roman" w:cs="Times New Roman"/>
+                <w:b/>
+                <w:color w:val="000000"/>
+                <w:sz w:val="24"/>
+              </w:rPr>
+              <w:t xml:space="preserve">За что отвечает</w:t>
+            </w:r>
+          </w:p>
+        </w:tc>
+      </w:tr>
+      <w:tr>
+        <w:trPr>
+          <w:cantSplit/>
+        </w:trPr>
+        <w:tc>
+          <w:tcPr>
+            <w:tcW w:type="dxa" w:w="1332"/>
+          </w:tcPr>
+          <w:p>
+            <w:pPr>
+              <w:pStyle w:val="Compact"/>
+              <w:spacing w:line="240" w:lineRule="auto" w:before="0" w:after="0"/>
+              <w:ind w:firstLine="0" w:left="0"/>
+              <w:jc w:val="left"/>
+            </w:pPr>
+            <w:r>
+              <w:rPr>
+                <w:rStyle w:val="VerbatimChar"/>
+                <w:rFonts w:ascii="Courier New" w:hAnsi="Courier New" w:eastAsia="Courier New" w:cs="Courier New"/>
+                <w:color w:val="000000"/>
+                <w:sz w:val="20"/>
+              </w:rPr>
+              <w:t>api_​server.​dart</w:t>
+            </w:r>
+          </w:p>
+        </w:tc>
+        <w:tc>
+          <w:tcPr>
+            <w:tcW w:type="dxa" w:w="8022"/>
+          </w:tcPr>
+          <w:p>
+            <w:pPr>
+              <w:pStyle w:val="Compact"/>
+              <w:spacing w:line="240" w:lineRule="auto" w:before="0" w:after="0"/>
+              <w:ind w:firstLine="0" w:left="0"/>
+              <w:jc w:val="left"/>
+            </w:pPr>
+            <w:r>
+              <w:rPr>
+                <w:rFonts w:ascii="Times New Roman" w:hAnsi="Times New Roman" w:eastAsia="Times New Roman" w:cs="Times New Roman"/>
+                <w:color w:val="000000"/>
+                <w:sz w:val="24"/>
+              </w:rPr>
+              <w:t xml:space="preserve">Все 39 адресов API и их обработчики. Каждый запрос проходит цепочку: журнал (строка «время, метод, адрес → код, мс» в окне сервера) → перехват ошибок (любая ошибка превращается в JSON</w:t>
+            </w:r>
+            <w:r>
+              <w:rPr>
+                <w:rFonts w:ascii="Times New Roman" w:hAnsi="Times New Roman" w:eastAsia="Times New Roman" w:cs="Times New Roman"/>
+                <w:color w:val="000000"/>
+                <w:sz w:val="24"/>
+              </w:rPr>
+              <w:t xml:space="preserve"> </w:t>
+            </w:r>
+            <w:r>
+              <w:rPr>
+                <w:rStyle w:val="VerbatimChar"/>
+                <w:rFonts w:ascii="Courier New" w:hAnsi="Courier New" w:eastAsia="Courier New" w:cs="Courier New"/>
+                <w:color w:val="000000"/>
+                <w:sz w:val="20"/>
+              </w:rPr>
+              <w:t xml:space="preserve">{"error": …}</w:t>
+            </w:r>
+            <w:r>
+              <w:rPr>
+                <w:rFonts w:ascii="Times New Roman" w:hAnsi="Times New Roman" w:eastAsia="Times New Roman" w:cs="Times New Roman"/>
+                <w:color w:val="000000"/>
+                <w:sz w:val="24"/>
+              </w:rPr>
+              <w:t xml:space="preserve"> </w:t>
+            </w:r>
+            <w:r>
+              <w:rPr>
+                <w:rFonts w:ascii="Times New Roman" w:hAnsi="Times New Roman" w:eastAsia="Times New Roman" w:cs="Times New Roman"/>
+                <w:color w:val="000000"/>
+                <w:sz w:val="24"/>
+              </w:rPr>
+              <w:t>с кодом, неожиданные — в 500 без подробностей) → маршрутизатор shelf_router → обработчик. Обработчик определяет пользователя по токену (401, если токена нет или он устарел), проверяет тело запроса теми же Validators, что и формы приложения (400), проверяет, что запись принадлежит пользователю (404 для чужих), и вызывает репозиторий drift. Токен — 32 случайных байта, в базе хранится только его хэш SHA-256, срок 30 дней. Главное: ApiServer (handler, _​buildRouter(), _​logRequests(), _​handleErrors(), issueToken(), _userId(), _ownPlan(), _ownNote(), _register(), _login(), _createPlan(), _createNote() и др.), HttpError.</w:t>
+            </w:r>
+          </w:p>
+        </w:tc>
+      </w:tr>
+    </w:tbl>
+    <w:bookmarkEnd w:id="29"/>
+    <w:bookmarkStart w:id="30" w:name="X222c6eb81b673cd6f36b365152a6009345ab66c"/>
+    <w:p>
+      <w:pPr>
+        <w:pStyle w:val="Heading3"/>
+      </w:pPr>
+      <w:r>
+        <w:t xml:space="preserve">4.8</w:t>
+      </w:r>
+      <w:r>
+        <w:t xml:space="preserve"> </w:t>
+      </w:r>
+      <w:r>
+        <w:rPr>
+          <w:rStyle w:val="VerbatimChar"/>
+        </w:rPr>
+        <w:t xml:space="preserve">lib/presentation/providers/</w:t>
+      </w:r>
+      <w:r>
+        <w:t xml:space="preserve"> </w:t>
+      </w:r>
+      <w:r>
+        <w:t xml:space="preserve">— связь экранов с данными</w:t>
+      </w:r>
+    </w:p>
+    <w:p>
+      <w:pPr>
+        <w:pStyle w:val="FirstParagraph"/>
+      </w:pPr>
+      <w:r>
+        <w:t xml:space="preserve">Провайдер Riverpod — это «поставщик» объекта или данных: экран просит у него, например, активный план и автоматически перерисовывается, когда план меняется на сервере.</w:t>
+      </w:r>
+    </w:p>
+    <w:p>
+      <w:pPr>
+        <w:pStyle w:val="BodyText"/>
+        <w:keepNext/>
+        <w:spacing w:line="360" w:lineRule="auto" w:before="120" w:after="0"/>
+        <w:ind w:firstLine="0" w:left="0"/>
+        <w:jc w:val="left"/>
+      </w:pPr>
+      <w:r>
+        <w:t xml:space="preserve">Таблица 9 — Провайдеры и контроллеры состояния (папка lib/presentation/providers/)</w:t>
       </w:r>
     </w:p>
     <w:tbl>
@@ -3883,7 +5238,7 @@
                 <w:color w:val="000000"/>
                 <w:sz w:val="24"/>
               </w:rPr>
-              <w:t>Все провайдеры Riverpod в одном месте, граф зависимостей «база → репозитории → сервисы → данные для экранов». В начале файла памятка по видам провайдеров; базу и настройки подставляют main() и тесты через overrides. Главное: databaseProvider, sharedPreferencesProvider, authRepositoryProvider, planServiceProvider, authControllerProvider, currentUserIdProvider, directionTopicsProvider, activePlanProvider, planProgressProvider, notesProvider, ThemeModeController / themeModeProvider.</w:t>
+              <w:t>Все провайдеры Riverpod в одном месте, граф зависимостей «клиент API → репозитории API → сервисы → данные для экранов». В начале файла памятка по видам провайдеров; настройки и HTTP-клиент подставляют main() и тесты через overrides. Ответ сервера 401 переводит на экран входа (onSessionExpired). Адрес сервера хранит ServerUrlController. Главное: noAutoRetry(), sharedPreferencesProvider, httpClientProvider, apiClientProvider, authRepositoryProvider, planServiceProvider, authControllerProvider, currentUserIdProvider, directionTopicsProvider, activePlanProvider, planProgressProvider, notesProvider, ThemeModeController / themeModeProvider, ServerUrlController / serverUrlProvider.</w:t>
             </w:r>
           </w:p>
         </w:tc>
@@ -3933,7 +5288,7 @@
                 <w:color w:val="000000"/>
                 <w:sz w:val="24"/>
               </w:rPr>
-              <w:t>Состояние входа (неизвестно / вошёл / не вошёл), его слушает роутер. Выполняет автовход, вход, регистрацию, выход, удаление аккаунта, правку профиля и синхронизацию ежедневного напоминания. Главное: AuthStatus, AuthState, AuthController (restoreSession(), login(), logout(), setReminder(), _​syncReminder()).</w:t>
+              <w:t>Состояние входа (неизвестно / вошёл / не вошёл), его слушает роутер. Выполняет автовход (с проверкой токена на сервере), вход, регистрацию, выход (с удалением токена на сервере), реакцию на истёкший токен, удаление аккаунта, правку профиля и синхронизацию ежедневного напоминания. Главное: AuthStatus, AuthState, AuthController (restoreSession(), login(), logout(), onSessionExpired(), setReminder(), _​syncReminder()).</w:t>
             </w:r>
           </w:p>
         </w:tc>
@@ -3987,14 +5342,14 @@
         </w:tc>
       </w:tr>
     </w:tbl>
-    <w:bookmarkEnd w:id="29"/>
-    <w:bookmarkStart w:id="30" w:name="libpresentationwidgets-общие-виджеты"/>
+    <w:bookmarkEnd w:id="30"/>
+    <w:bookmarkStart w:id="31" w:name="libpresentationwidgets-общие-виджеты"/>
     <w:p>
       <w:pPr>
         <w:pStyle w:val="Heading3"/>
       </w:pPr>
       <w:r>
-        <w:t xml:space="preserve">4.8</w:t>
+        <w:t xml:space="preserve">4.9</w:t>
       </w:r>
       <w:r>
         <w:t xml:space="preserve"> </w:t>
@@ -4021,7 +5376,7 @@
         <w:jc w:val="left"/>
       </w:pPr>
       <w:r>
-        <w:t xml:space="preserve">Таблица 9 — Общие виджеты (папка lib/presentation/widgets/)</w:t>
+        <w:t xml:space="preserve">Таблица 10 — Общие виджеты (папка lib/presentation/widgets/)</w:t>
       </w:r>
     </w:p>
     <w:tbl>
@@ -4141,7 +5496,7 @@
                 <w:color w:val="000000"/>
                 <w:sz w:val="24"/>
               </w:rPr>
-              <w:t>Общие виджеты и функции интерфейса для всех экранов: ограничение ширины на широких экранах, логотип, кольцо прогресса, заглушки пустого состояния, ошибки и загрузки, заголовок раздела, аватар, всплывающее сообщение и диалог подтверждения. Главное: ContentFrame, AppLogo, ProgressRing, EmptyState, ErrorView, LoadingView, SectionTitle, UserAvatar, showSnack(), confirm(), directionIcon(), kWideLayoutBreakpoint.</w:t>
+              <w:t>Общие виджеты и функции интерфейса для всех экранов: ограничение ширины на широких экранах, логотип, кольцо прогресса, заглушки пустого состояния, ошибки и загрузки, заголовок раздела, аватар, всплывающее сообщение, выполнение действия с показом ошибки и диалог подтверждения. runAction() выполняет действие (отметить занятие, удалить заметку) и, если сервер вернул ошибку или недоступен, показывает красное сообщение внизу экрана. Главное: ContentFrame, AppLogo, ProgressRing, EmptyState, ErrorView, LoadingView, SectionTitle, UserAvatar, showSnack(), runAction(), confirm(), directionIcon(), kWideLayoutBreakpoint.</w:t>
             </w:r>
           </w:p>
         </w:tc>
@@ -4157,6 +5512,73 @@
           <w:p>
             <w:pPr>
               <w:pStyle w:val="Compact"/>
+              <w:keepNext/>
+              <w:spacing w:line="240" w:lineRule="auto" w:before="0" w:after="0"/>
+              <w:ind w:firstLine="0" w:left="0"/>
+              <w:jc w:val="left"/>
+            </w:pPr>
+            <w:r>
+              <w:rPr>
+                <w:rStyle w:val="VerbatimChar"/>
+                <w:rFonts w:ascii="Courier New" w:hAnsi="Courier New" w:eastAsia="Courier New" w:cs="Courier New"/>
+                <w:color w:val="000000"/>
+                <w:sz w:val="20"/>
+              </w:rPr>
+              <w:t>server_​address.​dart</w:t>
+            </w:r>
+          </w:p>
+        </w:tc>
+        <w:tc>
+          <w:tcPr>
+            <w:tcW w:type="dxa" w:w="7455"/>
+          </w:tcPr>
+          <w:p>
+            <w:pPr>
+              <w:pStyle w:val="Compact"/>
+              <w:keepNext/>
+              <w:spacing w:line="240" w:lineRule="auto" w:before="0" w:after="0"/>
+              <w:ind w:firstLine="0" w:left="0"/>
+              <w:jc w:val="left"/>
+            </w:pPr>
+            <w:r>
+              <w:rPr>
+                <w:rFonts w:ascii="Times New Roman" w:hAnsi="Times New Roman" w:eastAsia="Times New Roman" w:cs="Times New Roman"/>
+                <w:color w:val="000000"/>
+                <w:sz w:val="24"/>
+              </w:rPr>
+              <w:t xml:space="preserve">Кнопка «Сервер: адрес» под формой входа и окно смены адреса. Перед сохранением приложение проверяет связь (</w:t>
+            </w:r>
+            <w:r>
+              <w:rPr>
+                <w:rStyle w:val="VerbatimChar"/>
+                <w:rFonts w:ascii="Courier New" w:hAnsi="Courier New" w:eastAsia="Courier New" w:cs="Courier New"/>
+                <w:color w:val="000000"/>
+                <w:sz w:val="20"/>
+              </w:rPr>
+              <w:t xml:space="preserve">GET /api/health</w:t>
+            </w:r>
+            <w:r>
+              <w:rPr>
+                <w:rFonts w:ascii="Times New Roman" w:hAnsi="Times New Roman" w:eastAsia="Times New Roman" w:cs="Times New Roman"/>
+                <w:color w:val="000000"/>
+                <w:sz w:val="24"/>
+              </w:rPr>
+              <w:t>) и что ответил именно сервер «Маршрута», поэтому неверный адрес не сохранится. Главное: ServerAddressButton, ServerAddressDialog, _​ServerAddressDialogState._​save().</w:t>
+            </w:r>
+          </w:p>
+        </w:tc>
+      </w:tr>
+      <w:tr>
+        <w:trPr>
+          <w:cantSplit/>
+        </w:trPr>
+        <w:tc>
+          <w:tcPr>
+            <w:tcW w:type="dxa" w:w="1899"/>
+          </w:tcPr>
+          <w:p>
+            <w:pPr>
+              <w:pStyle w:val="Compact"/>
               <w:spacing w:line="240" w:lineRule="auto" w:before="0" w:after="0"/>
               <w:ind w:firstLine="0" w:left="0"/>
               <w:jc w:val="left"/>
@@ -4195,14 +5617,14 @@
         </w:tc>
       </w:tr>
     </w:tbl>
-    <w:bookmarkEnd w:id="30"/>
-    <w:bookmarkStart w:id="31" w:name="libpresentationscreens-экраны"/>
+    <w:bookmarkEnd w:id="31"/>
+    <w:bookmarkStart w:id="32" w:name="libpresentationscreens-экраны"/>
     <w:p>
       <w:pPr>
         <w:pStyle w:val="Heading3"/>
       </w:pPr>
       <w:r>
-        <w:t xml:space="preserve">4.9</w:t>
+        <w:t xml:space="preserve">4.10</w:t>
       </w:r>
       <w:r>
         <w:t xml:space="preserve"> </w:t>
@@ -4249,7 +5671,7 @@
         <w:jc w:val="left"/>
       </w:pPr>
       <w:r>
-        <w:t xml:space="preserve">Таблица 10 — Экраны запуска, вкладок и входа</w:t>
+        <w:t xml:space="preserve">Таблица 11 — Экраны запуска, вкладок и входа</w:t>
       </w:r>
     </w:p>
     <w:tbl>
@@ -4369,7 +5791,7 @@
                 <w:color w:val="000000"/>
                 <w:sz w:val="24"/>
               </w:rPr>
-              <w:t>Экран-заставка при запуске: анимация логотипа, заранее загружает каталог тем и проверяет «Запомнить меня», после чего роутер сам переводит на главную или на вход. Главное: SplashScreen, _​SplashScreenState._​start(), _warmUp().</w:t>
+              <w:t>Экран-заставка при запуске: анимация логотипа, заранее загружает каталог тем с сервера (ждёт не больше 3 секунд, чтобы при выключенном сервере не зависнуть) и проверяет «Запомнить меня», после чего роутер сам переводит на главную или на вход. Главное: SplashScreen, _​SplashScreenState._​start(), _warmUp().</w:t>
             </w:r>
           </w:p>
         </w:tc>
@@ -4469,7 +5891,7 @@
                 <w:color w:val="000000"/>
                 <w:sz w:val="24"/>
               </w:rPr>
-              <w:t>Экран входа: поля email и пароль с проверкой, флажок «Запомнить меня», вывод ошибки входа и ссылка на регистрацию. Сам вход выполняет AuthController. Главное: LoginScreen, _​LoginScreenState._​submit(), build().</w:t>
+              <w:t>Экран входа: поля email и пароль с проверкой, флажок «Запомнить меня», вывод ошибки входа (в том числе «Нет связи с сервером»), ссылка на регистрацию и кнопка адреса сервера. Сам вход выполняет AuthController. Главное: LoginScreen, _​LoginScreenState._​submit(), build().</w:t>
             </w:r>
           </w:p>
         </w:tc>
@@ -4532,7 +5954,7 @@
         <w:jc w:val="left"/>
       </w:pPr>
       <w:r>
-        <w:t xml:space="preserve">Таблица 11 — Экраны создания плана (онбординг)</w:t>
+        <w:t xml:space="preserve">Таблица 12 — Экраны создания плана (онбординг)</w:t>
       </w:r>
     </w:p>
     <w:tbl>
@@ -4865,7 +6287,7 @@
         <w:jc w:val="left"/>
       </w:pPr>
       <w:r>
-        <w:t xml:space="preserve">Таблица 12 — Главная, план и занятия</w:t>
+        <w:t xml:space="preserve">Таблица 13 — Главная, план и занятия</w:t>
       </w:r>
     </w:p>
     <w:tbl>
@@ -5198,7 +6620,7 @@
         <w:jc w:val="left"/>
       </w:pPr>
       <w:r>
-        <w:t xml:space="preserve">Таблица 13 — Экраны тем и заметок</w:t>
+        <w:t xml:space="preserve">Таблица 14 — Экраны тем и заметок</w:t>
       </w:r>
     </w:p>
     <w:tbl>
@@ -5581,7 +7003,7 @@
         <w:jc w:val="left"/>
       </w:pPr>
       <w:r>
-        <w:t xml:space="preserve">Таблица 14 — Экраны статистики, профиля и Pomodoro</w:t>
+        <w:t xml:space="preserve">Таблица 15 — Экраны статистики, профиля и Pomodoro</w:t>
       </w:r>
     </w:p>
     <w:tbl>
@@ -5751,7 +7173,7 @@
                 <w:color w:val="000000"/>
                 <w:sz w:val="24"/>
               </w:rPr>
-              <w:t>Вкладка «Профиль» (/profile): данные пользователя, три показателя (планы, занятия, часы), переходы к редактированию профиля, паролю, заметкам и планам, выбор темы оформления, ежедневное напоминание, выход и удаление аккаунта. Главное: ProfileScreen, _​setReminder(), _time(), _Metric, _SegmentLabel.</w:t>
+              <w:t>Вкладка «Профиль» (/profile): данные пользователя, три показателя (планы, занятия, часы), переходы к редактированию профиля, паролю, заметкам и планам, выбор темы оформления, ежедневное напоминание, строка «Сервер API» с текущим адресом, выход и удаление аккаунта. Главное: ProfileScreen, _​setReminder(), _time(), _Metric, _SegmentLabel.</w:t>
             </w:r>
           </w:p>
         </w:tc>
@@ -5949,15 +7371,32 @@
                 <w:color w:val="000000"/>
                 <w:sz w:val="24"/>
               </w:rPr>
-              <w:t>Экран таймера Pomodoro (/pomodoro, тема передаётся параметром topic): режимы 25/5 и 50/10, оставшееся время считается от момента окончания интервала, завершённый фокус записывается в базу через pomodoroRepositoryProvider, о конце интервала приходит уведомление, есть счётчик помидоров за сегодня. Главное: PomodoroMode, PomodoroScreen, _​PomodoroScreenState (_start(), _pause(), _reset(), _tick(), _complete()), _TimerPainter.</w:t>
+              <w:t xml:space="preserve">Экран таймера Pomodoro (/pomodoro, тема передаётся параметром topic): режимы 25/5 и 50/10, оставшееся время считается от момента окончания интервала, завершённый фокус отправляется на сервер (</w:t>
+            </w:r>
+            <w:r>
+              <w:rPr>
+                <w:rStyle w:val="VerbatimChar"/>
+                <w:rFonts w:ascii="Courier New" w:hAnsi="Courier New" w:eastAsia="Courier New" w:cs="Courier New"/>
+                <w:color w:val="000000"/>
+                <w:sz w:val="20"/>
+              </w:rPr>
+              <w:t xml:space="preserve">POST /api/pomodoros</w:t>
+            </w:r>
+            <w:r>
+              <w:rPr>
+                <w:rFonts w:ascii="Times New Roman" w:hAnsi="Times New Roman" w:eastAsia="Times New Roman" w:cs="Times New Roman"/>
+                <w:color w:val="000000"/>
+                <w:sz w:val="24"/>
+              </w:rPr>
+              <w:t>) через pomodoroRepositoryProvider, о конце интервала приходит уведомление, есть счётчик помидоров за сегодня. Главное: PomodoroMode, PomodoroScreen, _​PomodoroScreenState (_start(), _pause(), _reset(), _tick(), _complete()), _TimerPainter.</w:t>
             </w:r>
           </w:p>
         </w:tc>
       </w:tr>
     </w:tbl>
-    <w:bookmarkEnd w:id="31"/>
     <w:bookmarkEnd w:id="32"/>
-    <w:bookmarkStart w:id="33" w:name="тесты"/>
+    <w:bookmarkEnd w:id="33"/>
+    <w:bookmarkStart w:id="34" w:name="тесты"/>
     <w:p>
       <w:pPr>
         <w:pStyle w:val="Heading2"/>
@@ -5983,7 +7422,10 @@
         <w:t xml:space="preserve">flutter test</w:t>
       </w:r>
       <w:r>
-        <w:t xml:space="preserve">, интеграционный —</w:t>
+        <w:t xml:space="preserve"> </w:t>
+      </w:r>
+      <w:r>
+        <w:t xml:space="preserve">(137 тестов), интеграционный —</w:t>
       </w:r>
       <w:r>
         <w:t xml:space="preserve"> </w:t>
@@ -5998,7 +7440,7 @@
         <w:t xml:space="preserve"> </w:t>
       </w:r>
       <w:r>
-        <w:t xml:space="preserve">(на компьютере с Linux или Windows). Все они прогоняются в GitHub Actions при каждой отправке кода.</w:t>
+        <w:t xml:space="preserve">(на компьютере с Linux или Windows). Все они прогоняются в GitHub Actions при каждой отправке кода. В виджет-тестах приложение работает с настоящим сервером API, у которого база в памяти, а запросы передаются ему напрямую, без сети.</w:t>
       </w:r>
     </w:p>
     <w:p>
@@ -6010,7 +7452,7 @@
         <w:jc w:val="left"/>
       </w:pPr>
       <w:r>
-        <w:t xml:space="preserve">Таблица 15 — Файлы тестов</w:t>
+        <w:t xml:space="preserve">Таблица 16 — Файлы тестов</w:t>
       </w:r>
     </w:p>
     <w:tbl>
@@ -6030,8 +7472,8 @@
         </w:tblBorders>
       </w:tblPr>
       <w:tblGrid>
-        <w:gridCol w:w="2991"/>
-        <w:gridCol w:w="6364"/>
+        <w:gridCol w:w="2704"/>
+        <w:gridCol w:w="6650"/>
       </w:tblGrid>
       <w:tr>
         <w:trPr>
@@ -6040,7 +7482,7 @@
         </w:trPr>
         <w:tc>
           <w:tcPr>
-            <w:tcW w:type="dxa" w:w="2991"/>
+            <w:tcW w:type="dxa" w:w="2705"/>
           </w:tcPr>
           <w:p>
             <w:pPr>
@@ -6062,7 +7504,7 @@
         </w:tc>
         <w:tc>
           <w:tcPr>
-            <w:tcW w:type="dxa" w:w="6364"/>
+            <w:tcW w:type="dxa" w:w="6650"/>
           </w:tcPr>
           <w:p>
             <w:pPr>
@@ -6089,7 +7531,7 @@
         </w:trPr>
         <w:tc>
           <w:tcPr>
-            <w:tcW w:type="dxa" w:w="2991"/>
+            <w:tcW w:type="dxa" w:w="2705"/>
           </w:tcPr>
           <w:p>
             <w:pPr>
@@ -6111,7 +7553,7 @@
         </w:tc>
         <w:tc>
           <w:tcPr>
-            <w:tcW w:type="dxa" w:w="6364"/>
+            <w:tcW w:type="dxa" w:w="6650"/>
           </w:tcPr>
           <w:p>
             <w:pPr>
@@ -6137,7 +7579,7 @@
         </w:trPr>
         <w:tc>
           <w:tcPr>
-            <w:tcW w:type="dxa" w:w="2991"/>
+            <w:tcW w:type="dxa" w:w="2705"/>
           </w:tcPr>
           <w:p>
             <w:pPr>
@@ -6159,7 +7601,7 @@
         </w:tc>
         <w:tc>
           <w:tcPr>
-            <w:tcW w:type="dxa" w:w="6364"/>
+            <w:tcW w:type="dxa" w:w="6650"/>
           </w:tcPr>
           <w:p>
             <w:pPr>
@@ -6185,7 +7627,7 @@
         </w:trPr>
         <w:tc>
           <w:tcPr>
-            <w:tcW w:type="dxa" w:w="2991"/>
+            <w:tcW w:type="dxa" w:w="2705"/>
           </w:tcPr>
           <w:p>
             <w:pPr>
@@ -6207,7 +7649,7 @@
         </w:tc>
         <w:tc>
           <w:tcPr>
-            <w:tcW w:type="dxa" w:w="6364"/>
+            <w:tcW w:type="dxa" w:w="6650"/>
           </w:tcPr>
           <w:p>
             <w:pPr>
@@ -6233,7 +7675,7 @@
         </w:trPr>
         <w:tc>
           <w:tcPr>
-            <w:tcW w:type="dxa" w:w="2991"/>
+            <w:tcW w:type="dxa" w:w="2705"/>
           </w:tcPr>
           <w:p>
             <w:pPr>
@@ -6255,7 +7697,7 @@
         </w:tc>
         <w:tc>
           <w:tcPr>
-            <w:tcW w:type="dxa" w:w="6364"/>
+            <w:tcW w:type="dxa" w:w="6650"/>
           </w:tcPr>
           <w:p>
             <w:pPr>
@@ -6281,7 +7723,7 @@
         </w:trPr>
         <w:tc>
           <w:tcPr>
-            <w:tcW w:type="dxa" w:w="2991"/>
+            <w:tcW w:type="dxa" w:w="2705"/>
           </w:tcPr>
           <w:p>
             <w:pPr>
@@ -6303,7 +7745,7 @@
         </w:tc>
         <w:tc>
           <w:tcPr>
-            <w:tcW w:type="dxa" w:w="6364"/>
+            <w:tcW w:type="dxa" w:w="6650"/>
           </w:tcPr>
           <w:p>
             <w:pPr>
@@ -6329,7 +7771,55 @@
         </w:trPr>
         <w:tc>
           <w:tcPr>
-            <w:tcW w:type="dxa" w:w="2991"/>
+            <w:tcW w:type="dxa" w:w="2705"/>
+          </w:tcPr>
+          <w:p>
+            <w:pPr>
+              <w:pStyle w:val="Compact"/>
+              <w:spacing w:line="240" w:lineRule="auto" w:before="0" w:after="0"/>
+              <w:ind w:firstLine="0" w:left="0"/>
+              <w:jc w:val="left"/>
+            </w:pPr>
+            <w:r>
+              <w:rPr>
+                <w:rStyle w:val="VerbatimChar"/>
+                <w:rFonts w:ascii="Courier New" w:hAnsi="Courier New" w:eastAsia="Courier New" w:cs="Courier New"/>
+                <w:color w:val="000000"/>
+                <w:sz w:val="20"/>
+              </w:rPr>
+              <w:t>test/data/api_​client_​test.​dart</w:t>
+            </w:r>
+          </w:p>
+        </w:tc>
+        <w:tc>
+          <w:tcPr>
+            <w:tcW w:type="dxa" w:w="6650"/>
+          </w:tcPr>
+          <w:p>
+            <w:pPr>
+              <w:pStyle w:val="Compact"/>
+              <w:spacing w:line="240" w:lineRule="auto" w:before="0" w:after="0"/>
+              <w:ind w:firstLine="0" w:left="0"/>
+              <w:jc w:val="left"/>
+            </w:pPr>
+            <w:r>
+              <w:rPr>
+                <w:rFonts w:ascii="Times New Roman" w:hAnsi="Times New Roman" w:eastAsia="Times New Roman" w:cs="Times New Roman"/>
+                <w:color w:val="000000"/>
+                <w:sz w:val="24"/>
+              </w:rPr>
+              <w:t xml:space="preserve">Клиент API: адрес сервера, токен и JSON в запросе, ответ 204, кириллица, проверка связи; ошибка сервера с текстом, 500, ответ не JSON, 401, нет связи, таймаут; обновление потоков после изменений и повтор после ошибки</w:t>
+            </w:r>
+          </w:p>
+        </w:tc>
+      </w:tr>
+      <w:tr>
+        <w:trPr>
+          <w:cantSplit/>
+        </w:trPr>
+        <w:tc>
+          <w:tcPr>
+            <w:tcW w:type="dxa" w:w="2705"/>
           </w:tcPr>
           <w:p>
             <w:pPr>
@@ -6351,33 +7841,81 @@
         </w:tc>
         <w:tc>
           <w:tcPr>
-            <w:tcW w:type="dxa" w:w="6364"/>
-          </w:tcPr>
-          <w:p>
-            <w:pPr>
-              <w:pStyle w:val="Compact"/>
-              <w:spacing w:line="240" w:lineRule="auto" w:before="0" w:after="0"/>
-              <w:ind w:firstLine="0" w:left="0"/>
-              <w:jc w:val="left"/>
-            </w:pPr>
-            <w:r>
-              <w:rPr>
-                <w:rFonts w:ascii="Times New Roman" w:hAnsi="Times New Roman" w:eastAsia="Times New Roman" w:cs="Times New Roman"/>
-                <w:color w:val="000000"/>
-                <w:sz w:val="24"/>
-              </w:rPr>
-              <w:t>Репозитории на базе в памяти: регистрация хранит хэш, уникальность email, вход, смена пароля, удаление аккаунта, планы и каскадное удаление, перепланирование, свои темы, избранное, заметки</w:t>
-            </w:r>
-          </w:p>
-        </w:tc>
-      </w:tr>
-      <w:tr>
-        <w:trPr>
-          <w:cantSplit/>
-        </w:trPr>
-        <w:tc>
-          <w:tcPr>
-            <w:tcW w:type="dxa" w:w="2991"/>
+            <w:tcW w:type="dxa" w:w="6650"/>
+          </w:tcPr>
+          <w:p>
+            <w:pPr>
+              <w:pStyle w:val="Compact"/>
+              <w:spacing w:line="240" w:lineRule="auto" w:before="0" w:after="0"/>
+              <w:ind w:firstLine="0" w:left="0"/>
+              <w:jc w:val="left"/>
+            </w:pPr>
+            <w:r>
+              <w:rPr>
+                <w:rFonts w:ascii="Times New Roman" w:hAnsi="Times New Roman" w:eastAsia="Times New Roman" w:cs="Times New Roman"/>
+                <w:color w:val="000000"/>
+                <w:sz w:val="24"/>
+              </w:rPr>
+              <w:t>Репозитории сервера на базе в памяти: регистрация хранит хэш, уникальность email, вход, смена пароля, удаление аккаунта, планы и каскадное удаление, перепланирование, свои темы, избранное, заметки</w:t>
+            </w:r>
+          </w:p>
+        </w:tc>
+      </w:tr>
+      <w:tr>
+        <w:trPr>
+          <w:cantSplit/>
+        </w:trPr>
+        <w:tc>
+          <w:tcPr>
+            <w:tcW w:type="dxa" w:w="2705"/>
+          </w:tcPr>
+          <w:p>
+            <w:pPr>
+              <w:pStyle w:val="Compact"/>
+              <w:spacing w:line="240" w:lineRule="auto" w:before="0" w:after="0"/>
+              <w:ind w:firstLine="0" w:left="0"/>
+              <w:jc w:val="left"/>
+            </w:pPr>
+            <w:r>
+              <w:rPr>
+                <w:rStyle w:val="VerbatimChar"/>
+                <w:rFonts w:ascii="Courier New" w:hAnsi="Courier New" w:eastAsia="Courier New" w:cs="Courier New"/>
+                <w:color w:val="000000"/>
+                <w:sz w:val="20"/>
+              </w:rPr>
+              <w:t>test/server/api_​server_​test.​dart</w:t>
+            </w:r>
+          </w:p>
+        </w:tc>
+        <w:tc>
+          <w:tcPr>
+            <w:tcW w:type="dxa" w:w="6650"/>
+          </w:tcPr>
+          <w:p>
+            <w:pPr>
+              <w:pStyle w:val="Compact"/>
+              <w:spacing w:line="240" w:lineRule="auto" w:before="0" w:after="0"/>
+              <w:ind w:firstLine="0" w:left="0"/>
+              <w:jc w:val="left"/>
+            </w:pPr>
+            <w:r>
+              <w:rPr>
+                <w:rFonts w:ascii="Times New Roman" w:hAnsi="Times New Roman" w:eastAsia="Times New Roman" w:cs="Times New Roman"/>
+                <w:color w:val="000000"/>
+                <w:sz w:val="24"/>
+              </w:rPr>
+              <w:t xml:space="preserve">Сервер API: служебные адреса, регистрация и вход, токены (срок 30 дней, в базе только хэш), неверные данные (400), без токена (401), чужие данные (404), сбой базы (500 без подробностей и запись в журнал), CRUD заметок и своих тем, избранное, планы через клиент API, Pomodoro</w:t>
+            </w:r>
+          </w:p>
+        </w:tc>
+      </w:tr>
+      <w:tr>
+        <w:trPr>
+          <w:cantSplit/>
+        </w:trPr>
+        <w:tc>
+          <w:tcPr>
+            <w:tcW w:type="dxa" w:w="2705"/>
           </w:tcPr>
           <w:p>
             <w:pPr>
@@ -6399,7 +7937,7 @@
         </w:tc>
         <w:tc>
           <w:tcPr>
-            <w:tcW w:type="dxa" w:w="6364"/>
+            <w:tcW w:type="dxa" w:w="6650"/>
           </w:tcPr>
           <w:p>
             <w:pPr>
@@ -6425,7 +7963,7 @@
         </w:trPr>
         <w:tc>
           <w:tcPr>
-            <w:tcW w:type="dxa" w:w="2991"/>
+            <w:tcW w:type="dxa" w:w="2705"/>
           </w:tcPr>
           <w:p>
             <w:pPr>
@@ -6447,7 +7985,7 @@
         </w:tc>
         <w:tc>
           <w:tcPr>
-            <w:tcW w:type="dxa" w:w="6364"/>
+            <w:tcW w:type="dxa" w:w="6650"/>
           </w:tcPr>
           <w:p>
             <w:pPr>
@@ -6473,7 +8011,7 @@
         </w:trPr>
         <w:tc>
           <w:tcPr>
-            <w:tcW w:type="dxa" w:w="2991"/>
+            <w:tcW w:type="dxa" w:w="2705"/>
           </w:tcPr>
           <w:p>
             <w:pPr>
@@ -6495,7 +8033,7 @@
         </w:tc>
         <w:tc>
           <w:tcPr>
-            <w:tcW w:type="dxa" w:w="6364"/>
+            <w:tcW w:type="dxa" w:w="6650"/>
           </w:tcPr>
           <w:p>
             <w:pPr>
@@ -6521,7 +8059,7 @@
         </w:trPr>
         <w:tc>
           <w:tcPr>
-            <w:tcW w:type="dxa" w:w="2991"/>
+            <w:tcW w:type="dxa" w:w="2705"/>
           </w:tcPr>
           <w:p>
             <w:pPr>
@@ -6543,7 +8081,7 @@
         </w:tc>
         <w:tc>
           <w:tcPr>
-            <w:tcW w:type="dxa" w:w="6364"/>
+            <w:tcW w:type="dxa" w:w="6650"/>
           </w:tcPr>
           <w:p>
             <w:pPr>
@@ -6569,7 +8107,7 @@
         </w:trPr>
         <w:tc>
           <w:tcPr>
-            <w:tcW w:type="dxa" w:w="2991"/>
+            <w:tcW w:type="dxa" w:w="2705"/>
           </w:tcPr>
           <w:p>
             <w:pPr>
@@ -6591,7 +8129,7 @@
         </w:tc>
         <w:tc>
           <w:tcPr>
-            <w:tcW w:type="dxa" w:w="6364"/>
+            <w:tcW w:type="dxa" w:w="6650"/>
           </w:tcPr>
           <w:p>
             <w:pPr>
@@ -6617,7 +8155,7 @@
         </w:trPr>
         <w:tc>
           <w:tcPr>
-            <w:tcW w:type="dxa" w:w="2991"/>
+            <w:tcW w:type="dxa" w:w="2705"/>
           </w:tcPr>
           <w:p>
             <w:pPr>
@@ -6639,33 +8177,33 @@
         </w:tc>
         <w:tc>
           <w:tcPr>
-            <w:tcW w:type="dxa" w:w="6364"/>
-          </w:tcPr>
-          <w:p>
-            <w:pPr>
-              <w:pStyle w:val="Compact"/>
-              <w:spacing w:line="240" w:lineRule="auto" w:before="0" w:after="0"/>
-              <w:ind w:firstLine="0" w:left="0"/>
-              <w:jc w:val="left"/>
-            </w:pPr>
-            <w:r>
-              <w:rPr>
-                <w:rFonts w:ascii="Times New Roman" w:hAnsi="Times New Roman" w:eastAsia="Times New Roman" w:cs="Times New Roman"/>
-                <w:color w:val="000000"/>
-                <w:sz w:val="24"/>
-              </w:rPr>
-              <w:t xml:space="preserve">Экраны входа и регистрации: ошибки под полями, занятый email, автовход</w:t>
-            </w:r>
-          </w:p>
-        </w:tc>
-      </w:tr>
-      <w:tr>
-        <w:trPr>
-          <w:cantSplit/>
-        </w:trPr>
-        <w:tc>
-          <w:tcPr>
-            <w:tcW w:type="dxa" w:w="2991"/>
+            <w:tcW w:type="dxa" w:w="6650"/>
+          </w:tcPr>
+          <w:p>
+            <w:pPr>
+              <w:pStyle w:val="Compact"/>
+              <w:spacing w:line="240" w:lineRule="auto" w:before="0" w:after="0"/>
+              <w:ind w:firstLine="0" w:left="0"/>
+              <w:jc w:val="left"/>
+            </w:pPr>
+            <w:r>
+              <w:rPr>
+                <w:rFonts w:ascii="Times New Roman" w:hAnsi="Times New Roman" w:eastAsia="Times New Roman" w:cs="Times New Roman"/>
+                <w:color w:val="000000"/>
+                <w:sz w:val="24"/>
+              </w:rPr>
+              <w:t xml:space="preserve">Экраны входа и регистрации: ошибки под полями, занятый email, автовход, смена адреса сервера с проверкой связи, понятная ошибка без связи с сервером</w:t>
+            </w:r>
+          </w:p>
+        </w:tc>
+      </w:tr>
+      <w:tr>
+        <w:trPr>
+          <w:cantSplit/>
+        </w:trPr>
+        <w:tc>
+          <w:tcPr>
+            <w:tcW w:type="dxa" w:w="2705"/>
           </w:tcPr>
           <w:p>
             <w:pPr>
@@ -6687,33 +8225,33 @@
         </w:tc>
         <w:tc>
           <w:tcPr>
-            <w:tcW w:type="dxa" w:w="6364"/>
-          </w:tcPr>
-          <w:p>
-            <w:pPr>
-              <w:pStyle w:val="Compact"/>
-              <w:spacing w:line="240" w:lineRule="auto" w:before="0" w:after="0"/>
-              <w:ind w:firstLine="0" w:left="0"/>
-              <w:jc w:val="left"/>
-            </w:pPr>
-            <w:r>
-              <w:rPr>
-                <w:rFonts w:ascii="Times New Roman" w:hAnsi="Times New Roman" w:eastAsia="Times New Roman" w:cs="Times New Roman"/>
-                <w:color w:val="000000"/>
-                <w:sz w:val="24"/>
-              </w:rPr>
-              <w:t xml:space="preserve">Заметки, свои темы, «Мои планы», статистика, Pomodoro</w:t>
-            </w:r>
-          </w:p>
-        </w:tc>
-      </w:tr>
-      <w:tr>
-        <w:trPr>
-          <w:cantSplit/>
-        </w:trPr>
-        <w:tc>
-          <w:tcPr>
-            <w:tcW w:type="dxa" w:w="2991"/>
+            <w:tcW w:type="dxa" w:w="6650"/>
+          </w:tcPr>
+          <w:p>
+            <w:pPr>
+              <w:pStyle w:val="Compact"/>
+              <w:spacing w:line="240" w:lineRule="auto" w:before="0" w:after="0"/>
+              <w:ind w:firstLine="0" w:left="0"/>
+              <w:jc w:val="left"/>
+            </w:pPr>
+            <w:r>
+              <w:rPr>
+                <w:rFonts w:ascii="Times New Roman" w:hAnsi="Times New Roman" w:eastAsia="Times New Roman" w:cs="Times New Roman"/>
+                <w:color w:val="000000"/>
+                <w:sz w:val="24"/>
+              </w:rPr>
+              <w:t xml:space="preserve">Заметки, свои темы, «Мои планы», статистика, Pomodoro; сервер выключился — сообщение об ошибке, включился — действие проходит</w:t>
+            </w:r>
+          </w:p>
+        </w:tc>
+      </w:tr>
+      <w:tr>
+        <w:trPr>
+          <w:cantSplit/>
+        </w:trPr>
+        <w:tc>
+          <w:tcPr>
+            <w:tcW w:type="dxa" w:w="2705"/>
           </w:tcPr>
           <w:p>
             <w:pPr>
@@ -6735,7 +8273,7 @@
         </w:tc>
         <w:tc>
           <w:tcPr>
-            <w:tcW w:type="dxa" w:w="6364"/>
+            <w:tcW w:type="dxa" w:w="6650"/>
           </w:tcPr>
           <w:p>
             <w:pPr>
@@ -6761,7 +8299,7 @@
         </w:trPr>
         <w:tc>
           <w:tcPr>
-            <w:tcW w:type="dxa" w:w="2991"/>
+            <w:tcW w:type="dxa" w:w="2705"/>
           </w:tcPr>
           <w:p>
             <w:pPr>
@@ -6783,7 +8321,7 @@
         </w:tc>
         <w:tc>
           <w:tcPr>
-            <w:tcW w:type="dxa" w:w="6364"/>
+            <w:tcW w:type="dxa" w:w="6650"/>
           </w:tcPr>
           <w:p>
             <w:pPr>
@@ -6809,7 +8347,7 @@
         </w:trPr>
         <w:tc>
           <w:tcPr>
-            <w:tcW w:type="dxa" w:w="2991"/>
+            <w:tcW w:type="dxa" w:w="2705"/>
           </w:tcPr>
           <w:p>
             <w:pPr>
@@ -6831,7 +8369,7 @@
         </w:tc>
         <w:tc>
           <w:tcPr>
-            <w:tcW w:type="dxa" w:w="6364"/>
+            <w:tcW w:type="dxa" w:w="6650"/>
           </w:tcPr>
           <w:p>
             <w:pPr>
@@ -6857,7 +8395,7 @@
         </w:trPr>
         <w:tc>
           <w:tcPr>
-            <w:tcW w:type="dxa" w:w="2991"/>
+            <w:tcW w:type="dxa" w:w="2705"/>
           </w:tcPr>
           <w:p>
             <w:pPr>
@@ -6879,33 +8417,50 @@
         </w:tc>
         <w:tc>
           <w:tcPr>
-            <w:tcW w:type="dxa" w:w="6364"/>
-          </w:tcPr>
-          <w:p>
-            <w:pPr>
-              <w:pStyle w:val="Compact"/>
-              <w:spacing w:line="240" w:lineRule="auto" w:before="0" w:after="0"/>
-              <w:ind w:firstLine="0" w:left="0"/>
-              <w:jc w:val="left"/>
-            </w:pPr>
-            <w:r>
-              <w:rPr>
-                <w:rFonts w:ascii="Times New Roman" w:hAnsi="Times New Roman" w:eastAsia="Times New Roman" w:cs="Times New Roman"/>
-                <w:color w:val="000000"/>
-                <w:sz w:val="24"/>
-              </w:rPr>
-              <w:t xml:space="preserve">Не тест, а помощник: запускает приложение с базой в памяти и фиксированной датой</w:t>
-            </w:r>
-          </w:p>
-        </w:tc>
-      </w:tr>
-      <w:tr>
-        <w:trPr>
-          <w:cantSplit/>
-        </w:trPr>
-        <w:tc>
-          <w:tcPr>
-            <w:tcW w:type="dxa" w:w="2991"/>
+            <w:tcW w:type="dxa" w:w="6650"/>
+          </w:tcPr>
+          <w:p>
+            <w:pPr>
+              <w:pStyle w:val="Compact"/>
+              <w:spacing w:line="240" w:lineRule="auto" w:before="0" w:after="0"/>
+              <w:ind w:firstLine="0" w:left="0"/>
+              <w:jc w:val="left"/>
+            </w:pPr>
+            <w:r>
+              <w:rPr>
+                <w:rFonts w:ascii="Times New Roman" w:hAnsi="Times New Roman" w:eastAsia="Times New Roman" w:cs="Times New Roman"/>
+                <w:color w:val="000000"/>
+                <w:sz w:val="24"/>
+              </w:rPr>
+              <w:t xml:space="preserve">Не тест, а помощник: запускает приложение с сервером API в памяти (</w:t>
+            </w:r>
+            <w:r>
+              <w:rPr>
+                <w:rStyle w:val="VerbatimChar"/>
+                <w:rFonts w:ascii="Courier New" w:hAnsi="Courier New" w:eastAsia="Courier New" w:cs="Courier New"/>
+                <w:color w:val="000000"/>
+                <w:sz w:val="20"/>
+              </w:rPr>
+              <w:t xml:space="preserve">inMemoryClient</w:t>
+            </w:r>
+            <w:r>
+              <w:rPr>
+                <w:rFonts w:ascii="Times New Roman" w:hAnsi="Times New Roman" w:eastAsia="Times New Roman" w:cs="Times New Roman"/>
+                <w:color w:val="000000"/>
+                <w:sz w:val="24"/>
+              </w:rPr>
+              <w:t xml:space="preserve">) и фиксированной датой</w:t>
+            </w:r>
+          </w:p>
+        </w:tc>
+      </w:tr>
+      <w:tr>
+        <w:trPr>
+          <w:cantSplit/>
+        </w:trPr>
+        <w:tc>
+          <w:tcPr>
+            <w:tcW w:type="dxa" w:w="2705"/>
           </w:tcPr>
           <w:p>
             <w:pPr>
@@ -6927,29 +8482,29 @@
         </w:tc>
         <w:tc>
           <w:tcPr>
-            <w:tcW w:type="dxa" w:w="6364"/>
-          </w:tcPr>
-          <w:p>
-            <w:pPr>
-              <w:pStyle w:val="Compact"/>
-              <w:spacing w:line="240" w:lineRule="auto" w:before="0" w:after="0"/>
-              <w:ind w:firstLine="0" w:left="0"/>
-              <w:jc w:val="left"/>
-            </w:pPr>
-            <w:r>
-              <w:rPr>
-                <w:rFonts w:ascii="Times New Roman" w:hAnsi="Times New Roman" w:eastAsia="Times New Roman" w:cs="Times New Roman"/>
-                <w:color w:val="000000"/>
-                <w:sz w:val="24"/>
-              </w:rPr>
-              <w:t xml:space="preserve">Настоящее приложение: Splash → регистрация → вход → создание плана → профиль → выход</w:t>
+            <w:tcW w:type="dxa" w:w="6650"/>
+          </w:tcPr>
+          <w:p>
+            <w:pPr>
+              <w:pStyle w:val="Compact"/>
+              <w:spacing w:line="240" w:lineRule="auto" w:before="0" w:after="0"/>
+              <w:ind w:firstLine="0" w:left="0"/>
+              <w:jc w:val="left"/>
+            </w:pPr>
+            <w:r>
+              <w:rPr>
+                <w:rFonts w:ascii="Times New Roman" w:hAnsi="Times New Roman" w:eastAsia="Times New Roman" w:cs="Times New Roman"/>
+                <w:color w:val="000000"/>
+                <w:sz w:val="24"/>
+              </w:rPr>
+              <w:t xml:space="preserve">Настоящее приложение и настоящий HTTP-сервер API на 127.0.0.1: Splash → регистрация → вход → создание плана → профиль → выход</w:t>
             </w:r>
           </w:p>
         </w:tc>
       </w:tr>
     </w:tbl>
-    <w:bookmarkEnd w:id="33"/>
-    <w:bookmarkStart w:id="34" w:name="остальные-папки"/>
+    <w:bookmarkEnd w:id="34"/>
+    <w:bookmarkStart w:id="35" w:name="остальные-папки"/>
     <w:p>
       <w:pPr>
         <w:pStyle w:val="Heading2"/>
@@ -6967,7 +8522,7 @@
         <w:jc w:val="left"/>
       </w:pPr>
       <w:r>
-        <w:t xml:space="preserve">Таблица 16 — Вспомогательные программы, данные и документы</w:t>
+        <w:t xml:space="preserve">Таблица 17 — Вспомогательные программы, данные и документы</w:t>
       </w:r>
     </w:p>
     <w:tbl>
@@ -6987,8 +8542,8 @@
         </w:tblBorders>
       </w:tblPr>
       <w:tblGrid>
-        <w:gridCol w:w="3388"/>
-        <w:gridCol w:w="5967"/>
+        <w:gridCol w:w="3170"/>
+        <w:gridCol w:w="6185"/>
       </w:tblGrid>
       <w:tr>
         <w:trPr>
@@ -6997,7 +8552,7 @@
         </w:trPr>
         <w:tc>
           <w:tcPr>
-            <w:tcW w:type="dxa" w:w="3388"/>
+            <w:tcW w:type="dxa" w:w="3170"/>
           </w:tcPr>
           <w:p>
             <w:pPr>
@@ -7019,7 +8574,7 @@
         </w:tc>
         <w:tc>
           <w:tcPr>
-            <w:tcW w:type="dxa" w:w="5967"/>
+            <w:tcW w:type="dxa" w:w="6184"/>
           </w:tcPr>
           <w:p>
             <w:pPr>
@@ -7046,7 +8601,7 @@
         </w:trPr>
         <w:tc>
           <w:tcPr>
-            <w:tcW w:type="dxa" w:w="3388"/>
+            <w:tcW w:type="dxa" w:w="3170"/>
           </w:tcPr>
           <w:p>
             <w:pPr>
@@ -7068,22 +8623,39 @@
         </w:tc>
         <w:tc>
           <w:tcPr>
-            <w:tcW w:type="dxa" w:w="5967"/>
-          </w:tcPr>
-          <w:p>
-            <w:pPr>
-              <w:pStyle w:val="Compact"/>
-              <w:spacing w:line="240" w:lineRule="auto" w:before="0" w:after="0"/>
-              <w:ind w:firstLine="0" w:left="0"/>
-              <w:jc w:val="left"/>
-            </w:pPr>
-            <w:r>
-              <w:rPr>
-                <w:rFonts w:ascii="Times New Roman" w:hAnsi="Times New Roman" w:eastAsia="Times New Roman" w:cs="Times New Roman"/>
-                <w:color w:val="000000"/>
-                <w:sz w:val="24"/>
-              </w:rPr>
-              <w:t xml:space="preserve">Каталог: направление, темы (название, описание, категория, уровень, длительность, материалы), зависимости между темами и вопросы теста. Читается</w:t>
+            <w:tcW w:type="dxa" w:w="6184"/>
+          </w:tcPr>
+          <w:p>
+            <w:pPr>
+              <w:pStyle w:val="Compact"/>
+              <w:spacing w:line="240" w:lineRule="auto" w:before="0" w:after="0"/>
+              <w:ind w:firstLine="0" w:left="0"/>
+              <w:jc w:val="left"/>
+            </w:pPr>
+            <w:r>
+              <w:rPr>
+                <w:rFonts w:ascii="Times New Roman" w:hAnsi="Times New Roman" w:eastAsia="Times New Roman" w:cs="Times New Roman"/>
+                <w:color w:val="000000"/>
+                <w:sz w:val="24"/>
+              </w:rPr>
+              <w:t xml:space="preserve">Каталог: направление, темы (название, описание, категория, уровень, длительность, материалы), зависимости между темами и вопросы теста. Читает сервер API при запуске (</w:t>
+            </w:r>
+            <w:r>
+              <w:rPr>
+                <w:rStyle w:val="VerbatimChar"/>
+                <w:rFonts w:ascii="Courier New" w:hAnsi="Courier New" w:eastAsia="Courier New" w:cs="Courier New"/>
+                <w:color w:val="000000"/>
+                <w:sz w:val="20"/>
+              </w:rPr>
+              <w:t>bin/marshrut_​server.​dart</w:t>
+            </w:r>
+            <w:r>
+              <w:rPr>
+                <w:rFonts w:ascii="Times New Roman" w:hAnsi="Times New Roman" w:eastAsia="Times New Roman" w:cs="Times New Roman"/>
+                <w:color w:val="000000"/>
+                <w:sz w:val="24"/>
+              </w:rPr>
+              <w:t xml:space="preserve">) и отдаёт приложению по адресу</w:t>
             </w:r>
             <w:r>
               <w:rPr>
@@ -7100,18 +8672,18 @@
                 <w:color w:val="000000"/>
                 <w:sz w:val="20"/>
               </w:rPr>
-              <w:t>lib/data/datasources/catalog_​repository_​impl.​dart</w:t>
-            </w:r>
-          </w:p>
-        </w:tc>
-      </w:tr>
-      <w:tr>
-        <w:trPr>
-          <w:cantSplit/>
-        </w:trPr>
-        <w:tc>
-          <w:tcPr>
-            <w:tcW w:type="dxa" w:w="3388"/>
+              <w:t>/api/directions</w:t>
+            </w:r>
+          </w:p>
+        </w:tc>
+      </w:tr>
+      <w:tr>
+        <w:trPr>
+          <w:cantSplit/>
+        </w:trPr>
+        <w:tc>
+          <w:tcPr>
+            <w:tcW w:type="dxa" w:w="3170"/>
           </w:tcPr>
           <w:p>
             <w:pPr>
@@ -7133,7 +8705,7 @@
         </w:tc>
         <w:tc>
           <w:tcPr>
-            <w:tcW w:type="dxa" w:w="5967"/>
+            <w:tcW w:type="dxa" w:w="6184"/>
           </w:tcPr>
           <w:p>
             <w:pPr>
@@ -7176,7 +8748,7 @@
         </w:trPr>
         <w:tc>
           <w:tcPr>
-            <w:tcW w:type="dxa" w:w="3388"/>
+            <w:tcW w:type="dxa" w:w="3170"/>
           </w:tcPr>
           <w:p>
             <w:pPr>
@@ -7198,7 +8770,7 @@
         </w:tc>
         <w:tc>
           <w:tcPr>
-            <w:tcW w:type="dxa" w:w="5967"/>
+            <w:tcW w:type="dxa" w:w="6184"/>
           </w:tcPr>
           <w:p>
             <w:pPr>
@@ -7224,7 +8796,7 @@
         </w:trPr>
         <w:tc>
           <w:tcPr>
-            <w:tcW w:type="dxa" w:w="3388"/>
+            <w:tcW w:type="dxa" w:w="3170"/>
           </w:tcPr>
           <w:p>
             <w:pPr>
@@ -7246,7 +8818,7 @@
         </w:tc>
         <w:tc>
           <w:tcPr>
-            <w:tcW w:type="dxa" w:w="5967"/>
+            <w:tcW w:type="dxa" w:w="6184"/>
           </w:tcPr>
           <w:p>
             <w:pPr>
@@ -7272,7 +8844,7 @@
         </w:trPr>
         <w:tc>
           <w:tcPr>
-            <w:tcW w:type="dxa" w:w="3388"/>
+            <w:tcW w:type="dxa" w:w="3170"/>
           </w:tcPr>
           <w:p>
             <w:pPr>
@@ -7294,33 +8866,114 @@
         </w:tc>
         <w:tc>
           <w:tcPr>
-            <w:tcW w:type="dxa" w:w="5967"/>
-          </w:tcPr>
-          <w:p>
-            <w:pPr>
-              <w:pStyle w:val="Compact"/>
-              <w:spacing w:line="240" w:lineRule="auto" w:before="0" w:after="0"/>
-              <w:ind w:firstLine="0" w:left="0"/>
-              <w:jc w:val="left"/>
-            </w:pPr>
-            <w:r>
-              <w:rPr>
-                <w:rFonts w:ascii="Times New Roman" w:hAnsi="Times New Roman" w:eastAsia="Times New Roman" w:cs="Times New Roman"/>
-                <w:color w:val="000000"/>
-                <w:sz w:val="24"/>
-              </w:rPr>
-              <w:t xml:space="preserve">Печатает пример расписания для таблицы 2.4 курсовой</w:t>
-            </w:r>
-          </w:p>
-        </w:tc>
-      </w:tr>
-      <w:tr>
-        <w:trPr>
-          <w:cantSplit/>
-        </w:trPr>
-        <w:tc>
-          <w:tcPr>
-            <w:tcW w:type="dxa" w:w="3388"/>
+            <w:tcW w:type="dxa" w:w="6184"/>
+          </w:tcPr>
+          <w:p>
+            <w:pPr>
+              <w:pStyle w:val="Compact"/>
+              <w:spacing w:line="240" w:lineRule="auto" w:before="0" w:after="0"/>
+              <w:ind w:firstLine="0" w:left="0"/>
+              <w:jc w:val="left"/>
+            </w:pPr>
+            <w:r>
+              <w:rPr>
+                <w:rFonts w:ascii="Times New Roman" w:hAnsi="Times New Roman" w:eastAsia="Times New Roman" w:cs="Times New Roman"/>
+                <w:color w:val="000000"/>
+                <w:sz w:val="24"/>
+              </w:rPr>
+              <w:t xml:space="preserve">Печатает пример расписания для таблицы 2.5 курсовой</w:t>
+            </w:r>
+          </w:p>
+        </w:tc>
+      </w:tr>
+      <w:tr>
+        <w:trPr>
+          <w:cantSplit/>
+        </w:trPr>
+        <w:tc>
+          <w:tcPr>
+            <w:tcW w:type="dxa" w:w="3170"/>
+          </w:tcPr>
+          <w:p>
+            <w:pPr>
+              <w:pStyle w:val="Compact"/>
+              <w:spacing w:line="240" w:lineRule="auto" w:before="0" w:after="0"/>
+              <w:ind w:firstLine="0" w:left="0"/>
+              <w:jc w:val="left"/>
+            </w:pPr>
+            <w:r>
+              <w:rPr>
+                <w:rStyle w:val="VerbatimChar"/>
+                <w:rFonts w:ascii="Courier New" w:hAnsi="Courier New" w:eastAsia="Courier New" w:cs="Courier New"/>
+                <w:color w:val="000000"/>
+                <w:sz w:val="20"/>
+              </w:rPr>
+              <w:t>tool/server/Запустить сервер.bat</w:t>
+            </w:r>
+          </w:p>
+        </w:tc>
+        <w:tc>
+          <w:tcPr>
+            <w:tcW w:type="dxa" w:w="6184"/>
+          </w:tcPr>
+          <w:p>
+            <w:pPr>
+              <w:pStyle w:val="Compact"/>
+              <w:spacing w:line="240" w:lineRule="auto" w:before="0" w:after="0"/>
+              <w:ind w:firstLine="0" w:left="0"/>
+              <w:jc w:val="left"/>
+            </w:pPr>
+            <w:r>
+              <w:rPr>
+                <w:rFonts w:ascii="Times New Roman" w:hAnsi="Times New Roman" w:eastAsia="Times New Roman" w:cs="Times New Roman"/>
+                <w:color w:val="000000"/>
+                <w:sz w:val="24"/>
+              </w:rPr>
+              <w:t>Файл запуска сервера для Windows: кладётся рядом с программой-сервером в сборке GitHub Actions, запускает её на порту 8080 с базой</w:t>
+            </w:r>
+            <w:r>
+              <w:rPr>
+                <w:rFonts w:ascii="Times New Roman" w:hAnsi="Times New Roman" w:eastAsia="Times New Roman" w:cs="Times New Roman"/>
+                <w:color w:val="000000"/>
+                <w:sz w:val="24"/>
+              </w:rPr>
+              <w:t xml:space="preserve"> </w:t>
+            </w:r>
+            <w:r>
+              <w:rPr>
+                <w:rStyle w:val="VerbatimChar"/>
+                <w:rFonts w:ascii="Courier New" w:hAnsi="Courier New" w:eastAsia="Courier New" w:cs="Courier New"/>
+                <w:color w:val="000000"/>
+                <w:sz w:val="20"/>
+              </w:rPr>
+              <w:t>marshrut_​server.​sqlite</w:t>
+            </w:r>
+            <w:r>
+              <w:rPr>
+                <w:rFonts w:ascii="Times New Roman" w:hAnsi="Times New Roman" w:eastAsia="Times New Roman" w:cs="Times New Roman"/>
+                <w:color w:val="000000"/>
+                <w:sz w:val="24"/>
+              </w:rPr>
+              <w:t xml:space="preserve"> </w:t>
+            </w:r>
+            <w:r>
+              <w:rPr>
+                <w:rFonts w:ascii="Times New Roman" w:hAnsi="Times New Roman" w:eastAsia="Times New Roman" w:cs="Times New Roman"/>
+                <w:color w:val="000000"/>
+                <w:sz w:val="24"/>
+              </w:rPr>
+              <w:t xml:space="preserve">в той же папке</w:t>
+            </w:r>
+          </w:p>
+        </w:tc>
+      </w:tr>
+      <w:tr>
+        <w:trPr>
+          <w:cantSplit/>
+        </w:trPr>
+        <w:tc>
+          <w:tcPr>
+            <w:tcW w:type="dxa" w:w="3170"/>
           </w:tcPr>
           <w:p>
             <w:pPr>
@@ -7342,7 +8995,7 @@
         </w:tc>
         <w:tc>
           <w:tcPr>
-            <w:tcW w:type="dxa" w:w="5967"/>
+            <w:tcW w:type="dxa" w:w="6184"/>
           </w:tcPr>
           <w:p>
             <w:pPr>
@@ -7368,7 +9021,7 @@
         </w:trPr>
         <w:tc>
           <w:tcPr>
-            <w:tcW w:type="dxa" w:w="3388"/>
+            <w:tcW w:type="dxa" w:w="3170"/>
           </w:tcPr>
           <w:p>
             <w:pPr>
@@ -7390,7 +9043,7 @@
         </w:tc>
         <w:tc>
           <w:tcPr>
-            <w:tcW w:type="dxa" w:w="5967"/>
+            <w:tcW w:type="dxa" w:w="6184"/>
           </w:tcPr>
           <w:p>
             <w:pPr>
@@ -7416,7 +9069,7 @@
         </w:trPr>
         <w:tc>
           <w:tcPr>
-            <w:tcW w:type="dxa" w:w="3388"/>
+            <w:tcW w:type="dxa" w:w="3170"/>
           </w:tcPr>
           <w:p>
             <w:pPr>
@@ -7438,7 +9091,7 @@
         </w:tc>
         <w:tc>
           <w:tcPr>
-            <w:tcW w:type="dxa" w:w="5967"/>
+            <w:tcW w:type="dxa" w:w="6184"/>
           </w:tcPr>
           <w:p>
             <w:pPr>
@@ -7464,7 +9117,7 @@
         </w:trPr>
         <w:tc>
           <w:tcPr>
-            <w:tcW w:type="dxa" w:w="3388"/>
+            <w:tcW w:type="dxa" w:w="3170"/>
           </w:tcPr>
           <w:p>
             <w:pPr>
@@ -7486,7 +9139,7 @@
         </w:tc>
         <w:tc>
           <w:tcPr>
-            <w:tcW w:type="dxa" w:w="5967"/>
+            <w:tcW w:type="dxa" w:w="6184"/>
           </w:tcPr>
           <w:p>
             <w:pPr>
@@ -7512,7 +9165,7 @@
         </w:trPr>
         <w:tc>
           <w:tcPr>
-            <w:tcW w:type="dxa" w:w="3388"/>
+            <w:tcW w:type="dxa" w:w="3170"/>
           </w:tcPr>
           <w:p>
             <w:pPr>
@@ -7534,7 +9187,7 @@
         </w:tc>
         <w:tc>
           <w:tcPr>
-            <w:tcW w:type="dxa" w:w="5967"/>
+            <w:tcW w:type="dxa" w:w="6184"/>
           </w:tcPr>
           <w:p>
             <w:pPr>
@@ -7560,7 +9213,7 @@
         </w:trPr>
         <w:tc>
           <w:tcPr>
-            <w:tcW w:type="dxa" w:w="3388"/>
+            <w:tcW w:type="dxa" w:w="3170"/>
           </w:tcPr>
           <w:p>
             <w:pPr>
@@ -7582,7 +9235,7 @@
         </w:tc>
         <w:tc>
           <w:tcPr>
-            <w:tcW w:type="dxa" w:w="5967"/>
+            <w:tcW w:type="dxa" w:w="6184"/>
           </w:tcPr>
           <w:p>
             <w:pPr>
@@ -7608,7 +9261,7 @@
         </w:trPr>
         <w:tc>
           <w:tcPr>
-            <w:tcW w:type="dxa" w:w="3388"/>
+            <w:tcW w:type="dxa" w:w="3170"/>
           </w:tcPr>
           <w:p>
             <w:pPr>
@@ -7655,7 +9308,7 @@
         </w:tc>
         <w:tc>
           <w:tcPr>
-            <w:tcW w:type="dxa" w:w="5967"/>
+            <w:tcW w:type="dxa" w:w="6184"/>
           </w:tcPr>
           <w:p>
             <w:pPr>
@@ -7681,7 +9334,7 @@
         </w:trPr>
         <w:tc>
           <w:tcPr>
-            <w:tcW w:type="dxa" w:w="3388"/>
+            <w:tcW w:type="dxa" w:w="3170"/>
           </w:tcPr>
           <w:p>
             <w:pPr>
@@ -7703,7 +9356,7 @@
         </w:tc>
         <w:tc>
           <w:tcPr>
-            <w:tcW w:type="dxa" w:w="5967"/>
+            <w:tcW w:type="dxa" w:w="6184"/>
           </w:tcPr>
           <w:p>
             <w:pPr>
@@ -7729,7 +9382,103 @@
         </w:trPr>
         <w:tc>
           <w:tcPr>
-            <w:tcW w:type="dxa" w:w="3388"/>
+            <w:tcW w:type="dxa" w:w="3170"/>
+          </w:tcPr>
+          <w:p>
+            <w:pPr>
+              <w:pStyle w:val="Compact"/>
+              <w:spacing w:line="240" w:lineRule="auto" w:before="0" w:after="0"/>
+              <w:ind w:firstLine="0" w:left="0"/>
+              <w:jc w:val="left"/>
+            </w:pPr>
+            <w:r>
+              <w:rPr>
+                <w:rStyle w:val="VerbatimChar"/>
+                <w:rFonts w:ascii="Courier New" w:hAnsi="Courier New" w:eastAsia="Courier New" w:cs="Courier New"/>
+                <w:color w:val="000000"/>
+                <w:sz w:val="20"/>
+              </w:rPr>
+              <w:t>docs/Сервер_​API.​md</w:t>
+            </w:r>
+          </w:p>
+        </w:tc>
+        <w:tc>
+          <w:tcPr>
+            <w:tcW w:type="dxa" w:w="6184"/>
+          </w:tcPr>
+          <w:p>
+            <w:pPr>
+              <w:pStyle w:val="Compact"/>
+              <w:spacing w:line="240" w:lineRule="auto" w:before="0" w:after="0"/>
+              <w:ind w:firstLine="0" w:left="0"/>
+              <w:jc w:val="left"/>
+            </w:pPr>
+            <w:r>
+              <w:rPr>
+                <w:rFonts w:ascii="Times New Roman" w:hAnsi="Times New Roman" w:eastAsia="Times New Roman" w:cs="Times New Roman"/>
+                <w:color w:val="000000"/>
+                <w:sz w:val="24"/>
+              </w:rPr>
+              <w:t xml:space="preserve">Как скачать и запустить сервер, подключить телефон, показать работу через API на защите; таблицы кодов ответов и всех адресов API</w:t>
+            </w:r>
+          </w:p>
+        </w:tc>
+      </w:tr>
+      <w:tr>
+        <w:trPr>
+          <w:cantSplit/>
+        </w:trPr>
+        <w:tc>
+          <w:tcPr>
+            <w:tcW w:type="dxa" w:w="3170"/>
+          </w:tcPr>
+          <w:p>
+            <w:pPr>
+              <w:pStyle w:val="Compact"/>
+              <w:spacing w:line="240" w:lineRule="auto" w:before="0" w:after="0"/>
+              <w:ind w:firstLine="0" w:left="0"/>
+              <w:jc w:val="left"/>
+            </w:pPr>
+            <w:r>
+              <w:rPr>
+                <w:rStyle w:val="VerbatimChar"/>
+                <w:rFonts w:ascii="Courier New" w:hAnsi="Courier New" w:eastAsia="Courier New" w:cs="Courier New"/>
+                <w:color w:val="000000"/>
+                <w:sz w:val="20"/>
+              </w:rPr>
+              <w:t>docs/Установка_​на_​iPhone.​md</w:t>
+            </w:r>
+          </w:p>
+        </w:tc>
+        <w:tc>
+          <w:tcPr>
+            <w:tcW w:type="dxa" w:w="6184"/>
+          </w:tcPr>
+          <w:p>
+            <w:pPr>
+              <w:pStyle w:val="Compact"/>
+              <w:spacing w:line="240" w:lineRule="auto" w:before="0" w:after="0"/>
+              <w:ind w:firstLine="0" w:left="0"/>
+              <w:jc w:val="left"/>
+            </w:pPr>
+            <w:r>
+              <w:rPr>
+                <w:rFonts w:ascii="Times New Roman" w:hAnsi="Times New Roman" w:eastAsia="Times New Roman" w:cs="Times New Roman"/>
+                <w:color w:val="000000"/>
+                <w:sz w:val="24"/>
+              </w:rPr>
+              <w:t xml:space="preserve">Как установить приложение на iPhone с компьютера Windows программой Sideloadly и подключить его к серверу</w:t>
+            </w:r>
+          </w:p>
+        </w:tc>
+      </w:tr>
+      <w:tr>
+        <w:trPr>
+          <w:cantSplit/>
+        </w:trPr>
+        <w:tc>
+          <w:tcPr>
+            <w:tcW w:type="dxa" w:w="3170"/>
           </w:tcPr>
           <w:p>
             <w:pPr>
@@ -7751,33 +9500,81 @@
         </w:tc>
         <w:tc>
           <w:tcPr>
-            <w:tcW w:type="dxa" w:w="5967"/>
-          </w:tcPr>
-          <w:p>
-            <w:pPr>
-              <w:pStyle w:val="Compact"/>
-              <w:spacing w:line="240" w:lineRule="auto" w:before="0" w:after="0"/>
-              <w:ind w:firstLine="0" w:left="0"/>
-              <w:jc w:val="left"/>
-            </w:pPr>
-            <w:r>
-              <w:rPr>
-                <w:rFonts w:ascii="Times New Roman" w:hAnsi="Times New Roman" w:eastAsia="Times New Roman" w:cs="Times New Roman"/>
-                <w:color w:val="000000"/>
-                <w:sz w:val="24"/>
-              </w:rPr>
-              <w:t>Название «Маршрут», иконка и приёмники плагина уведомлений, которые восстанавливают напоминание после перезагрузки телефона</w:t>
-            </w:r>
-          </w:p>
-        </w:tc>
-      </w:tr>
-      <w:tr>
-        <w:trPr>
-          <w:cantSplit/>
-        </w:trPr>
-        <w:tc>
-          <w:tcPr>
-            <w:tcW w:type="dxa" w:w="3388"/>
+            <w:tcW w:type="dxa" w:w="6184"/>
+          </w:tcPr>
+          <w:p>
+            <w:pPr>
+              <w:pStyle w:val="Compact"/>
+              <w:spacing w:line="240" w:lineRule="auto" w:before="0" w:after="0"/>
+              <w:ind w:firstLine="0" w:left="0"/>
+              <w:jc w:val="left"/>
+            </w:pPr>
+            <w:r>
+              <w:rPr>
+                <w:rFonts w:ascii="Times New Roman" w:hAnsi="Times New Roman" w:eastAsia="Times New Roman" w:cs="Times New Roman"/>
+                <w:color w:val="000000"/>
+                <w:sz w:val="24"/>
+              </w:rPr>
+              <w:t>Название «Маршрут», иконка, разрешение на сеть и на запросы по HTTP к серверу в локальной сети, приёмники плагина уведомлений, которые восстанавливают напоминание после перезагрузки телефона</w:t>
+            </w:r>
+          </w:p>
+        </w:tc>
+      </w:tr>
+      <w:tr>
+        <w:trPr>
+          <w:cantSplit/>
+        </w:trPr>
+        <w:tc>
+          <w:tcPr>
+            <w:tcW w:type="dxa" w:w="3170"/>
+          </w:tcPr>
+          <w:p>
+            <w:pPr>
+              <w:pStyle w:val="Compact"/>
+              <w:spacing w:line="240" w:lineRule="auto" w:before="0" w:after="0"/>
+              <w:ind w:firstLine="0" w:left="0"/>
+              <w:jc w:val="left"/>
+            </w:pPr>
+            <w:r>
+              <w:rPr>
+                <w:rStyle w:val="VerbatimChar"/>
+                <w:rFonts w:ascii="Courier New" w:hAnsi="Courier New" w:eastAsia="Courier New" w:cs="Courier New"/>
+                <w:color w:val="000000"/>
+                <w:sz w:val="20"/>
+              </w:rPr>
+              <w:t>ios/Runner/Info.​plist</w:t>
+            </w:r>
+          </w:p>
+        </w:tc>
+        <w:tc>
+          <w:tcPr>
+            <w:tcW w:type="dxa" w:w="6184"/>
+          </w:tcPr>
+          <w:p>
+            <w:pPr>
+              <w:pStyle w:val="Compact"/>
+              <w:spacing w:line="240" w:lineRule="auto" w:before="0" w:after="0"/>
+              <w:ind w:firstLine="0" w:left="0"/>
+              <w:jc w:val="left"/>
+            </w:pPr>
+            <w:r>
+              <w:rPr>
+                <w:rFonts w:ascii="Times New Roman" w:hAnsi="Times New Roman" w:eastAsia="Times New Roman" w:cs="Times New Roman"/>
+                <w:color w:val="000000"/>
+                <w:sz w:val="24"/>
+              </w:rPr>
+              <w:t xml:space="preserve">Название «Маршрут» на iPhone, разрешение на запросы по HTTP и пояснение к запросу доступа к локальной сети</w:t>
+            </w:r>
+          </w:p>
+        </w:tc>
+      </w:tr>
+      <w:tr>
+        <w:trPr>
+          <w:cantSplit/>
+        </w:trPr>
+        <w:tc>
+          <w:tcPr>
+            <w:tcW w:type="dxa" w:w="3170"/>
           </w:tcPr>
           <w:p>
             <w:pPr>
@@ -7799,7 +9596,7 @@
         </w:tc>
         <w:tc>
           <w:tcPr>
-            <w:tcW w:type="dxa" w:w="5967"/>
+            <w:tcW w:type="dxa" w:w="6184"/>
           </w:tcPr>
           <w:p>
             <w:pPr>
@@ -7842,7 +9639,7 @@
         </w:trPr>
         <w:tc>
           <w:tcPr>
-            <w:tcW w:type="dxa" w:w="3388"/>
+            <w:tcW w:type="dxa" w:w="3170"/>
           </w:tcPr>
           <w:p>
             <w:pPr>
@@ -7864,7 +9661,7 @@
         </w:tc>
         <w:tc>
           <w:tcPr>
-            <w:tcW w:type="dxa" w:w="5967"/>
+            <w:tcW w:type="dxa" w:w="6184"/>
           </w:tcPr>
           <w:p>
             <w:pPr>
@@ -7885,8 +9682,8 @@
         </w:tc>
       </w:tr>
     </w:tbl>
-    <w:bookmarkEnd w:id="34"/>
-    <w:bookmarkStart w:id="35" w:name="где-искать-если-спросят-про"/>
+    <w:bookmarkEnd w:id="35"/>
+    <w:bookmarkStart w:id="36" w:name="где-искать-если-спросят-про"/>
     <w:p>
       <w:pPr>
         <w:pStyle w:val="Heading2"/>
@@ -7904,7 +9701,7 @@
         <w:jc w:val="left"/>
       </w:pPr>
       <w:r>
-        <w:t xml:space="preserve">Таблица 17 — Функция приложения и файлы, где она реализована</w:t>
+        <w:t xml:space="preserve">Таблица 18 — Функция приложения и файлы, где она реализована</w:t>
       </w:r>
     </w:p>
     <w:tbl>
@@ -7924,8 +9721,8 @@
         </w:tblBorders>
       </w:tblPr>
       <w:tblGrid>
-        <w:gridCol w:w="2556"/>
-        <w:gridCol w:w="6799"/>
+        <w:gridCol w:w="2551"/>
+        <w:gridCol w:w="6804"/>
       </w:tblGrid>
       <w:tr>
         <w:trPr>
@@ -7934,7 +9731,7 @@
         </w:trPr>
         <w:tc>
           <w:tcPr>
-            <w:tcW w:type="dxa" w:w="2556"/>
+            <w:tcW w:type="dxa" w:w="2551"/>
           </w:tcPr>
           <w:p>
             <w:pPr>
@@ -7956,7 +9753,7 @@
         </w:tc>
         <w:tc>
           <w:tcPr>
-            <w:tcW w:type="dxa" w:w="6798"/>
+            <w:tcW w:type="dxa" w:w="6803"/>
           </w:tcPr>
           <w:p>
             <w:pPr>
@@ -7983,7 +9780,7 @@
         </w:trPr>
         <w:tc>
           <w:tcPr>
-            <w:tcW w:type="dxa" w:w="2556"/>
+            <w:tcW w:type="dxa" w:w="2551"/>
           </w:tcPr>
           <w:p>
             <w:pPr>
@@ -8004,7 +9801,7 @@
         </w:tc>
         <w:tc>
           <w:tcPr>
-            <w:tcW w:type="dxa" w:w="6798"/>
+            <w:tcW w:type="dxa" w:w="6803"/>
           </w:tcPr>
           <w:p>
             <w:pPr>
@@ -8070,6 +9867,31 @@
                 <w:color w:val="000000"/>
                 <w:sz w:val="20"/>
               </w:rPr>
+              <w:t>data/api/api_​auth_​repository.​dart</w:t>
+            </w:r>
+            <w:r>
+              <w:rPr>
+                <w:rFonts w:ascii="Times New Roman" w:hAnsi="Times New Roman" w:eastAsia="Times New Roman" w:cs="Times New Roman"/>
+                <w:color w:val="000000"/>
+                <w:sz w:val="24"/>
+              </w:rPr>
+              <w:t xml:space="preserve">, на сервере</w:t>
+            </w:r>
+            <w:r>
+              <w:rPr>
+                <w:rFonts w:ascii="Times New Roman" w:hAnsi="Times New Roman" w:eastAsia="Times New Roman" w:cs="Times New Roman"/>
+                <w:color w:val="000000"/>
+                <w:sz w:val="24"/>
+              </w:rPr>
+              <w:t xml:space="preserve"> </w:t>
+            </w:r>
+            <w:r>
+              <w:rPr>
+                <w:rStyle w:val="VerbatimChar"/>
+                <w:rFonts w:ascii="Courier New" w:hAnsi="Courier New" w:eastAsia="Courier New" w:cs="Courier New"/>
+                <w:color w:val="000000"/>
+                <w:sz w:val="20"/>
+              </w:rPr>
               <w:t>data/repositories/auth_​repository_​impl.​dart</w:t>
             </w:r>
           </w:p>
@@ -8081,7 +9903,342 @@
         </w:trPr>
         <w:tc>
           <w:tcPr>
-            <w:tcW w:type="dxa" w:w="2556"/>
+            <w:tcW w:type="dxa" w:w="2551"/>
+          </w:tcPr>
+          <w:p>
+            <w:pPr>
+              <w:pStyle w:val="Compact"/>
+              <w:spacing w:line="240" w:lineRule="auto" w:before="0" w:after="0"/>
+              <w:ind w:firstLine="0" w:left="0"/>
+              <w:jc w:val="left"/>
+            </w:pPr>
+            <w:r>
+              <w:rPr>
+                <w:rFonts w:ascii="Times New Roman" w:hAnsi="Times New Roman" w:eastAsia="Times New Roman" w:cs="Times New Roman"/>
+                <w:color w:val="000000"/>
+                <w:sz w:val="24"/>
+              </w:rPr>
+              <w:t xml:space="preserve">Сервер API: адреса, токен, коды ответов</w:t>
+            </w:r>
+          </w:p>
+        </w:tc>
+        <w:tc>
+          <w:tcPr>
+            <w:tcW w:type="dxa" w:w="6803"/>
+          </w:tcPr>
+          <w:p>
+            <w:pPr>
+              <w:pStyle w:val="Compact"/>
+              <w:spacing w:line="240" w:lineRule="auto" w:before="0" w:after="0"/>
+              <w:ind w:firstLine="0" w:left="0"/>
+              <w:jc w:val="left"/>
+            </w:pPr>
+            <w:r>
+              <w:rPr>
+                <w:rStyle w:val="VerbatimChar"/>
+                <w:rFonts w:ascii="Courier New" w:hAnsi="Courier New" w:eastAsia="Courier New" w:cs="Courier New"/>
+                <w:color w:val="000000"/>
+                <w:sz w:val="20"/>
+              </w:rPr>
+              <w:t>server/api_​server.​dart</w:t>
+            </w:r>
+            <w:r>
+              <w:rPr>
+                <w:rFonts w:ascii="Times New Roman" w:hAnsi="Times New Roman" w:eastAsia="Times New Roman" w:cs="Times New Roman"/>
+                <w:color w:val="000000"/>
+                <w:sz w:val="24"/>
+              </w:rPr>
+              <w:t xml:space="preserve">, запуск</w:t>
+            </w:r>
+            <w:r>
+              <w:rPr>
+                <w:rFonts w:ascii="Times New Roman" w:hAnsi="Times New Roman" w:eastAsia="Times New Roman" w:cs="Times New Roman"/>
+                <w:color w:val="000000"/>
+                <w:sz w:val="24"/>
+              </w:rPr>
+              <w:t xml:space="preserve"> </w:t>
+            </w:r>
+            <w:r>
+              <w:rPr>
+                <w:rStyle w:val="VerbatimChar"/>
+                <w:rFonts w:ascii="Courier New" w:hAnsi="Courier New" w:eastAsia="Courier New" w:cs="Courier New"/>
+                <w:color w:val="000000"/>
+                <w:sz w:val="20"/>
+              </w:rPr>
+              <w:t>bin/marshrut_​server.​dart</w:t>
+            </w:r>
+          </w:p>
+        </w:tc>
+      </w:tr>
+      <w:tr>
+        <w:trPr>
+          <w:cantSplit/>
+        </w:trPr>
+        <w:tc>
+          <w:tcPr>
+            <w:tcW w:type="dxa" w:w="2551"/>
+          </w:tcPr>
+          <w:p>
+            <w:pPr>
+              <w:pStyle w:val="Compact"/>
+              <w:spacing w:line="240" w:lineRule="auto" w:before="0" w:after="0"/>
+              <w:ind w:firstLine="0" w:left="0"/>
+              <w:jc w:val="left"/>
+            </w:pPr>
+            <w:r>
+              <w:rPr>
+                <w:rFonts w:ascii="Times New Roman" w:hAnsi="Times New Roman" w:eastAsia="Times New Roman" w:cs="Times New Roman"/>
+                <w:color w:val="000000"/>
+                <w:sz w:val="24"/>
+              </w:rPr>
+              <w:t xml:space="preserve">Запросы к серверу и обработка ошибок</w:t>
+            </w:r>
+          </w:p>
+        </w:tc>
+        <w:tc>
+          <w:tcPr>
+            <w:tcW w:type="dxa" w:w="6803"/>
+          </w:tcPr>
+          <w:p>
+            <w:pPr>
+              <w:pStyle w:val="Compact"/>
+              <w:spacing w:line="240" w:lineRule="auto" w:before="0" w:after="0"/>
+              <w:ind w:firstLine="0" w:left="0"/>
+              <w:jc w:val="left"/>
+            </w:pPr>
+            <w:r>
+              <w:rPr>
+                <w:rStyle w:val="VerbatimChar"/>
+                <w:rFonts w:ascii="Courier New" w:hAnsi="Courier New" w:eastAsia="Courier New" w:cs="Courier New"/>
+                <w:color w:val="000000"/>
+                <w:sz w:val="20"/>
+              </w:rPr>
+              <w:t>data/api/api_​client.​dart</w:t>
+            </w:r>
+            <w:r>
+              <w:rPr>
+                <w:rFonts w:ascii="Times New Roman" w:hAnsi="Times New Roman" w:eastAsia="Times New Roman" w:cs="Times New Roman"/>
+                <w:color w:val="000000"/>
+                <w:sz w:val="24"/>
+              </w:rPr>
+              <w:t xml:space="preserve">,</w:t>
+            </w:r>
+            <w:r>
+              <w:rPr>
+                <w:rFonts w:ascii="Times New Roman" w:hAnsi="Times New Roman" w:eastAsia="Times New Roman" w:cs="Times New Roman"/>
+                <w:color w:val="000000"/>
+                <w:sz w:val="24"/>
+              </w:rPr>
+              <w:t xml:space="preserve"> </w:t>
+            </w:r>
+            <w:r>
+              <w:rPr>
+                <w:rStyle w:val="VerbatimChar"/>
+                <w:rFonts w:ascii="Courier New" w:hAnsi="Courier New" w:eastAsia="Courier New" w:cs="Courier New"/>
+                <w:color w:val="000000"/>
+                <w:sz w:val="20"/>
+              </w:rPr>
+              <w:t xml:space="preserve">runAction()</w:t>
+            </w:r>
+            <w:r>
+              <w:rPr>
+                <w:rFonts w:ascii="Times New Roman" w:hAnsi="Times New Roman" w:eastAsia="Times New Roman" w:cs="Times New Roman"/>
+                <w:color w:val="000000"/>
+                <w:sz w:val="24"/>
+              </w:rPr>
+              <w:t xml:space="preserve"> </w:t>
+            </w:r>
+            <w:r>
+              <w:rPr>
+                <w:rFonts w:ascii="Times New Roman" w:hAnsi="Times New Roman" w:eastAsia="Times New Roman" w:cs="Times New Roman"/>
+                <w:color w:val="000000"/>
+                <w:sz w:val="24"/>
+              </w:rPr>
+              <w:t xml:space="preserve">в</w:t>
+            </w:r>
+            <w:r>
+              <w:rPr>
+                <w:rFonts w:ascii="Times New Roman" w:hAnsi="Times New Roman" w:eastAsia="Times New Roman" w:cs="Times New Roman"/>
+                <w:color w:val="000000"/>
+                <w:sz w:val="24"/>
+              </w:rPr>
+              <w:t xml:space="preserve"> </w:t>
+            </w:r>
+            <w:r>
+              <w:rPr>
+                <w:rStyle w:val="VerbatimChar"/>
+                <w:rFonts w:ascii="Courier New" w:hAnsi="Courier New" w:eastAsia="Courier New" w:cs="Courier New"/>
+                <w:color w:val="000000"/>
+                <w:sz w:val="20"/>
+              </w:rPr>
+              <w:t>widgets/common.​dart</w:t>
+            </w:r>
+            <w:r>
+              <w:rPr>
+                <w:rFonts w:ascii="Times New Roman" w:hAnsi="Times New Roman" w:eastAsia="Times New Roman" w:cs="Times New Roman"/>
+                <w:color w:val="000000"/>
+                <w:sz w:val="24"/>
+              </w:rPr>
+              <w:t xml:space="preserve">,</w:t>
+            </w:r>
+            <w:r>
+              <w:rPr>
+                <w:rFonts w:ascii="Times New Roman" w:hAnsi="Times New Roman" w:eastAsia="Times New Roman" w:cs="Times New Roman"/>
+                <w:color w:val="000000"/>
+                <w:sz w:val="24"/>
+              </w:rPr>
+              <w:t xml:space="preserve"> </w:t>
+            </w:r>
+            <w:r>
+              <w:rPr>
+                <w:rStyle w:val="VerbatimChar"/>
+                <w:rFonts w:ascii="Courier New" w:hAnsi="Courier New" w:eastAsia="Courier New" w:cs="Courier New"/>
+                <w:color w:val="000000"/>
+                <w:sz w:val="20"/>
+              </w:rPr>
+              <w:t xml:space="preserve">ErrorView</w:t>
+            </w:r>
+          </w:p>
+        </w:tc>
+      </w:tr>
+      <w:tr>
+        <w:trPr>
+          <w:cantSplit/>
+        </w:trPr>
+        <w:tc>
+          <w:tcPr>
+            <w:tcW w:type="dxa" w:w="2551"/>
+          </w:tcPr>
+          <w:p>
+            <w:pPr>
+              <w:pStyle w:val="Compact"/>
+              <w:spacing w:line="240" w:lineRule="auto" w:before="0" w:after="0"/>
+              <w:ind w:firstLine="0" w:left="0"/>
+              <w:jc w:val="left"/>
+            </w:pPr>
+            <w:r>
+              <w:rPr>
+                <w:rFonts w:ascii="Times New Roman" w:hAnsi="Times New Roman" w:eastAsia="Times New Roman" w:cs="Times New Roman"/>
+                <w:color w:val="000000"/>
+                <w:sz w:val="24"/>
+              </w:rPr>
+              <w:t xml:space="preserve">Адрес сервера</w:t>
+            </w:r>
+          </w:p>
+        </w:tc>
+        <w:tc>
+          <w:tcPr>
+            <w:tcW w:type="dxa" w:w="6803"/>
+          </w:tcPr>
+          <w:p>
+            <w:pPr>
+              <w:pStyle w:val="Compact"/>
+              <w:spacing w:line="240" w:lineRule="auto" w:before="0" w:after="0"/>
+              <w:ind w:firstLine="0" w:left="0"/>
+              <w:jc w:val="left"/>
+            </w:pPr>
+            <w:r>
+              <w:rPr>
+                <w:rStyle w:val="VerbatimChar"/>
+                <w:rFonts w:ascii="Courier New" w:hAnsi="Courier New" w:eastAsia="Courier New" w:cs="Courier New"/>
+                <w:color w:val="000000"/>
+                <w:sz w:val="20"/>
+              </w:rPr>
+              <w:t>widgets/server_​address.​dart</w:t>
+            </w:r>
+            <w:r>
+              <w:rPr>
+                <w:rFonts w:ascii="Times New Roman" w:hAnsi="Times New Roman" w:eastAsia="Times New Roman" w:cs="Times New Roman"/>
+                <w:color w:val="000000"/>
+                <w:sz w:val="24"/>
+              </w:rPr>
+              <w:t xml:space="preserve">,</w:t>
+            </w:r>
+            <w:r>
+              <w:rPr>
+                <w:rFonts w:ascii="Times New Roman" w:hAnsi="Times New Roman" w:eastAsia="Times New Roman" w:cs="Times New Roman"/>
+                <w:color w:val="000000"/>
+                <w:sz w:val="24"/>
+              </w:rPr>
+              <w:t xml:space="preserve"> </w:t>
+            </w:r>
+            <w:r>
+              <w:rPr>
+                <w:rStyle w:val="VerbatimChar"/>
+                <w:rFonts w:ascii="Courier New" w:hAnsi="Courier New" w:eastAsia="Courier New" w:cs="Courier New"/>
+                <w:color w:val="000000"/>
+                <w:sz w:val="20"/>
+              </w:rPr>
+              <w:t>ServerUrlController</w:t>
+            </w:r>
+            <w:r>
+              <w:rPr>
+                <w:rFonts w:ascii="Times New Roman" w:hAnsi="Times New Roman" w:eastAsia="Times New Roman" w:cs="Times New Roman"/>
+                <w:color w:val="000000"/>
+                <w:sz w:val="24"/>
+              </w:rPr>
+              <w:t xml:space="preserve"> </w:t>
+            </w:r>
+            <w:r>
+              <w:rPr>
+                <w:rFonts w:ascii="Times New Roman" w:hAnsi="Times New Roman" w:eastAsia="Times New Roman" w:cs="Times New Roman"/>
+                <w:color w:val="000000"/>
+                <w:sz w:val="24"/>
+              </w:rPr>
+              <w:t xml:space="preserve">в</w:t>
+            </w:r>
+            <w:r>
+              <w:rPr>
+                <w:rFonts w:ascii="Times New Roman" w:hAnsi="Times New Roman" w:eastAsia="Times New Roman" w:cs="Times New Roman"/>
+                <w:color w:val="000000"/>
+                <w:sz w:val="24"/>
+              </w:rPr>
+              <w:t xml:space="preserve"> </w:t>
+            </w:r>
+            <w:r>
+              <w:rPr>
+                <w:rStyle w:val="VerbatimChar"/>
+                <w:rFonts w:ascii="Courier New" w:hAnsi="Courier New" w:eastAsia="Courier New" w:cs="Courier New"/>
+                <w:color w:val="000000"/>
+                <w:sz w:val="20"/>
+              </w:rPr>
+              <w:t>providers/providers.​dart</w:t>
+            </w:r>
+            <w:r>
+              <w:rPr>
+                <w:rFonts w:ascii="Times New Roman" w:hAnsi="Times New Roman" w:eastAsia="Times New Roman" w:cs="Times New Roman"/>
+                <w:color w:val="000000"/>
+                <w:sz w:val="24"/>
+              </w:rPr>
+              <w:t xml:space="preserve">,</w:t>
+            </w:r>
+            <w:r>
+              <w:rPr>
+                <w:rFonts w:ascii="Times New Roman" w:hAnsi="Times New Roman" w:eastAsia="Times New Roman" w:cs="Times New Roman"/>
+                <w:color w:val="000000"/>
+                <w:sz w:val="24"/>
+              </w:rPr>
+              <w:t xml:space="preserve"> </w:t>
+            </w:r>
+            <w:r>
+              <w:rPr>
+                <w:rStyle w:val="VerbatimChar"/>
+                <w:rFonts w:ascii="Courier New" w:hAnsi="Courier New" w:eastAsia="Courier New" w:cs="Courier New"/>
+                <w:color w:val="000000"/>
+                <w:sz w:val="20"/>
+              </w:rPr>
+              <w:t>data/repositories/session_​storage_​impl.​dart</w:t>
+            </w:r>
+          </w:p>
+        </w:tc>
+      </w:tr>
+      <w:tr>
+        <w:trPr>
+          <w:cantSplit/>
+        </w:trPr>
+        <w:tc>
+          <w:tcPr>
+            <w:tcW w:type="dxa" w:w="2551"/>
           </w:tcPr>
           <w:p>
             <w:pPr>
@@ -8102,7 +10259,7 @@
         </w:tc>
         <w:tc>
           <w:tcPr>
-            <w:tcW w:type="dxa" w:w="6798"/>
+            <w:tcW w:type="dxa" w:w="6803"/>
           </w:tcPr>
           <w:p>
             <w:pPr>
@@ -8129,28 +10286,28 @@
         </w:trPr>
         <w:tc>
           <w:tcPr>
-            <w:tcW w:type="dxa" w:w="2556"/>
-          </w:tcPr>
-          <w:p>
-            <w:pPr>
-              <w:pStyle w:val="Compact"/>
-              <w:spacing w:line="240" w:lineRule="auto" w:before="0" w:after="0"/>
-              <w:ind w:firstLine="0" w:left="0"/>
-              <w:jc w:val="left"/>
-            </w:pPr>
-            <w:r>
-              <w:rPr>
-                <w:rFonts w:ascii="Times New Roman" w:hAnsi="Times New Roman" w:eastAsia="Times New Roman" w:cs="Times New Roman"/>
-                <w:color w:val="000000"/>
-                <w:sz w:val="24"/>
-              </w:rPr>
-              <w:t xml:space="preserve">«Запомнить меня»</w:t>
-            </w:r>
-          </w:p>
-        </w:tc>
-        <w:tc>
-          <w:tcPr>
-            <w:tcW w:type="dxa" w:w="6798"/>
+            <w:tcW w:type="dxa" w:w="2551"/>
+          </w:tcPr>
+          <w:p>
+            <w:pPr>
+              <w:pStyle w:val="Compact"/>
+              <w:spacing w:line="240" w:lineRule="auto" w:before="0" w:after="0"/>
+              <w:ind w:firstLine="0" w:left="0"/>
+              <w:jc w:val="left"/>
+            </w:pPr>
+            <w:r>
+              <w:rPr>
+                <w:rFonts w:ascii="Times New Roman" w:hAnsi="Times New Roman" w:eastAsia="Times New Roman" w:cs="Times New Roman"/>
+                <w:color w:val="000000"/>
+                <w:sz w:val="24"/>
+              </w:rPr>
+              <w:t xml:space="preserve">«Запомнить меня» и токен входа</w:t>
+            </w:r>
+          </w:p>
+        </w:tc>
+        <w:tc>
+          <w:tcPr>
+            <w:tcW w:type="dxa" w:w="6803"/>
           </w:tcPr>
           <w:p>
             <w:pPr>
@@ -8193,16 +10350,107 @@
               </w:rPr>
               <w:t>providers/auth_​controller.​dart</w:t>
             </w:r>
-          </w:p>
-        </w:tc>
-      </w:tr>
-      <w:tr>
-        <w:trPr>
-          <w:cantSplit/>
-        </w:trPr>
-        <w:tc>
-          <w:tcPr>
-            <w:tcW w:type="dxa" w:w="2556"/>
+            <w:r>
+              <w:rPr>
+                <w:rFonts w:ascii="Times New Roman" w:hAnsi="Times New Roman" w:eastAsia="Times New Roman" w:cs="Times New Roman"/>
+                <w:color w:val="000000"/>
+                <w:sz w:val="24"/>
+              </w:rPr>
+              <w:t xml:space="preserve">,</w:t>
+            </w:r>
+            <w:r>
+              <w:rPr>
+                <w:rFonts w:ascii="Times New Roman" w:hAnsi="Times New Roman" w:eastAsia="Times New Roman" w:cs="Times New Roman"/>
+                <w:color w:val="000000"/>
+                <w:sz w:val="24"/>
+              </w:rPr>
+              <w:t xml:space="preserve"> </w:t>
+            </w:r>
+            <w:r>
+              <w:rPr>
+                <w:rStyle w:val="VerbatimChar"/>
+                <w:rFonts w:ascii="Courier New" w:hAnsi="Courier New" w:eastAsia="Courier New" w:cs="Courier New"/>
+                <w:color w:val="000000"/>
+                <w:sz w:val="20"/>
+              </w:rPr>
+              <w:t xml:space="preserve">issueToken()</w:t>
+            </w:r>
+            <w:r>
+              <w:rPr>
+                <w:rFonts w:ascii="Times New Roman" w:hAnsi="Times New Roman" w:eastAsia="Times New Roman" w:cs="Times New Roman"/>
+                <w:color w:val="000000"/>
+                <w:sz w:val="24"/>
+              </w:rPr>
+              <w:t xml:space="preserve"> </w:t>
+            </w:r>
+            <w:r>
+              <w:rPr>
+                <w:rFonts w:ascii="Times New Roman" w:hAnsi="Times New Roman" w:eastAsia="Times New Roman" w:cs="Times New Roman"/>
+                <w:color w:val="000000"/>
+                <w:sz w:val="24"/>
+              </w:rPr>
+              <w:t xml:space="preserve">и</w:t>
+            </w:r>
+            <w:r>
+              <w:rPr>
+                <w:rFonts w:ascii="Times New Roman" w:hAnsi="Times New Roman" w:eastAsia="Times New Roman" w:cs="Times New Roman"/>
+                <w:color w:val="000000"/>
+                <w:sz w:val="24"/>
+              </w:rPr>
+              <w:t xml:space="preserve"> </w:t>
+            </w:r>
+            <w:r>
+              <w:rPr>
+                <w:rStyle w:val="VerbatimChar"/>
+                <w:rFonts w:ascii="Courier New" w:hAnsi="Courier New" w:eastAsia="Courier New" w:cs="Courier New"/>
+                <w:color w:val="000000"/>
+                <w:sz w:val="20"/>
+              </w:rPr>
+              <w:t xml:space="preserve">_userId()</w:t>
+            </w:r>
+            <w:r>
+              <w:rPr>
+                <w:rFonts w:ascii="Times New Roman" w:hAnsi="Times New Roman" w:eastAsia="Times New Roman" w:cs="Times New Roman"/>
+                <w:color w:val="000000"/>
+                <w:sz w:val="24"/>
+              </w:rPr>
+              <w:t xml:space="preserve"> </w:t>
+            </w:r>
+            <w:r>
+              <w:rPr>
+                <w:rFonts w:ascii="Times New Roman" w:hAnsi="Times New Roman" w:eastAsia="Times New Roman" w:cs="Times New Roman"/>
+                <w:color w:val="000000"/>
+                <w:sz w:val="24"/>
+              </w:rPr>
+              <w:t xml:space="preserve">в</w:t>
+            </w:r>
+            <w:r>
+              <w:rPr>
+                <w:rFonts w:ascii="Times New Roman" w:hAnsi="Times New Roman" w:eastAsia="Times New Roman" w:cs="Times New Roman"/>
+                <w:color w:val="000000"/>
+                <w:sz w:val="24"/>
+              </w:rPr>
+              <w:t xml:space="preserve"> </w:t>
+            </w:r>
+            <w:r>
+              <w:rPr>
+                <w:rStyle w:val="VerbatimChar"/>
+                <w:rFonts w:ascii="Courier New" w:hAnsi="Courier New" w:eastAsia="Courier New" w:cs="Courier New"/>
+                <w:color w:val="000000"/>
+                <w:sz w:val="20"/>
+              </w:rPr>
+              <w:t>server/api_​server.​dart</w:t>
+            </w:r>
+          </w:p>
+        </w:tc>
+      </w:tr>
+      <w:tr>
+        <w:trPr>
+          <w:cantSplit/>
+        </w:trPr>
+        <w:tc>
+          <w:tcPr>
+            <w:tcW w:type="dxa" w:w="2551"/>
           </w:tcPr>
           <w:p>
             <w:pPr>
@@ -8223,7 +10471,7 @@
         </w:tc>
         <w:tc>
           <w:tcPr>
-            <w:tcW w:type="dxa" w:w="6798"/>
+            <w:tcW w:type="dxa" w:w="6803"/>
           </w:tcPr>
           <w:p>
             <w:pPr>
@@ -8283,7 +10531,7 @@
         </w:trPr>
         <w:tc>
           <w:tcPr>
-            <w:tcW w:type="dxa" w:w="2556"/>
+            <w:tcW w:type="dxa" w:w="2551"/>
           </w:tcPr>
           <w:p>
             <w:pPr>
@@ -8304,7 +10552,7 @@
         </w:tc>
         <w:tc>
           <w:tcPr>
-            <w:tcW w:type="dxa" w:w="6798"/>
+            <w:tcW w:type="dxa" w:w="6803"/>
           </w:tcPr>
           <w:p>
             <w:pPr>
@@ -8356,7 +10604,7 @@
         </w:trPr>
         <w:tc>
           <w:tcPr>
-            <w:tcW w:type="dxa" w:w="2556"/>
+            <w:tcW w:type="dxa" w:w="2551"/>
           </w:tcPr>
           <w:p>
             <w:pPr>
@@ -8377,7 +10625,7 @@
         </w:tc>
         <w:tc>
           <w:tcPr>
-            <w:tcW w:type="dxa" w:w="6798"/>
+            <w:tcW w:type="dxa" w:w="6803"/>
           </w:tcPr>
           <w:p>
             <w:pPr>
@@ -8420,7 +10668,7 @@
         </w:trPr>
         <w:tc>
           <w:tcPr>
-            <w:tcW w:type="dxa" w:w="2556"/>
+            <w:tcW w:type="dxa" w:w="2551"/>
           </w:tcPr>
           <w:p>
             <w:pPr>
@@ -8441,7 +10689,7 @@
         </w:tc>
         <w:tc>
           <w:tcPr>
-            <w:tcW w:type="dxa" w:w="6798"/>
+            <w:tcW w:type="dxa" w:w="6803"/>
           </w:tcPr>
           <w:p>
             <w:pPr>
@@ -8468,7 +10716,7 @@
         </w:trPr>
         <w:tc>
           <w:tcPr>
-            <w:tcW w:type="dxa" w:w="2556"/>
+            <w:tcW w:type="dxa" w:w="2551"/>
           </w:tcPr>
           <w:p>
             <w:pPr>
@@ -8489,7 +10737,7 @@
         </w:tc>
         <w:tc>
           <w:tcPr>
-            <w:tcW w:type="dxa" w:w="6798"/>
+            <w:tcW w:type="dxa" w:w="6803"/>
           </w:tcPr>
           <w:p>
             <w:pPr>
@@ -8549,7 +10797,7 @@
         </w:trPr>
         <w:tc>
           <w:tcPr>
-            <w:tcW w:type="dxa" w:w="2556"/>
+            <w:tcW w:type="dxa" w:w="2551"/>
           </w:tcPr>
           <w:p>
             <w:pPr>
@@ -8570,7 +10818,7 @@
         </w:tc>
         <w:tc>
           <w:tcPr>
-            <w:tcW w:type="dxa" w:w="6798"/>
+            <w:tcW w:type="dxa" w:w="6803"/>
           </w:tcPr>
           <w:p>
             <w:pPr>
@@ -8622,28 +10870,28 @@
         </w:trPr>
         <w:tc>
           <w:tcPr>
-            <w:tcW w:type="dxa" w:w="2556"/>
-          </w:tcPr>
-          <w:p>
-            <w:pPr>
-              <w:pStyle w:val="Compact"/>
-              <w:spacing w:line="240" w:lineRule="auto" w:before="0" w:after="0"/>
-              <w:ind w:firstLine="0" w:left="0"/>
-              <w:jc w:val="left"/>
-            </w:pPr>
-            <w:r>
-              <w:rPr>
-                <w:rFonts w:ascii="Times New Roman" w:hAnsi="Times New Roman" w:eastAsia="Times New Roman" w:cs="Times New Roman"/>
-                <w:color w:val="000000"/>
-                <w:sz w:val="24"/>
-              </w:rPr>
-              <w:t xml:space="preserve">База данных и таблицы</w:t>
-            </w:r>
-          </w:p>
-        </w:tc>
-        <w:tc>
-          <w:tcPr>
-            <w:tcW w:type="dxa" w:w="6798"/>
+            <w:tcW w:type="dxa" w:w="2551"/>
+          </w:tcPr>
+          <w:p>
+            <w:pPr>
+              <w:pStyle w:val="Compact"/>
+              <w:spacing w:line="240" w:lineRule="auto" w:before="0" w:after="0"/>
+              <w:ind w:firstLine="0" w:left="0"/>
+              <w:jc w:val="left"/>
+            </w:pPr>
+            <w:r>
+              <w:rPr>
+                <w:rFonts w:ascii="Times New Roman" w:hAnsi="Times New Roman" w:eastAsia="Times New Roman" w:cs="Times New Roman"/>
+                <w:color w:val="000000"/>
+                <w:sz w:val="24"/>
+              </w:rPr>
+              <w:t xml:space="preserve">База данных и таблицы (на сервере)</w:t>
+            </w:r>
+          </w:p>
+        </w:tc>
+        <w:tc>
+          <w:tcPr>
+            <w:tcW w:type="dxa" w:w="6803"/>
           </w:tcPr>
           <w:p>
             <w:pPr>
@@ -8670,7 +10918,7 @@
         </w:trPr>
         <w:tc>
           <w:tcPr>
-            <w:tcW w:type="dxa" w:w="2556"/>
+            <w:tcW w:type="dxa" w:w="2551"/>
           </w:tcPr>
           <w:p>
             <w:pPr>
@@ -8691,7 +10939,7 @@
         </w:tc>
         <w:tc>
           <w:tcPr>
-            <w:tcW w:type="dxa" w:w="6798"/>
+            <w:tcW w:type="dxa" w:w="6803"/>
           </w:tcPr>
           <w:p>
             <w:pPr>
@@ -8732,6 +10980,31 @@
                 <w:color w:val="000000"/>
                 <w:sz w:val="20"/>
               </w:rPr>
+              <w:t>data/api/api_​note_​repository.​dart</w:t>
+            </w:r>
+            <w:r>
+              <w:rPr>
+                <w:rFonts w:ascii="Times New Roman" w:hAnsi="Times New Roman" w:eastAsia="Times New Roman" w:cs="Times New Roman"/>
+                <w:color w:val="000000"/>
+                <w:sz w:val="24"/>
+              </w:rPr>
+              <w:t xml:space="preserve">, на сервере</w:t>
+            </w:r>
+            <w:r>
+              <w:rPr>
+                <w:rFonts w:ascii="Times New Roman" w:hAnsi="Times New Roman" w:eastAsia="Times New Roman" w:cs="Times New Roman"/>
+                <w:color w:val="000000"/>
+                <w:sz w:val="24"/>
+              </w:rPr>
+              <w:t xml:space="preserve"> </w:t>
+            </w:r>
+            <w:r>
+              <w:rPr>
+                <w:rStyle w:val="VerbatimChar"/>
+                <w:rFonts w:ascii="Courier New" w:hAnsi="Courier New" w:eastAsia="Courier New" w:cs="Courier New"/>
+                <w:color w:val="000000"/>
+                <w:sz w:val="20"/>
+              </w:rPr>
               <w:t>data/repositories/note_​repository_​impl.​dart</w:t>
             </w:r>
           </w:p>
@@ -8743,7 +11016,7 @@
         </w:trPr>
         <w:tc>
           <w:tcPr>
-            <w:tcW w:type="dxa" w:w="2556"/>
+            <w:tcW w:type="dxa" w:w="2551"/>
           </w:tcPr>
           <w:p>
             <w:pPr>
@@ -8764,7 +11037,7 @@
         </w:tc>
         <w:tc>
           <w:tcPr>
-            <w:tcW w:type="dxa" w:w="6798"/>
+            <w:tcW w:type="dxa" w:w="6803"/>
           </w:tcPr>
           <w:p>
             <w:pPr>
@@ -8805,6 +11078,31 @@
                 <w:color w:val="000000"/>
                 <w:sz w:val="20"/>
               </w:rPr>
+              <w:t>data/api/api_​topic_​repository.​dart</w:t>
+            </w:r>
+            <w:r>
+              <w:rPr>
+                <w:rFonts w:ascii="Times New Roman" w:hAnsi="Times New Roman" w:eastAsia="Times New Roman" w:cs="Times New Roman"/>
+                <w:color w:val="000000"/>
+                <w:sz w:val="24"/>
+              </w:rPr>
+              <w:t xml:space="preserve">, на сервере</w:t>
+            </w:r>
+            <w:r>
+              <w:rPr>
+                <w:rFonts w:ascii="Times New Roman" w:hAnsi="Times New Roman" w:eastAsia="Times New Roman" w:cs="Times New Roman"/>
+                <w:color w:val="000000"/>
+                <w:sz w:val="24"/>
+              </w:rPr>
+              <w:t xml:space="preserve"> </w:t>
+            </w:r>
+            <w:r>
+              <w:rPr>
+                <w:rStyle w:val="VerbatimChar"/>
+                <w:rFonts w:ascii="Courier New" w:hAnsi="Courier New" w:eastAsia="Courier New" w:cs="Courier New"/>
+                <w:color w:val="000000"/>
+                <w:sz w:val="20"/>
+              </w:rPr>
               <w:t>data/repositories/topic_​repository_​impl.​dart</w:t>
             </w:r>
           </w:p>
@@ -8816,7 +11114,7 @@
         </w:trPr>
         <w:tc>
           <w:tcPr>
-            <w:tcW w:type="dxa" w:w="2556"/>
+            <w:tcW w:type="dxa" w:w="2551"/>
           </w:tcPr>
           <w:p>
             <w:pPr>
@@ -8837,7 +11135,7 @@
         </w:tc>
         <w:tc>
           <w:tcPr>
-            <w:tcW w:type="dxa" w:w="6798"/>
+            <w:tcW w:type="dxa" w:w="6803"/>
           </w:tcPr>
           <w:p>
             <w:pPr>
@@ -8878,6 +11176,31 @@
                 <w:color w:val="000000"/>
                 <w:sz w:val="20"/>
               </w:rPr>
+              <w:t>data/api/api_​plan_​repository.​dart</w:t>
+            </w:r>
+            <w:r>
+              <w:rPr>
+                <w:rFonts w:ascii="Times New Roman" w:hAnsi="Times New Roman" w:eastAsia="Times New Roman" w:cs="Times New Roman"/>
+                <w:color w:val="000000"/>
+                <w:sz w:val="24"/>
+              </w:rPr>
+              <w:t xml:space="preserve">, на сервере</w:t>
+            </w:r>
+            <w:r>
+              <w:rPr>
+                <w:rFonts w:ascii="Times New Roman" w:hAnsi="Times New Roman" w:eastAsia="Times New Roman" w:cs="Times New Roman"/>
+                <w:color w:val="000000"/>
+                <w:sz w:val="24"/>
+              </w:rPr>
+              <w:t xml:space="preserve"> </w:t>
+            </w:r>
+            <w:r>
+              <w:rPr>
+                <w:rStyle w:val="VerbatimChar"/>
+                <w:rFonts w:ascii="Courier New" w:hAnsi="Courier New" w:eastAsia="Courier New" w:cs="Courier New"/>
+                <w:color w:val="000000"/>
+                <w:sz w:val="20"/>
+              </w:rPr>
               <w:t>data/repositories/plan_​repository_​impl.​dart</w:t>
             </w:r>
           </w:p>
@@ -8889,7 +11212,7 @@
         </w:trPr>
         <w:tc>
           <w:tcPr>
-            <w:tcW w:type="dxa" w:w="2556"/>
+            <w:tcW w:type="dxa" w:w="2551"/>
           </w:tcPr>
           <w:p>
             <w:pPr>
@@ -8910,7 +11233,7 @@
         </w:tc>
         <w:tc>
           <w:tcPr>
-            <w:tcW w:type="dxa" w:w="6798"/>
+            <w:tcW w:type="dxa" w:w="6803"/>
           </w:tcPr>
           <w:p>
             <w:pPr>
@@ -8987,7 +11310,7 @@
         </w:trPr>
         <w:tc>
           <w:tcPr>
-            <w:tcW w:type="dxa" w:w="2556"/>
+            <w:tcW w:type="dxa" w:w="2551"/>
           </w:tcPr>
           <w:p>
             <w:pPr>
@@ -9008,7 +11331,7 @@
         </w:tc>
         <w:tc>
           <w:tcPr>
-            <w:tcW w:type="dxa" w:w="6798"/>
+            <w:tcW w:type="dxa" w:w="6803"/>
           </w:tcPr>
           <w:p>
             <w:pPr>
@@ -9051,7 +11374,7 @@
         </w:trPr>
         <w:tc>
           <w:tcPr>
-            <w:tcW w:type="dxa" w:w="2556"/>
+            <w:tcW w:type="dxa" w:w="2551"/>
           </w:tcPr>
           <w:p>
             <w:pPr>
@@ -9072,7 +11395,7 @@
         </w:tc>
         <w:tc>
           <w:tcPr>
-            <w:tcW w:type="dxa" w:w="6798"/>
+            <w:tcW w:type="dxa" w:w="6803"/>
           </w:tcPr>
           <w:p>
             <w:pPr>
@@ -9099,7 +11422,7 @@
         </w:trPr>
         <w:tc>
           <w:tcPr>
-            <w:tcW w:type="dxa" w:w="2556"/>
+            <w:tcW w:type="dxa" w:w="2551"/>
           </w:tcPr>
           <w:p>
             <w:pPr>
@@ -9120,7 +11443,7 @@
         </w:tc>
         <w:tc>
           <w:tcPr>
-            <w:tcW w:type="dxa" w:w="6798"/>
+            <w:tcW w:type="dxa" w:w="6803"/>
           </w:tcPr>
           <w:p>
             <w:pPr>
@@ -9161,7 +11484,7 @@
                 <w:color w:val="000000"/>
                 <w:sz w:val="20"/>
               </w:rPr>
-              <w:t>PomodoroRepositoryImpl</w:t>
+              <w:t>ApiPomodoroRepository</w:t>
             </w:r>
             <w:r>
               <w:rPr>
@@ -9194,18 +11517,18 @@
                 <w:color w:val="000000"/>
                 <w:sz w:val="20"/>
               </w:rPr>
-              <w:t>data/repositories/note_​repository_​impl.​dart</w:t>
-            </w:r>
-          </w:p>
-        </w:tc>
-      </w:tr>
-      <w:tr>
-        <w:trPr>
-          <w:cantSplit/>
-        </w:trPr>
-        <w:tc>
-          <w:tcPr>
-            <w:tcW w:type="dxa" w:w="2556"/>
+              <w:t>data/api/api_​note_​repository.​dart</w:t>
+            </w:r>
+          </w:p>
+        </w:tc>
+      </w:tr>
+      <w:tr>
+        <w:trPr>
+          <w:cantSplit/>
+        </w:trPr>
+        <w:tc>
+          <w:tcPr>
+            <w:tcW w:type="dxa" w:w="2551"/>
           </w:tcPr>
           <w:p>
             <w:pPr>
@@ -9226,7 +11549,7 @@
         </w:tc>
         <w:tc>
           <w:tcPr>
-            <w:tcW w:type="dxa" w:w="6798"/>
+            <w:tcW w:type="dxa" w:w="6803"/>
           </w:tcPr>
           <w:p>
             <w:pPr>
@@ -9311,7 +11634,7 @@
         </w:trPr>
         <w:tc>
           <w:tcPr>
-            <w:tcW w:type="dxa" w:w="2556"/>
+            <w:tcW w:type="dxa" w:w="2551"/>
           </w:tcPr>
           <w:p>
             <w:pPr>
@@ -9332,7 +11655,7 @@
         </w:tc>
         <w:tc>
           <w:tcPr>
-            <w:tcW w:type="dxa" w:w="6798"/>
+            <w:tcW w:type="dxa" w:w="6803"/>
           </w:tcPr>
           <w:p>
             <w:pPr>
@@ -9409,7 +11732,7 @@
         </w:trPr>
         <w:tc>
           <w:tcPr>
-            <w:tcW w:type="dxa" w:w="2556"/>
+            <w:tcW w:type="dxa" w:w="2551"/>
           </w:tcPr>
           <w:p>
             <w:pPr>
@@ -9430,7 +11753,7 @@
         </w:tc>
         <w:tc>
           <w:tcPr>
-            <w:tcW w:type="dxa" w:w="6798"/>
+            <w:tcW w:type="dxa" w:w="6803"/>
           </w:tcPr>
           <w:p>
             <w:pPr>
@@ -9471,14 +11794,97 @@
                 <w:color w:val="000000"/>
                 <w:sz w:val="20"/>
               </w:rPr>
+              <w:t xml:space="preserve">DELETE /api/me</w:t>
+            </w:r>
+            <w:r>
+              <w:rPr>
+                <w:rFonts w:ascii="Times New Roman" w:hAnsi="Times New Roman" w:eastAsia="Times New Roman" w:cs="Times New Roman"/>
+                <w:color w:val="000000"/>
+                <w:sz w:val="24"/>
+              </w:rPr>
+              <w:t xml:space="preserve"> </w:t>
+            </w:r>
+            <w:r>
+              <w:rPr>
+                <w:rFonts w:ascii="Times New Roman" w:hAnsi="Times New Roman" w:eastAsia="Times New Roman" w:cs="Times New Roman"/>
+                <w:color w:val="000000"/>
+                <w:sz w:val="24"/>
+              </w:rPr>
+              <w:t xml:space="preserve">(</w:t>
+            </w:r>
+            <w:r>
+              <w:rPr>
+                <w:rStyle w:val="VerbatimChar"/>
+                <w:rFonts w:ascii="Courier New" w:hAnsi="Courier New" w:eastAsia="Courier New" w:cs="Courier New"/>
+                <w:color w:val="000000"/>
+                <w:sz w:val="20"/>
+              </w:rPr>
+              <w:t xml:space="preserve">_deleteAccount</w:t>
+            </w:r>
+            <w:r>
+              <w:rPr>
+                <w:rFonts w:ascii="Times New Roman" w:hAnsi="Times New Roman" w:eastAsia="Times New Roman" w:cs="Times New Roman"/>
+                <w:color w:val="000000"/>
+                <w:sz w:val="24"/>
+              </w:rPr>
+              <w:t xml:space="preserve"> </w:t>
+            </w:r>
+            <w:r>
+              <w:rPr>
+                <w:rFonts w:ascii="Times New Roman" w:hAnsi="Times New Roman" w:eastAsia="Times New Roman" w:cs="Times New Roman"/>
+                <w:color w:val="000000"/>
+                <w:sz w:val="24"/>
+              </w:rPr>
+              <w:t xml:space="preserve">в</w:t>
+            </w:r>
+            <w:r>
+              <w:rPr>
+                <w:rFonts w:ascii="Times New Roman" w:hAnsi="Times New Roman" w:eastAsia="Times New Roman" w:cs="Times New Roman"/>
+                <w:color w:val="000000"/>
+                <w:sz w:val="24"/>
+              </w:rPr>
+              <w:t xml:space="preserve"> </w:t>
+            </w:r>
+            <w:r>
+              <w:rPr>
+                <w:rStyle w:val="VerbatimChar"/>
+                <w:rFonts w:ascii="Courier New" w:hAnsi="Courier New" w:eastAsia="Courier New" w:cs="Courier New"/>
+                <w:color w:val="000000"/>
+                <w:sz w:val="20"/>
+              </w:rPr>
+              <w:t>server/api_​server.​dart</w:t>
+            </w:r>
+            <w:r>
+              <w:rPr>
+                <w:rFonts w:ascii="Times New Roman" w:hAnsi="Times New Roman" w:eastAsia="Times New Roman" w:cs="Times New Roman"/>
+                <w:color w:val="000000"/>
+                <w:sz w:val="24"/>
+              </w:rPr>
+              <w:t xml:space="preserve">),</w:t>
+            </w:r>
+            <w:r>
+              <w:rPr>
+                <w:rFonts w:ascii="Times New Roman" w:hAnsi="Times New Roman" w:eastAsia="Times New Roman" w:cs="Times New Roman"/>
+                <w:color w:val="000000"/>
+                <w:sz w:val="24"/>
+              </w:rPr>
+              <w:t xml:space="preserve"> </w:t>
+            </w:r>
+            <w:r>
+              <w:rPr>
+                <w:rStyle w:val="VerbatimChar"/>
+                <w:rFonts w:ascii="Courier New" w:hAnsi="Courier New" w:eastAsia="Courier New" w:cs="Courier New"/>
+                <w:color w:val="000000"/>
+                <w:sz w:val="20"/>
+              </w:rPr>
               <w:t>AuthRepositoryImpl.​deleteAccount()</w:t>
             </w:r>
           </w:p>
         </w:tc>
       </w:tr>
     </w:tbl>
-    <w:bookmarkEnd w:id="35"/>
     <w:bookmarkEnd w:id="36"/>
+    <w:bookmarkEnd w:id="37"/>
     <w:sectPr>
       <w:footerReference w:type="default" r:id="rId9"/>
       <w:pgSz w:h="16838" w:w="11906"/>
